--- a/Assignment 1/COMP478_Assignment1_BlakeTimothy_2442745.docx
+++ b/Assignment 1/COMP478_Assignment1_BlakeTimothy_2442745.docx
@@ -193,6 +193,30 @@
           <w:lang w:val="en-CA"/>
         </w:rPr>
         <w:t>Data descriptions are stored within a repository, separate from the actual database storage.</w:t>
+      </w:r>
+    </w:p>
+    <w:p>
+      <w:pPr>
+        <w:pStyle w:val="ListNumber2"/>
+        <w:numPr>
+          <w:ilvl w:val="0"/>
+          <w:numId w:val="138"/>
+        </w:numPr>
+        <w:rPr>
+          <w:lang w:val="en-CA"/>
+        </w:rPr>
+      </w:pPr>
+      <w:r>
+        <w:rPr>
+          <w:lang w:val="en-CA"/>
+        </w:rPr>
+        <w:t>Program-data independence is a</w:t>
+      </w:r>
+      <w:r>
+        <w:rPr>
+          <w:lang w:val="en-CA"/>
+        </w:rPr>
+        <w:t xml:space="preserve">n important practice as it decouples the two layers, allowing for independent changes, or isolation for troubleshooting. </w:t>
       </w:r>
     </w:p>
     <w:p>
@@ -531,6 +555,7 @@
               </w:numPr>
             </w:pPr>
             <w:r>
+              <w:lastRenderedPageBreak/>
               <w:t>Design</w:t>
             </w:r>
           </w:p>
@@ -567,7 +592,6 @@
               </w:numPr>
             </w:pPr>
             <w:r>
-              <w:lastRenderedPageBreak/>
               <w:t>Implementation</w:t>
             </w:r>
           </w:p>
@@ -1086,19 +1110,7 @@
         <w:rPr>
           <w:lang w:val="en-CA"/>
         </w:rPr>
-        <w:t>Describes how data is physically stored: file structures, indexes, storage paths, access methods.</w:t>
-      </w:r>
-      <w:r>
-        <w:rPr>
-          <w:lang w:val="en-CA"/>
-        </w:rPr>
-        <w:t xml:space="preserve"> </w:t>
-      </w:r>
-      <w:r>
-        <w:rPr>
-          <w:lang w:val="en-CA"/>
-        </w:rPr>
-        <w:t>Focuses on performance, storage efficiency, and physical organization.</w:t>
+        <w:t>Describes how data is physically stored: file structures, indexes, storage paths, access methods. Focuses on performance, storage efficiency, and physical organization.</w:t>
       </w:r>
       <w:r>
         <w:rPr>
@@ -1342,6 +1354,7 @@
         <w:rPr>
           <w:lang w:val="en-CA"/>
         </w:rPr>
+        <w:lastRenderedPageBreak/>
         <w:t>associative entity</w:t>
       </w:r>
       <w:r>
@@ -1367,14 +1380,7 @@
         <w:rPr>
           <w:lang w:val="en-CA"/>
         </w:rPr>
-        <w:t xml:space="preserve">.  A vessel may </w:t>
-      </w:r>
-      <w:r>
-        <w:rPr>
-          <w:lang w:val="en-CA"/>
-        </w:rPr>
-        <w:lastRenderedPageBreak/>
-        <w:t>have one or many types of certificates</w:t>
+        <w:t>.  A vessel may have one or many types of certificates</w:t>
       </w:r>
       <w:r>
         <w:rPr>
@@ -1947,14 +1953,8 @@
         <w:rPr>
           <w:lang w:val="en-CA"/>
         </w:rPr>
-        <w:t xml:space="preserve">An instructor has an employee number, first name, last name, email, phone number, and address and is assigned to several areas of expertise. Note that two different instructors may have the same (first and last) names. Also, instructors may share the same address (e.g., partners living in </w:t>
-      </w:r>
-      <w:r>
-        <w:rPr>
-          <w:lang w:val="en-CA"/>
-        </w:rPr>
         <w:lastRenderedPageBreak/>
-        <w:t>the same house). Each instructor may have dependents. Each dependent has a first name, last name, gender, and date of birth.</w:t>
+        <w:t>An instructor has an employee number, first name, last name, email, phone number, and address and is assigned to several areas of expertise. Note that two different instructors may have the same (first and last) names. Also, instructors may share the same address (e.g., partners living in the same house). Each instructor may have dependents. Each dependent has a first name, last name, gender, and date of birth.</w:t>
       </w:r>
     </w:p>
     <w:p>
@@ -2327,7 +2327,7 @@
           <w:lang w:val="en-CA"/>
         </w:rPr>
         <w:drawing>
-          <wp:inline distT="0" distB="0" distL="0" distR="0" wp14:anchorId="61AA31FD" wp14:editId="4698A3EC">
+          <wp:inline distT="0" distB="0" distL="0" distR="0" wp14:anchorId="61AA31FD" wp14:editId="380C35E1">
             <wp:extent cx="6213600" cy="5839200"/>
             <wp:effectExtent l="0" t="0" r="0" b="9525"/>
             <wp:docPr id="7" name="Picture 7" descr="Timeline&#10;&#10;Description automatically generated"/>
@@ -2364,8 +2364,8 @@
                     </a:prstGeom>
                     <a:solidFill>
                       <a:schemeClr val="tx2">
-                        <a:lumMod val="60000"/>
-                        <a:lumOff val="40000"/>
+                        <a:lumMod val="20000"/>
+                        <a:lumOff val="80000"/>
                       </a:schemeClr>
                     </a:solidFill>
                   </pic:spPr>

--- a/Assignment 1/COMP478_Assignment1_BlakeTimothy_2442745.docx
+++ b/Assignment 1/COMP478_Assignment1_BlakeTimothy_2442745.docx
@@ -650,16 +650,8 @@
               <w:rPr>
                 <w:rFonts w:asciiTheme="minorHAnsi" w:hAnsiTheme="minorHAnsi" w:cstheme="minorHAnsi"/>
               </w:rPr>
-              <w:t xml:space="preserve">Develop Initial </w:t>
+              <w:t>Develop Initial Protoype</w:t>
             </w:r>
-            <w:proofErr w:type="spellStart"/>
-            <w:r>
-              <w:rPr>
-                <w:rFonts w:asciiTheme="minorHAnsi" w:hAnsiTheme="minorHAnsi" w:cstheme="minorHAnsi"/>
-              </w:rPr>
-              <w:t>Protoype</w:t>
-            </w:r>
-            <w:proofErr w:type="spellEnd"/>
           </w:p>
         </w:tc>
       </w:tr>
@@ -1508,7 +1500,21 @@
           <w:rFonts w:asciiTheme="minorHAnsi" w:hAnsiTheme="minorHAnsi" w:cstheme="minorHAnsi"/>
           <w:lang w:val="en-CA"/>
         </w:rPr>
-        <w:t xml:space="preserve">  They’re a new concept, and are raw data storage typically used for large enterprise systems or machine learning, cheap storage is important.</w:t>
+        <w:t xml:space="preserve">  They’re </w:t>
+      </w:r>
+      <w:r>
+        <w:rPr>
+          <w:rFonts w:asciiTheme="minorHAnsi" w:hAnsiTheme="minorHAnsi" w:cstheme="minorHAnsi"/>
+          <w:lang w:val="en-CA"/>
+        </w:rPr>
+        <w:t xml:space="preserve">especially efficient for quick data retrieval or report extraction and are typically </w:t>
+      </w:r>
+      <w:r>
+        <w:rPr>
+          <w:rFonts w:asciiTheme="minorHAnsi" w:hAnsiTheme="minorHAnsi" w:cstheme="minorHAnsi"/>
+          <w:lang w:val="en-CA"/>
+        </w:rPr>
+        <w:t>used for large enterprise systems or machine learning, cheap storage is important.</w:t>
       </w:r>
       <w:r>
         <w:rPr>
@@ -1986,37 +1992,19 @@
         </w:rPr>
         <w:t>(</w:t>
       </w:r>
-      <w:proofErr w:type="spellStart"/>
-      <w:r>
-        <w:rPr>
-          <w:rFonts w:asciiTheme="minorHAnsi" w:hAnsiTheme="minorHAnsi" w:cstheme="minorHAnsi"/>
-          <w:lang w:val="en-CA"/>
-        </w:rPr>
-        <w:t>ie</w:t>
-      </w:r>
-      <w:proofErr w:type="spellEnd"/>
-      <w:r>
-        <w:rPr>
-          <w:rFonts w:asciiTheme="minorHAnsi" w:hAnsiTheme="minorHAnsi" w:cstheme="minorHAnsi"/>
-          <w:lang w:val="en-CA"/>
-        </w:rPr>
-        <w:t xml:space="preserve">. </w:t>
-      </w:r>
-      <w:proofErr w:type="spellStart"/>
-      <w:r>
-        <w:rPr>
-          <w:rFonts w:asciiTheme="minorHAnsi" w:hAnsiTheme="minorHAnsi" w:cstheme="minorHAnsi"/>
-          <w:lang w:val="en-CA"/>
-        </w:rPr>
-        <w:t>SuperVisorOfficerId</w:t>
-      </w:r>
-      <w:proofErr w:type="spellEnd"/>
-      <w:r>
-        <w:rPr>
-          <w:rFonts w:asciiTheme="minorHAnsi" w:hAnsiTheme="minorHAnsi" w:cstheme="minorHAnsi"/>
-          <w:lang w:val="en-CA"/>
-        </w:rPr>
-        <w:t xml:space="preserve"> is nullable</w:t>
+      <w:r>
+        <w:rPr>
+          <w:rFonts w:asciiTheme="minorHAnsi" w:hAnsiTheme="minorHAnsi" w:cstheme="minorHAnsi"/>
+          <w:lang w:val="en-CA"/>
+        </w:rPr>
+        <w:t xml:space="preserve">ie. </w:t>
+      </w:r>
+      <w:r>
+        <w:rPr>
+          <w:rFonts w:asciiTheme="minorHAnsi" w:hAnsiTheme="minorHAnsi" w:cstheme="minorHAnsi"/>
+          <w:lang w:val="en-CA"/>
+        </w:rPr>
+        <w:t>SuperVisorOfficerId is nullable</w:t>
       </w:r>
       <w:r>
         <w:rPr>
@@ -2153,7 +2141,7 @@
           <w:bCs/>
           <w:lang w:val="en-CA"/>
         </w:rPr>
-        <w:t xml:space="preserve">A course has a unique course number and title and is assigned to one or more areas of the Computer Science program. Each course has an instructor, at least one teaching or research assistant, an online discussion forum, a delivery period (start date, end date), and a capacity (maximum number of participants). A course need not be offered each term, but the </w:t>
+        <w:t xml:space="preserve">A course has a unique course number and title and is assigned to one or more areas of the Computer Science program. Each course has an instructor, at least one teaching or research assistant, an online discussion forum, a delivery period (start date, end date), and a capacity </w:t>
       </w:r>
       <w:r>
         <w:rPr>
@@ -2163,7 +2151,7 @@
           <w:lang w:val="en-CA"/>
         </w:rPr>
         <w:lastRenderedPageBreak/>
-        <w:t>challenge option is open throughout the entire year. A course may have prerequisite courses, and a student is not allowed to register for a course if they have not fulfilled the prerequisites or their equivalent. In addition, a student who would like to challenge a course should have the course prerequisites or authorization from the course instructor.</w:t>
+        <w:t>(maximum number of participants). A course need not be offered each term, but the challenge option is open throughout the entire year. A course may have prerequisite courses, and a student is not allowed to register for a course if they have not fulfilled the prerequisites or their equivalent. In addition, a student who would like to challenge a course should have the course prerequisites or authorization from the course instructor.</w:t>
       </w:r>
     </w:p>
     <w:p>
@@ -2451,7 +2439,7 @@
           <w:lang w:val="en-CA"/>
         </w:rPr>
         <w:drawing>
-          <wp:inline distT="0" distB="0" distL="0" distR="0" wp14:anchorId="68A3A34A" wp14:editId="5A5BDFF0">
+          <wp:inline distT="0" distB="0" distL="0" distR="0" wp14:anchorId="68A3A34A" wp14:editId="4749ECB2">
             <wp:extent cx="8686800" cy="5875020"/>
             <wp:effectExtent l="0" t="0" r="0" b="0"/>
             <wp:docPr id="1014608984" name="Picture 1"/>
@@ -2479,6 +2467,9 @@
                     <a:prstGeom prst="rect">
                       <a:avLst/>
                     </a:prstGeom>
+                    <a:solidFill>
+                      <a:schemeClr val="accent1"/>
+                    </a:solidFill>
                   </pic:spPr>
                 </pic:pic>
               </a:graphicData>
@@ -2578,21 +2569,12 @@
         </w:rPr>
         <w:t xml:space="preserve"> associative entities in this model: </w:t>
       </w:r>
-      <w:proofErr w:type="spellStart"/>
-      <w:r>
-        <w:rPr>
-          <w:rFonts w:asciiTheme="minorHAnsi" w:hAnsiTheme="minorHAnsi" w:cstheme="minorHAnsi"/>
-          <w:lang w:val="en-CA"/>
-        </w:rPr>
-        <w:t>CourseArea</w:t>
-      </w:r>
-      <w:proofErr w:type="spellEnd"/>
-      <w:r>
-        <w:rPr>
-          <w:rFonts w:asciiTheme="minorHAnsi" w:hAnsiTheme="minorHAnsi" w:cstheme="minorHAnsi"/>
-          <w:lang w:val="en-CA"/>
-        </w:rPr>
-        <w:t xml:space="preserve">, </w:t>
+      <w:r>
+        <w:rPr>
+          <w:rFonts w:asciiTheme="minorHAnsi" w:hAnsiTheme="minorHAnsi" w:cstheme="minorHAnsi"/>
+          <w:lang w:val="en-CA"/>
+        </w:rPr>
+        <w:t xml:space="preserve">CourseArea, </w:t>
       </w:r>
       <w:r>
         <w:rPr>
@@ -2606,49 +2588,8 @@
           <w:rFonts w:asciiTheme="minorHAnsi" w:hAnsiTheme="minorHAnsi" w:cstheme="minorHAnsi"/>
           <w:lang w:val="en-CA"/>
         </w:rPr>
-        <w:t xml:space="preserve">, </w:t>
-      </w:r>
-      <w:proofErr w:type="spellStart"/>
-      <w:r>
-        <w:rPr>
-          <w:rFonts w:asciiTheme="minorHAnsi" w:hAnsiTheme="minorHAnsi" w:cstheme="minorHAnsi"/>
-          <w:lang w:val="en-CA"/>
-        </w:rPr>
-        <w:t>FacultyArea</w:t>
-      </w:r>
-      <w:proofErr w:type="spellEnd"/>
-      <w:r>
-        <w:rPr>
-          <w:rFonts w:asciiTheme="minorHAnsi" w:hAnsiTheme="minorHAnsi" w:cstheme="minorHAnsi"/>
-          <w:lang w:val="en-CA"/>
-        </w:rPr>
-        <w:t xml:space="preserve">, </w:t>
-      </w:r>
-      <w:proofErr w:type="spellStart"/>
-      <w:r>
-        <w:rPr>
-          <w:rFonts w:asciiTheme="minorHAnsi" w:hAnsiTheme="minorHAnsi" w:cstheme="minorHAnsi"/>
-          <w:lang w:val="en-CA"/>
-        </w:rPr>
-        <w:t>CourseEnrollment</w:t>
-      </w:r>
-      <w:proofErr w:type="spellEnd"/>
-      <w:r>
-        <w:rPr>
-          <w:rFonts w:asciiTheme="minorHAnsi" w:hAnsiTheme="minorHAnsi" w:cstheme="minorHAnsi"/>
-          <w:lang w:val="en-CA"/>
-        </w:rPr>
-        <w:t xml:space="preserve">, </w:t>
-      </w:r>
-      <w:proofErr w:type="spellStart"/>
-      <w:r>
-        <w:rPr>
-          <w:rFonts w:asciiTheme="minorHAnsi" w:hAnsiTheme="minorHAnsi" w:cstheme="minorHAnsi"/>
-          <w:lang w:val="en-CA"/>
-        </w:rPr>
-        <w:t>CourseDiscussion</w:t>
-      </w:r>
-      <w:proofErr w:type="spellEnd"/>
+        <w:t>, FacultyArea, CourseEnrollment, CourseDiscussion</w:t>
+      </w:r>
       <w:r>
         <w:rPr>
           <w:rFonts w:asciiTheme="minorHAnsi" w:hAnsiTheme="minorHAnsi" w:cstheme="minorHAnsi"/>
@@ -2768,7 +2709,6 @@
         </w:rPr>
         <w:t xml:space="preserve">Discriminators: </w:t>
       </w:r>
-      <w:proofErr w:type="spellStart"/>
       <w:r>
         <w:rPr>
           <w:rFonts w:asciiTheme="minorHAnsi" w:hAnsiTheme="minorHAnsi" w:cstheme="minorHAnsi"/>
@@ -2776,29 +2716,12 @@
         </w:rPr>
         <w:t>PersonType</w:t>
       </w:r>
-      <w:proofErr w:type="spellEnd"/>
-      <w:r>
-        <w:rPr>
-          <w:rFonts w:asciiTheme="minorHAnsi" w:hAnsiTheme="minorHAnsi" w:cstheme="minorHAnsi"/>
-          <w:lang w:val="en-CA"/>
-        </w:rPr>
-        <w:t xml:space="preserve">.  </w:t>
-      </w:r>
-      <w:proofErr w:type="spellStart"/>
-      <w:r>
-        <w:rPr>
-          <w:rFonts w:asciiTheme="minorHAnsi" w:hAnsiTheme="minorHAnsi" w:cstheme="minorHAnsi"/>
-          <w:lang w:val="en-CA"/>
-        </w:rPr>
-        <w:t>PersonType</w:t>
-      </w:r>
-      <w:proofErr w:type="spellEnd"/>
-      <w:r>
-        <w:rPr>
-          <w:rFonts w:asciiTheme="minorHAnsi" w:hAnsiTheme="minorHAnsi" w:cstheme="minorHAnsi"/>
-          <w:lang w:val="en-CA"/>
-        </w:rPr>
-        <w:t xml:space="preserve"> determines which type of person they are; Faculty, Student, Dependant</w:t>
+      <w:r>
+        <w:rPr>
+          <w:rFonts w:asciiTheme="minorHAnsi" w:hAnsiTheme="minorHAnsi" w:cstheme="minorHAnsi"/>
+          <w:lang w:val="en-CA"/>
+        </w:rPr>
+        <w:t>.  PersonType determines which type of person they are; Faculty, Student, Dependant</w:t>
       </w:r>
     </w:p>
     <w:p>
@@ -2896,15 +2819,7 @@
           <w:rFonts w:asciiTheme="minorHAnsi" w:hAnsiTheme="minorHAnsi" w:cstheme="minorHAnsi"/>
           <w:lang w:val="en-CA"/>
         </w:rPr>
-        <w:t xml:space="preserve">Sub type: </w:t>
-      </w:r>
-      <w:proofErr w:type="spellStart"/>
-      <w:r>
-        <w:rPr>
-          <w:rFonts w:asciiTheme="minorHAnsi" w:hAnsiTheme="minorHAnsi" w:cstheme="minorHAnsi"/>
-          <w:lang w:val="en-CA"/>
-        </w:rPr>
-        <w:t>Graduate</w:t>
+        <w:t>Sub type: Graduate</w:t>
       </w:r>
       <w:r>
         <w:rPr>
@@ -2913,7 +2828,6 @@
         </w:rPr>
         <w:t>Student</w:t>
       </w:r>
-      <w:proofErr w:type="spellEnd"/>
     </w:p>
     <w:p>
       <w:pPr>
@@ -2940,46 +2854,14 @@
           <w:rFonts w:asciiTheme="minorHAnsi" w:hAnsiTheme="minorHAnsi" w:cstheme="minorHAnsi"/>
           <w:lang w:val="en-CA"/>
         </w:rPr>
-        <w:t xml:space="preserve">Persons with </w:t>
-      </w:r>
-      <w:proofErr w:type="spellStart"/>
-      <w:r>
-        <w:rPr>
-          <w:rFonts w:asciiTheme="minorHAnsi" w:hAnsiTheme="minorHAnsi" w:cstheme="minorHAnsi"/>
-          <w:lang w:val="en-CA"/>
-        </w:rPr>
-        <w:t>PersonType</w:t>
-      </w:r>
-      <w:proofErr w:type="spellEnd"/>
-      <w:r>
-        <w:rPr>
-          <w:rFonts w:asciiTheme="minorHAnsi" w:hAnsiTheme="minorHAnsi" w:cstheme="minorHAnsi"/>
-          <w:lang w:val="en-CA"/>
-        </w:rPr>
-        <w:t xml:space="preserve">=Student, and StudentId </w:t>
-      </w:r>
-      <w:r>
-        <w:rPr>
-          <w:rFonts w:asciiTheme="minorHAnsi" w:hAnsiTheme="minorHAnsi" w:cstheme="minorHAnsi"/>
-          <w:lang w:val="en-CA"/>
-        </w:rPr>
-        <w:t xml:space="preserve">exists within the </w:t>
-      </w:r>
-      <w:proofErr w:type="spellStart"/>
-      <w:r>
-        <w:rPr>
-          <w:rFonts w:asciiTheme="minorHAnsi" w:hAnsiTheme="minorHAnsi" w:cstheme="minorHAnsi"/>
-          <w:lang w:val="en-CA"/>
-        </w:rPr>
-        <w:t>GraduateStudent</w:t>
-      </w:r>
-      <w:proofErr w:type="spellEnd"/>
-      <w:r>
-        <w:rPr>
-          <w:rFonts w:asciiTheme="minorHAnsi" w:hAnsiTheme="minorHAnsi" w:cstheme="minorHAnsi"/>
-          <w:lang w:val="en-CA"/>
-        </w:rPr>
-        <w:t xml:space="preserve"> table.</w:t>
+        <w:t xml:space="preserve">Persons with PersonType=Student, and StudentId </w:t>
+      </w:r>
+      <w:r>
+        <w:rPr>
+          <w:rFonts w:asciiTheme="minorHAnsi" w:hAnsiTheme="minorHAnsi" w:cstheme="minorHAnsi"/>
+          <w:lang w:val="en-CA"/>
+        </w:rPr>
+        <w:t>exists within the GraduateStudent table.</w:t>
       </w:r>
     </w:p>
     <w:p>
@@ -3279,7 +3161,6 @@
         </w:rPr>
         <w:tab/>
       </w:r>
-      <w:proofErr w:type="spellStart"/>
       <w:r>
         <w:rPr>
           <w:rFonts w:asciiTheme="minorHAnsi" w:hAnsiTheme="minorHAnsi" w:cstheme="minorHAnsi"/>
@@ -3287,7 +3168,6 @@
         </w:rPr>
         <w:t>Vendor_ID</w:t>
       </w:r>
-      <w:proofErr w:type="spellEnd"/>
       <w:r>
         <w:rPr>
           <w:rFonts w:asciiTheme="minorHAnsi" w:hAnsiTheme="minorHAnsi" w:cstheme="minorHAnsi"/>
@@ -3367,16 +3247,8 @@
           <w:lang w:val="en-CA" w:bidi="en-US"/>
         </w:rPr>
         <w:tab/>
-      </w:r>
-      <w:proofErr w:type="spellStart"/>
-      <w:r>
-        <w:rPr>
-          <w:rFonts w:asciiTheme="minorHAnsi" w:hAnsiTheme="minorHAnsi" w:cstheme="minorHAnsi"/>
-          <w:lang w:val="en-CA" w:bidi="en-US"/>
-        </w:rPr>
         <w:t>Department_ID</w:t>
       </w:r>
-      <w:proofErr w:type="spellEnd"/>
       <w:r>
         <w:rPr>
           <w:rFonts w:asciiTheme="minorHAnsi" w:hAnsiTheme="minorHAnsi" w:cstheme="minorHAnsi"/>
@@ -3429,21 +3301,12 @@
           <w:lang w:val="en-CA" w:bidi="en-US"/>
         </w:rPr>
       </w:pPr>
-      <w:proofErr w:type="spellStart"/>
-      <w:r>
-        <w:rPr>
-          <w:rFonts w:asciiTheme="minorHAnsi" w:hAnsiTheme="minorHAnsi" w:cstheme="minorHAnsi"/>
-          <w:lang w:val="en-CA" w:bidi="en-US"/>
-        </w:rPr>
-        <w:t>VendorPurchases</w:t>
-      </w:r>
-      <w:proofErr w:type="spellEnd"/>
-      <w:r>
-        <w:rPr>
-          <w:rFonts w:asciiTheme="minorHAnsi" w:hAnsiTheme="minorHAnsi" w:cstheme="minorHAnsi"/>
-          <w:lang w:val="en-CA" w:bidi="en-US"/>
-        </w:rPr>
-        <w:t>:</w:t>
+      <w:r>
+        <w:rPr>
+          <w:rFonts w:asciiTheme="minorHAnsi" w:hAnsiTheme="minorHAnsi" w:cstheme="minorHAnsi"/>
+          <w:lang w:val="en-CA" w:bidi="en-US"/>
+        </w:rPr>
+        <w:t>VendorPurchases:</w:t>
       </w:r>
       <w:r>
         <w:rPr>
@@ -3458,16 +3321,8 @@
           <w:lang w:val="en-CA" w:bidi="en-US"/>
         </w:rPr>
         <w:tab/>
-      </w:r>
-      <w:proofErr w:type="spellStart"/>
-      <w:r>
-        <w:rPr>
-          <w:rFonts w:asciiTheme="minorHAnsi" w:hAnsiTheme="minorHAnsi" w:cstheme="minorHAnsi"/>
-          <w:lang w:val="en-CA" w:bidi="en-US"/>
-        </w:rPr>
         <w:t>VendorPurchase_ID</w:t>
       </w:r>
-      <w:proofErr w:type="spellEnd"/>
       <w:r>
         <w:rPr>
           <w:rFonts w:asciiTheme="minorHAnsi" w:hAnsiTheme="minorHAnsi" w:cstheme="minorHAnsi"/>
@@ -3503,16 +3358,8 @@
           <w:lang w:val="en-CA" w:bidi="en-US"/>
         </w:rPr>
         <w:tab/>
-      </w:r>
-      <w:proofErr w:type="spellStart"/>
-      <w:r>
-        <w:rPr>
-          <w:rFonts w:asciiTheme="minorHAnsi" w:hAnsiTheme="minorHAnsi" w:cstheme="minorHAnsi"/>
-          <w:lang w:val="en-CA" w:bidi="en-US"/>
-        </w:rPr>
         <w:t>Vendor_ID</w:t>
       </w:r>
-      <w:proofErr w:type="spellEnd"/>
       <w:r>
         <w:rPr>
           <w:rFonts w:asciiTheme="minorHAnsi" w:hAnsiTheme="minorHAnsi" w:cstheme="minorHAnsi"/>
@@ -3540,17 +3387,8 @@
           <w:rFonts w:asciiTheme="minorHAnsi" w:hAnsiTheme="minorHAnsi" w:cstheme="minorHAnsi"/>
           <w:lang w:val="en-CA" w:bidi="en-US"/>
         </w:rPr>
-        <w:t xml:space="preserve"> to </w:t>
-      </w:r>
-      <w:proofErr w:type="spellStart"/>
-      <w:r>
-        <w:rPr>
-          <w:rFonts w:asciiTheme="minorHAnsi" w:hAnsiTheme="minorHAnsi" w:cstheme="minorHAnsi"/>
-          <w:lang w:val="en-CA" w:bidi="en-US"/>
-        </w:rPr>
-        <w:t>Vendor.Vendor_ID</w:t>
-      </w:r>
-      <w:proofErr w:type="spellEnd"/>
+        <w:t xml:space="preserve"> to Vendor.Vendor_ID</w:t>
+      </w:r>
       <w:r>
         <w:rPr>
           <w:rFonts w:asciiTheme="minorHAnsi" w:hAnsiTheme="minorHAnsi" w:cstheme="minorHAnsi"/>
@@ -3565,7 +3403,6 @@
         </w:rPr>
         <w:tab/>
       </w:r>
-      <w:proofErr w:type="spellStart"/>
       <w:r>
         <w:rPr>
           <w:rFonts w:asciiTheme="minorHAnsi" w:hAnsiTheme="minorHAnsi" w:cstheme="minorHAnsi"/>
@@ -3573,7 +3410,6 @@
         </w:rPr>
         <w:t>Department_ID</w:t>
       </w:r>
-      <w:proofErr w:type="spellEnd"/>
       <w:r>
         <w:rPr>
           <w:rFonts w:asciiTheme="minorHAnsi" w:hAnsiTheme="minorHAnsi" w:cstheme="minorHAnsi"/>
@@ -3601,17 +3437,8 @@
           <w:rFonts w:asciiTheme="minorHAnsi" w:hAnsiTheme="minorHAnsi" w:cstheme="minorHAnsi"/>
           <w:lang w:val="en-CA" w:bidi="en-US"/>
         </w:rPr>
-        <w:t xml:space="preserve"> to </w:t>
-      </w:r>
-      <w:proofErr w:type="spellStart"/>
-      <w:r>
-        <w:rPr>
-          <w:rFonts w:asciiTheme="minorHAnsi" w:hAnsiTheme="minorHAnsi" w:cstheme="minorHAnsi"/>
-          <w:lang w:val="en-CA" w:bidi="en-US"/>
-        </w:rPr>
-        <w:t>Department.Department_ID</w:t>
-      </w:r>
-      <w:proofErr w:type="spellEnd"/>
+        <w:t xml:space="preserve"> to Department.Department_ID</w:t>
+      </w:r>
     </w:p>
     <w:p>
       <w:pPr>
@@ -3713,7 +3540,6 @@
         </w:rPr>
         <w:tab/>
       </w:r>
-      <w:proofErr w:type="spellStart"/>
       <w:r>
         <w:rPr>
           <w:rFonts w:asciiTheme="minorHAnsi" w:hAnsiTheme="minorHAnsi" w:cstheme="minorHAnsi"/>
@@ -3721,7 +3547,6 @@
         </w:rPr>
         <w:t>Project_No</w:t>
       </w:r>
-      <w:proofErr w:type="spellEnd"/>
       <w:r>
         <w:rPr>
           <w:rFonts w:asciiTheme="minorHAnsi" w:hAnsiTheme="minorHAnsi" w:cstheme="minorHAnsi"/>
@@ -3811,33 +3636,15 @@
           <w:rFonts w:asciiTheme="minorHAnsi" w:hAnsiTheme="minorHAnsi" w:cstheme="minorHAnsi"/>
           <w:lang w:val="en-CA" w:bidi="en-US"/>
         </w:rPr>
-        <w:t xml:space="preserve">: </w:t>
-      </w:r>
-      <w:proofErr w:type="spellStart"/>
-      <w:r>
-        <w:rPr>
-          <w:rFonts w:asciiTheme="minorHAnsi" w:hAnsiTheme="minorHAnsi" w:cstheme="minorHAnsi"/>
-          <w:lang w:val="en-CA" w:bidi="en-US"/>
-        </w:rPr>
-        <w:t>Loc_ID</w:t>
-      </w:r>
-      <w:proofErr w:type="spellEnd"/>
-      <w:r>
-        <w:rPr>
-          <w:rFonts w:asciiTheme="minorHAnsi" w:hAnsiTheme="minorHAnsi" w:cstheme="minorHAnsi"/>
-          <w:lang w:val="en-CA" w:bidi="en-US"/>
-        </w:rPr>
-        <w:t xml:space="preserve"> -&gt; </w:t>
-      </w:r>
-      <w:proofErr w:type="spellStart"/>
-      <w:r>
-        <w:rPr>
-          <w:rFonts w:asciiTheme="minorHAnsi" w:hAnsiTheme="minorHAnsi" w:cstheme="minorHAnsi"/>
-          <w:lang w:val="en-CA" w:bidi="en-US"/>
-        </w:rPr>
-        <w:t>Location.Loc_ID</w:t>
-      </w:r>
-      <w:proofErr w:type="spellEnd"/>
+        <w:t>: Loc_ID</w:t>
+      </w:r>
+      <w:r>
+        <w:rPr>
+          <w:rFonts w:asciiTheme="minorHAnsi" w:hAnsiTheme="minorHAnsi" w:cstheme="minorHAnsi"/>
+          <w:lang w:val="en-CA" w:bidi="en-US"/>
+        </w:rPr>
+        <w:t xml:space="preserve"> -&gt; Location.Loc_ID</w:t>
+      </w:r>
     </w:p>
     <w:p>
       <w:pPr>
@@ -3988,7 +3795,6 @@
         </w:rPr>
         <w:tab/>
       </w:r>
-      <w:proofErr w:type="spellStart"/>
       <w:r>
         <w:rPr>
           <w:rFonts w:asciiTheme="minorHAnsi" w:hAnsiTheme="minorHAnsi" w:cstheme="minorHAnsi"/>
@@ -3996,7 +3802,6 @@
         </w:rPr>
         <w:t>Emp_No</w:t>
       </w:r>
-      <w:proofErr w:type="spellEnd"/>
       <w:r>
         <w:rPr>
           <w:rFonts w:asciiTheme="minorHAnsi" w:hAnsiTheme="minorHAnsi" w:cstheme="minorHAnsi"/>
@@ -4100,7 +3905,6 @@
           <w:lang w:val="en-CA" w:bidi="en-US"/>
         </w:rPr>
       </w:pPr>
-      <w:proofErr w:type="spellStart"/>
       <w:r>
         <w:rPr>
           <w:rFonts w:asciiTheme="minorHAnsi" w:hAnsiTheme="minorHAnsi" w:cstheme="minorHAnsi"/>
@@ -4120,15 +3924,7 @@
           <w:rFonts w:asciiTheme="minorHAnsi" w:hAnsiTheme="minorHAnsi" w:cstheme="minorHAnsi"/>
           <w:lang w:val="en-CA" w:bidi="en-US"/>
         </w:rPr>
-        <w:t>s</w:t>
-      </w:r>
-      <w:proofErr w:type="spellEnd"/>
-      <w:r>
-        <w:rPr>
-          <w:rFonts w:asciiTheme="minorHAnsi" w:hAnsiTheme="minorHAnsi" w:cstheme="minorHAnsi"/>
-          <w:lang w:val="en-CA" w:bidi="en-US"/>
-        </w:rPr>
-        <w:t>:</w:t>
+        <w:t>s:</w:t>
       </w:r>
       <w:r>
         <w:rPr>
@@ -4144,7 +3940,6 @@
         </w:rPr>
         <w:tab/>
       </w:r>
-      <w:proofErr w:type="spellStart"/>
       <w:r>
         <w:rPr>
           <w:rFonts w:asciiTheme="minorHAnsi" w:hAnsiTheme="minorHAnsi" w:cstheme="minorHAnsi"/>
@@ -4152,7 +3947,6 @@
         </w:rPr>
         <w:t>EmployeeMarriage_Id</w:t>
       </w:r>
-      <w:proofErr w:type="spellEnd"/>
       <w:r>
         <w:rPr>
           <w:rFonts w:asciiTheme="minorHAnsi" w:hAnsiTheme="minorHAnsi" w:cstheme="minorHAnsi"/>
@@ -4194,12 +3988,6 @@
           <w:lang w:val="en-CA" w:bidi="en-US"/>
         </w:rPr>
         <w:tab/>
-      </w:r>
-      <w:r>
-        <w:rPr>
-          <w:rFonts w:asciiTheme="minorHAnsi" w:hAnsiTheme="minorHAnsi" w:cstheme="minorHAnsi"/>
-          <w:lang w:val="en-CA" w:bidi="en-US"/>
-        </w:rPr>
         <w:t>Date Married</w:t>
       </w:r>
       <w:r>
@@ -4216,7 +4004,6 @@
         </w:rPr>
         <w:tab/>
       </w:r>
-      <w:proofErr w:type="spellStart"/>
       <w:r>
         <w:rPr>
           <w:rFonts w:asciiTheme="minorHAnsi" w:hAnsiTheme="minorHAnsi" w:cstheme="minorHAnsi"/>
@@ -4224,7 +4011,394 @@
         </w:rPr>
         <w:t>Emp_No_1</w:t>
       </w:r>
-      <w:proofErr w:type="spellEnd"/>
+      <w:r>
+        <w:rPr>
+          <w:rFonts w:asciiTheme="minorHAnsi" w:hAnsiTheme="minorHAnsi" w:cstheme="minorHAnsi"/>
+          <w:lang w:val="en-CA" w:bidi="en-US"/>
+        </w:rPr>
+        <w:br/>
+      </w:r>
+      <w:r>
+        <w:rPr>
+          <w:rFonts w:asciiTheme="minorHAnsi" w:hAnsiTheme="minorHAnsi" w:cstheme="minorHAnsi"/>
+          <w:lang w:val="en-CA" w:bidi="en-US"/>
+        </w:rPr>
+        <w:tab/>
+      </w:r>
+      <w:r>
+        <w:rPr>
+          <w:rFonts w:asciiTheme="minorHAnsi" w:hAnsiTheme="minorHAnsi" w:cstheme="minorHAnsi"/>
+          <w:lang w:val="en-CA" w:bidi="en-US"/>
+        </w:rPr>
+        <w:tab/>
+        <w:t>Foreign Key: Employee.Emp_No</w:t>
+      </w:r>
+      <w:r>
+        <w:rPr>
+          <w:rFonts w:asciiTheme="minorHAnsi" w:hAnsiTheme="minorHAnsi" w:cstheme="minorHAnsi"/>
+          <w:lang w:val="en-CA" w:bidi="en-US"/>
+        </w:rPr>
+        <w:br/>
+      </w:r>
+      <w:r>
+        <w:rPr>
+          <w:rFonts w:asciiTheme="minorHAnsi" w:hAnsiTheme="minorHAnsi" w:cstheme="minorHAnsi"/>
+          <w:lang w:val="en-CA" w:bidi="en-US"/>
+        </w:rPr>
+        <w:tab/>
+        <w:t>Emp_No_2</w:t>
+      </w:r>
+      <w:r>
+        <w:rPr>
+          <w:rFonts w:asciiTheme="minorHAnsi" w:hAnsiTheme="minorHAnsi" w:cstheme="minorHAnsi"/>
+          <w:lang w:val="en-CA" w:bidi="en-US"/>
+        </w:rPr>
+        <w:br/>
+      </w:r>
+      <w:r>
+        <w:rPr>
+          <w:rFonts w:asciiTheme="minorHAnsi" w:hAnsiTheme="minorHAnsi" w:cstheme="minorHAnsi"/>
+          <w:lang w:val="en-CA" w:bidi="en-US"/>
+        </w:rPr>
+        <w:tab/>
+      </w:r>
+      <w:r>
+        <w:rPr>
+          <w:rFonts w:asciiTheme="minorHAnsi" w:hAnsiTheme="minorHAnsi" w:cstheme="minorHAnsi"/>
+          <w:lang w:val="en-CA" w:bidi="en-US"/>
+        </w:rPr>
+        <w:tab/>
+        <w:t>Foreign Key: Employee.Emp_No</w:t>
+      </w:r>
+      <w:r>
+        <w:rPr>
+          <w:rFonts w:asciiTheme="minorHAnsi" w:hAnsiTheme="minorHAnsi" w:cstheme="minorHAnsi"/>
+          <w:lang w:val="en-CA" w:bidi="en-US"/>
+        </w:rPr>
+        <w:tab/>
+      </w:r>
+    </w:p>
+    <w:p>
+      <w:pPr>
+        <w:ind w:firstLine="720"/>
+        <w:rPr>
+          <w:rFonts w:asciiTheme="minorHAnsi" w:hAnsiTheme="minorHAnsi" w:cstheme="minorHAnsi"/>
+          <w:lang w:val="en-CA" w:bidi="en-US"/>
+        </w:rPr>
+      </w:pPr>
+      <w:r>
+        <w:rPr>
+          <w:rFonts w:asciiTheme="minorHAnsi" w:hAnsiTheme="minorHAnsi" w:cstheme="minorHAnsi"/>
+          <w:lang w:val="en-CA" w:bidi="en-US"/>
+        </w:rPr>
+        <w:t>Married to one other employee including marriage date</w:t>
+      </w:r>
+      <w:r>
+        <w:rPr>
+          <w:rFonts w:asciiTheme="minorHAnsi" w:hAnsiTheme="minorHAnsi" w:cstheme="minorHAnsi"/>
+          <w:lang w:val="en-CA" w:bidi="en-US"/>
+        </w:rPr>
+        <w:br/>
+      </w:r>
+      <w:r>
+        <w:rPr>
+          <w:rFonts w:asciiTheme="minorHAnsi" w:hAnsiTheme="minorHAnsi" w:cstheme="minorHAnsi"/>
+          <w:lang w:val="en-CA" w:bidi="en-US"/>
+        </w:rPr>
+        <w:tab/>
+        <w:t>O</w:t>
+      </w:r>
+      <w:r>
+        <w:rPr>
+          <w:rFonts w:asciiTheme="minorHAnsi" w:hAnsiTheme="minorHAnsi" w:cstheme="minorHAnsi"/>
+          <w:lang w:val="en-CA" w:bidi="en-US"/>
+        </w:rPr>
+        <w:t>ne to One</w:t>
+      </w:r>
+    </w:p>
+    <w:p>
+      <w:pPr>
+        <w:rPr>
+          <w:rFonts w:asciiTheme="minorHAnsi" w:hAnsiTheme="minorHAnsi" w:cstheme="minorHAnsi"/>
+          <w:lang w:val="en-CA" w:bidi="en-US"/>
+        </w:rPr>
+      </w:pPr>
+      <w:r>
+        <w:rPr>
+          <w:rFonts w:asciiTheme="minorHAnsi" w:hAnsiTheme="minorHAnsi" w:cstheme="minorHAnsi"/>
+          <w:lang w:val="en-CA" w:bidi="en-US"/>
+        </w:rPr>
+        <w:br/>
+      </w:r>
+      <w:r>
+        <w:rPr>
+          <w:rFonts w:asciiTheme="minorHAnsi" w:hAnsiTheme="minorHAnsi" w:cstheme="minorHAnsi"/>
+          <w:lang w:val="en-CA" w:bidi="en-US"/>
+        </w:rPr>
+        <w:t>Employee</w:t>
+      </w:r>
+      <w:r>
+        <w:rPr>
+          <w:rFonts w:asciiTheme="minorHAnsi" w:hAnsiTheme="minorHAnsi" w:cstheme="minorHAnsi"/>
+          <w:lang w:val="en-CA" w:bidi="en-US"/>
+        </w:rPr>
+        <w:t>Project</w:t>
+      </w:r>
+      <w:r>
+        <w:rPr>
+          <w:rFonts w:asciiTheme="minorHAnsi" w:hAnsiTheme="minorHAnsi" w:cstheme="minorHAnsi"/>
+          <w:lang w:val="en-CA" w:bidi="en-US"/>
+        </w:rPr>
+        <w:t>Assignments:</w:t>
+      </w:r>
+      <w:r>
+        <w:rPr>
+          <w:rFonts w:asciiTheme="minorHAnsi" w:hAnsiTheme="minorHAnsi" w:cstheme="minorHAnsi"/>
+          <w:lang w:val="en-CA" w:bidi="en-US"/>
+        </w:rPr>
+        <w:br/>
+      </w:r>
+      <w:r>
+        <w:rPr>
+          <w:rFonts w:asciiTheme="minorHAnsi" w:hAnsiTheme="minorHAnsi" w:cstheme="minorHAnsi"/>
+          <w:lang w:val="en-CA" w:bidi="en-US"/>
+        </w:rPr>
+        <w:tab/>
+      </w:r>
+      <w:r>
+        <w:rPr>
+          <w:rFonts w:asciiTheme="minorHAnsi" w:hAnsiTheme="minorHAnsi" w:cstheme="minorHAnsi"/>
+          <w:lang w:val="en-CA" w:bidi="en-US"/>
+        </w:rPr>
+        <w:t>EmployeeAssignment_ID</w:t>
+      </w:r>
+      <w:r>
+        <w:rPr>
+          <w:rFonts w:asciiTheme="minorHAnsi" w:hAnsiTheme="minorHAnsi" w:cstheme="minorHAnsi"/>
+          <w:lang w:val="en-CA" w:bidi="en-US"/>
+        </w:rPr>
+        <w:br/>
+      </w:r>
+      <w:r>
+        <w:rPr>
+          <w:rFonts w:asciiTheme="minorHAnsi" w:hAnsiTheme="minorHAnsi" w:cstheme="minorHAnsi"/>
+          <w:lang w:val="en-CA" w:bidi="en-US"/>
+        </w:rPr>
+        <w:tab/>
+      </w:r>
+      <w:r>
+        <w:rPr>
+          <w:rFonts w:asciiTheme="minorHAnsi" w:hAnsiTheme="minorHAnsi" w:cstheme="minorHAnsi"/>
+          <w:lang w:val="en-CA" w:bidi="en-US"/>
+        </w:rPr>
+        <w:tab/>
+        <w:t>Primary Key</w:t>
+      </w:r>
+      <w:r>
+        <w:rPr>
+          <w:rFonts w:asciiTheme="minorHAnsi" w:hAnsiTheme="minorHAnsi" w:cstheme="minorHAnsi"/>
+          <w:lang w:val="en-CA" w:bidi="en-US"/>
+        </w:rPr>
+        <w:br/>
+      </w:r>
+      <w:r>
+        <w:rPr>
+          <w:rFonts w:asciiTheme="minorHAnsi" w:hAnsiTheme="minorHAnsi" w:cstheme="minorHAnsi"/>
+          <w:lang w:val="en-CA" w:bidi="en-US"/>
+        </w:rPr>
+        <w:tab/>
+        <w:t>Emp_No</w:t>
+      </w:r>
+      <w:r>
+        <w:rPr>
+          <w:rFonts w:asciiTheme="minorHAnsi" w:hAnsiTheme="minorHAnsi" w:cstheme="minorHAnsi"/>
+          <w:lang w:val="en-CA" w:bidi="en-US"/>
+        </w:rPr>
+        <w:br/>
+      </w:r>
+      <w:r>
+        <w:rPr>
+          <w:rFonts w:asciiTheme="minorHAnsi" w:hAnsiTheme="minorHAnsi" w:cstheme="minorHAnsi"/>
+          <w:lang w:val="en-CA" w:bidi="en-US"/>
+        </w:rPr>
+        <w:tab/>
+      </w:r>
+      <w:r>
+        <w:rPr>
+          <w:rFonts w:asciiTheme="minorHAnsi" w:hAnsiTheme="minorHAnsi" w:cstheme="minorHAnsi"/>
+          <w:lang w:val="en-CA" w:bidi="en-US"/>
+        </w:rPr>
+        <w:tab/>
+        <w:t>Foreign Key: Employee.Emp_No</w:t>
+      </w:r>
+      <w:r>
+        <w:rPr>
+          <w:rFonts w:asciiTheme="minorHAnsi" w:hAnsiTheme="minorHAnsi" w:cstheme="minorHAnsi"/>
+          <w:lang w:val="en-CA" w:bidi="en-US"/>
+        </w:rPr>
+        <w:br/>
+      </w:r>
+      <w:r>
+        <w:rPr>
+          <w:rFonts w:asciiTheme="minorHAnsi" w:hAnsiTheme="minorHAnsi" w:cstheme="minorHAnsi"/>
+          <w:lang w:val="en-CA" w:bidi="en-US"/>
+        </w:rPr>
+        <w:tab/>
+      </w:r>
+      <w:r>
+        <w:rPr>
+          <w:rFonts w:asciiTheme="minorHAnsi" w:hAnsiTheme="minorHAnsi" w:cstheme="minorHAnsi"/>
+          <w:lang w:val="en-CA" w:bidi="en-US"/>
+        </w:rPr>
+        <w:t>Project_No</w:t>
+      </w:r>
+      <w:r>
+        <w:rPr>
+          <w:rFonts w:asciiTheme="minorHAnsi" w:hAnsiTheme="minorHAnsi" w:cstheme="minorHAnsi"/>
+          <w:lang w:val="en-CA" w:bidi="en-US"/>
+        </w:rPr>
+        <w:br/>
+      </w:r>
+      <w:r>
+        <w:rPr>
+          <w:rFonts w:asciiTheme="minorHAnsi" w:hAnsiTheme="minorHAnsi" w:cstheme="minorHAnsi"/>
+          <w:lang w:val="en-CA" w:bidi="en-US"/>
+        </w:rPr>
+        <w:tab/>
+      </w:r>
+      <w:r>
+        <w:rPr>
+          <w:rFonts w:asciiTheme="minorHAnsi" w:hAnsiTheme="minorHAnsi" w:cstheme="minorHAnsi"/>
+          <w:lang w:val="en-CA" w:bidi="en-US"/>
+        </w:rPr>
+        <w:tab/>
+        <w:t>Foreign Key: Project.Project_No</w:t>
+      </w:r>
+    </w:p>
+    <w:p>
+      <w:pPr>
+        <w:rPr>
+          <w:rFonts w:asciiTheme="minorHAnsi" w:hAnsiTheme="minorHAnsi" w:cstheme="minorHAnsi"/>
+          <w:lang w:val="en-CA" w:bidi="en-US"/>
+        </w:rPr>
+      </w:pPr>
+    </w:p>
+    <w:p>
+      <w:pPr>
+        <w:rPr>
+          <w:rFonts w:asciiTheme="minorHAnsi" w:hAnsiTheme="minorHAnsi" w:cstheme="minorHAnsi"/>
+          <w:lang w:val="en-CA" w:bidi="en-US"/>
+        </w:rPr>
+      </w:pPr>
+      <w:r>
+        <w:rPr>
+          <w:rFonts w:asciiTheme="minorHAnsi" w:hAnsiTheme="minorHAnsi" w:cstheme="minorHAnsi"/>
+          <w:lang w:val="en-CA" w:bidi="en-US"/>
+        </w:rPr>
+        <w:t>EmployeeDepartmentAssignment:</w:t>
+      </w:r>
+      <w:r>
+        <w:rPr>
+          <w:rFonts w:asciiTheme="minorHAnsi" w:hAnsiTheme="minorHAnsi" w:cstheme="minorHAnsi"/>
+          <w:lang w:val="en-CA" w:bidi="en-US"/>
+        </w:rPr>
+        <w:br/>
+      </w:r>
+      <w:r>
+        <w:rPr>
+          <w:rFonts w:asciiTheme="minorHAnsi" w:hAnsiTheme="minorHAnsi" w:cstheme="minorHAnsi"/>
+          <w:lang w:val="en-CA" w:bidi="en-US"/>
+        </w:rPr>
+        <w:tab/>
+        <w:t>EmployeeDepartmentAssignment_ID</w:t>
+      </w:r>
+      <w:r>
+        <w:rPr>
+          <w:rFonts w:asciiTheme="minorHAnsi" w:hAnsiTheme="minorHAnsi" w:cstheme="minorHAnsi"/>
+          <w:lang w:val="en-CA" w:bidi="en-US"/>
+        </w:rPr>
+        <w:br/>
+      </w:r>
+      <w:r>
+        <w:rPr>
+          <w:rFonts w:asciiTheme="minorHAnsi" w:hAnsiTheme="minorHAnsi" w:cstheme="minorHAnsi"/>
+          <w:lang w:val="en-CA" w:bidi="en-US"/>
+        </w:rPr>
+        <w:tab/>
+      </w:r>
+      <w:r>
+        <w:rPr>
+          <w:rFonts w:asciiTheme="minorHAnsi" w:hAnsiTheme="minorHAnsi" w:cstheme="minorHAnsi"/>
+          <w:lang w:val="en-CA" w:bidi="en-US"/>
+        </w:rPr>
+        <w:tab/>
+        <w:t>Primary Key</w:t>
+      </w:r>
+      <w:r>
+        <w:rPr>
+          <w:rFonts w:asciiTheme="minorHAnsi" w:hAnsiTheme="minorHAnsi" w:cstheme="minorHAnsi"/>
+          <w:lang w:val="en-CA" w:bidi="en-US"/>
+        </w:rPr>
+        <w:br/>
+      </w:r>
+      <w:r>
+        <w:rPr>
+          <w:rFonts w:asciiTheme="minorHAnsi" w:hAnsiTheme="minorHAnsi" w:cstheme="minorHAnsi"/>
+          <w:lang w:val="en-CA" w:bidi="en-US"/>
+        </w:rPr>
+        <w:tab/>
+        <w:t>Emp_No</w:t>
+      </w:r>
+      <w:r>
+        <w:rPr>
+          <w:rFonts w:asciiTheme="minorHAnsi" w:hAnsiTheme="minorHAnsi" w:cstheme="minorHAnsi"/>
+          <w:lang w:val="en-CA" w:bidi="en-US"/>
+        </w:rPr>
+        <w:br/>
+      </w:r>
+      <w:r>
+        <w:rPr>
+          <w:rFonts w:asciiTheme="minorHAnsi" w:hAnsiTheme="minorHAnsi" w:cstheme="minorHAnsi"/>
+          <w:lang w:val="en-CA" w:bidi="en-US"/>
+        </w:rPr>
+        <w:tab/>
+      </w:r>
+      <w:r>
+        <w:rPr>
+          <w:rFonts w:asciiTheme="minorHAnsi" w:hAnsiTheme="minorHAnsi" w:cstheme="minorHAnsi"/>
+          <w:lang w:val="en-CA" w:bidi="en-US"/>
+        </w:rPr>
+        <w:tab/>
+        <w:t>Foreign Key: Employee.Emp_No</w:t>
+      </w:r>
+      <w:r>
+        <w:rPr>
+          <w:rFonts w:asciiTheme="minorHAnsi" w:hAnsiTheme="minorHAnsi" w:cstheme="minorHAnsi"/>
+          <w:lang w:val="en-CA" w:bidi="en-US"/>
+        </w:rPr>
+        <w:br/>
+      </w:r>
+      <w:r>
+        <w:rPr>
+          <w:rFonts w:asciiTheme="minorHAnsi" w:hAnsiTheme="minorHAnsi" w:cstheme="minorHAnsi"/>
+          <w:lang w:val="en-CA" w:bidi="en-US"/>
+        </w:rPr>
+        <w:tab/>
+      </w:r>
+      <w:r>
+        <w:rPr>
+          <w:rFonts w:asciiTheme="minorHAnsi" w:hAnsiTheme="minorHAnsi" w:cstheme="minorHAnsi"/>
+          <w:lang w:val="en-CA" w:bidi="en-US"/>
+        </w:rPr>
+        <w:t>Dept</w:t>
+      </w:r>
+      <w:r>
+        <w:rPr>
+          <w:rFonts w:asciiTheme="minorHAnsi" w:hAnsiTheme="minorHAnsi" w:cstheme="minorHAnsi"/>
+          <w:lang w:val="en-CA" w:bidi="en-US"/>
+        </w:rPr>
+        <w:t>_No</w:t>
+      </w:r>
       <w:r>
         <w:rPr>
           <w:rFonts w:asciiTheme="minorHAnsi" w:hAnsiTheme="minorHAnsi" w:cstheme="minorHAnsi"/>
@@ -4247,15 +4421,34 @@
         <w:tab/>
         <w:t xml:space="preserve">Foreign Key: </w:t>
       </w:r>
-      <w:proofErr w:type="spellStart"/>
-      <w:r>
-        <w:rPr>
-          <w:rFonts w:asciiTheme="minorHAnsi" w:hAnsiTheme="minorHAnsi" w:cstheme="minorHAnsi"/>
-          <w:lang w:val="en-CA" w:bidi="en-US"/>
-        </w:rPr>
-        <w:t>Employee.Emp_No</w:t>
-      </w:r>
-      <w:proofErr w:type="spellEnd"/>
+      <w:r>
+        <w:rPr>
+          <w:rFonts w:asciiTheme="minorHAnsi" w:hAnsiTheme="minorHAnsi" w:cstheme="minorHAnsi"/>
+          <w:lang w:val="en-CA" w:bidi="en-US"/>
+        </w:rPr>
+        <w:t>Department</w:t>
+      </w:r>
+      <w:r>
+        <w:rPr>
+          <w:rFonts w:asciiTheme="minorHAnsi" w:hAnsiTheme="minorHAnsi" w:cstheme="minorHAnsi"/>
+          <w:lang w:val="en-CA" w:bidi="en-US"/>
+        </w:rPr>
+        <w:t>.</w:t>
+      </w:r>
+      <w:r>
+        <w:rPr>
+          <w:rFonts w:asciiTheme="minorHAnsi" w:hAnsiTheme="minorHAnsi" w:cstheme="minorHAnsi"/>
+          <w:lang w:val="en-CA" w:bidi="en-US"/>
+        </w:rPr>
+        <w:t>Dept</w:t>
+      </w:r>
+      <w:r>
+        <w:rPr>
+          <w:rFonts w:asciiTheme="minorHAnsi" w:hAnsiTheme="minorHAnsi" w:cstheme="minorHAnsi"/>
+          <w:lang w:val="en-CA" w:bidi="en-US"/>
+        </w:rPr>
+        <w:t>_No</w:t>
+      </w:r>
       <w:r>
         <w:rPr>
           <w:rFonts w:asciiTheme="minorHAnsi" w:hAnsiTheme="minorHAnsi" w:cstheme="minorHAnsi"/>
@@ -4269,14 +4462,7 @@
           <w:lang w:val="en-CA" w:bidi="en-US"/>
         </w:rPr>
         <w:tab/>
-        <w:t>Emp_No_</w:t>
-      </w:r>
-      <w:r>
-        <w:rPr>
-          <w:rFonts w:asciiTheme="minorHAnsi" w:hAnsiTheme="minorHAnsi" w:cstheme="minorHAnsi"/>
-          <w:lang w:val="en-CA" w:bidi="en-US"/>
-        </w:rPr>
-        <w:t>2</w:t>
+        <w:t>Assigned to exactly one department</w:t>
       </w:r>
       <w:r>
         <w:rPr>
@@ -4297,131 +4483,53 @@
           <w:rFonts w:asciiTheme="minorHAnsi" w:hAnsiTheme="minorHAnsi" w:cstheme="minorHAnsi"/>
           <w:lang w:val="en-CA" w:bidi="en-US"/>
         </w:rPr>
+        <w:t>One (Department) to many (Employee)</w:t>
+      </w:r>
+      <w:r>
+        <w:rPr>
+          <w:rFonts w:asciiTheme="minorHAnsi" w:hAnsiTheme="minorHAnsi" w:cstheme="minorHAnsi"/>
+          <w:lang w:val="en-CA" w:bidi="en-US"/>
+        </w:rPr>
+        <w:t xml:space="preserve"> </w:t>
+      </w:r>
+    </w:p>
+    <w:p>
+      <w:pPr>
+        <w:rPr>
+          <w:rFonts w:asciiTheme="minorHAnsi" w:hAnsiTheme="minorHAnsi" w:cstheme="minorHAnsi"/>
+          <w:lang w:val="en-CA" w:bidi="en-US"/>
+        </w:rPr>
+      </w:pPr>
+    </w:p>
+    <w:p>
+      <w:pPr>
+        <w:rPr>
+          <w:rFonts w:asciiTheme="minorHAnsi" w:hAnsiTheme="minorHAnsi" w:cstheme="minorHAnsi"/>
+          <w:lang w:val="en-CA" w:bidi="en-US"/>
+        </w:rPr>
+      </w:pPr>
+      <w:r>
+        <w:rPr>
+          <w:rFonts w:asciiTheme="minorHAnsi" w:hAnsiTheme="minorHAnsi" w:cstheme="minorHAnsi"/>
+          <w:lang w:val="en-CA" w:bidi="en-US"/>
+        </w:rPr>
+        <w:t>EmployeeSkillAssignment:</w:t>
+      </w:r>
+      <w:r>
+        <w:rPr>
+          <w:rFonts w:asciiTheme="minorHAnsi" w:hAnsiTheme="minorHAnsi" w:cstheme="minorHAnsi"/>
+          <w:lang w:val="en-CA" w:bidi="en-US"/>
+        </w:rPr>
+        <w:br/>
+      </w:r>
+      <w:r>
+        <w:rPr>
+          <w:rFonts w:asciiTheme="minorHAnsi" w:hAnsiTheme="minorHAnsi" w:cstheme="minorHAnsi"/>
+          <w:lang w:val="en-CA" w:bidi="en-US"/>
+        </w:rPr>
         <w:tab/>
-        <w:t xml:space="preserve">Foreign Key: </w:t>
-      </w:r>
-      <w:proofErr w:type="spellStart"/>
-      <w:r>
-        <w:rPr>
-          <w:rFonts w:asciiTheme="minorHAnsi" w:hAnsiTheme="minorHAnsi" w:cstheme="minorHAnsi"/>
-          <w:lang w:val="en-CA" w:bidi="en-US"/>
-        </w:rPr>
-        <w:t>Employee.Emp_No</w:t>
-      </w:r>
-      <w:proofErr w:type="spellEnd"/>
-      <w:r>
-        <w:rPr>
-          <w:rFonts w:asciiTheme="minorHAnsi" w:hAnsiTheme="minorHAnsi" w:cstheme="minorHAnsi"/>
-          <w:lang w:val="en-CA" w:bidi="en-US"/>
-        </w:rPr>
-        <w:tab/>
-      </w:r>
-    </w:p>
-    <w:p>
-      <w:pPr>
-        <w:ind w:firstLine="720"/>
-        <w:rPr>
-          <w:rFonts w:asciiTheme="minorHAnsi" w:hAnsiTheme="minorHAnsi" w:cstheme="minorHAnsi"/>
-          <w:lang w:val="en-CA" w:bidi="en-US"/>
-        </w:rPr>
-      </w:pPr>
-      <w:r>
-        <w:rPr>
-          <w:rFonts w:asciiTheme="minorHAnsi" w:hAnsiTheme="minorHAnsi" w:cstheme="minorHAnsi"/>
-          <w:lang w:val="en-CA" w:bidi="en-US"/>
-        </w:rPr>
-        <w:t>Married to one other employee including marriage date</w:t>
-      </w:r>
-      <w:r>
-        <w:rPr>
-          <w:rFonts w:asciiTheme="minorHAnsi" w:hAnsiTheme="minorHAnsi" w:cstheme="minorHAnsi"/>
-          <w:lang w:val="en-CA" w:bidi="en-US"/>
-        </w:rPr>
-        <w:br/>
-      </w:r>
-      <w:r>
-        <w:rPr>
-          <w:rFonts w:asciiTheme="minorHAnsi" w:hAnsiTheme="minorHAnsi" w:cstheme="minorHAnsi"/>
-          <w:lang w:val="en-CA" w:bidi="en-US"/>
-        </w:rPr>
-        <w:tab/>
-        <w:t>O</w:t>
-      </w:r>
-      <w:r>
-        <w:rPr>
-          <w:rFonts w:asciiTheme="minorHAnsi" w:hAnsiTheme="minorHAnsi" w:cstheme="minorHAnsi"/>
-          <w:lang w:val="en-CA" w:bidi="en-US"/>
-        </w:rPr>
-        <w:t>ne to One</w:t>
-      </w:r>
-    </w:p>
-    <w:p>
-      <w:pPr>
-        <w:rPr>
-          <w:rFonts w:asciiTheme="minorHAnsi" w:hAnsiTheme="minorHAnsi" w:cstheme="minorHAnsi"/>
-          <w:lang w:val="en-CA" w:bidi="en-US"/>
-        </w:rPr>
-      </w:pPr>
-      <w:r>
-        <w:rPr>
-          <w:rFonts w:asciiTheme="minorHAnsi" w:hAnsiTheme="minorHAnsi" w:cstheme="minorHAnsi"/>
-          <w:lang w:val="en-CA" w:bidi="en-US"/>
-        </w:rPr>
-        <w:br/>
-      </w:r>
-      <w:proofErr w:type="spellStart"/>
-      <w:r>
-        <w:rPr>
-          <w:rFonts w:asciiTheme="minorHAnsi" w:hAnsiTheme="minorHAnsi" w:cstheme="minorHAnsi"/>
-          <w:lang w:val="en-CA" w:bidi="en-US"/>
-        </w:rPr>
-        <w:t>Employee</w:t>
-      </w:r>
-      <w:r>
-        <w:rPr>
-          <w:rFonts w:asciiTheme="minorHAnsi" w:hAnsiTheme="minorHAnsi" w:cstheme="minorHAnsi"/>
-          <w:lang w:val="en-CA" w:bidi="en-US"/>
-        </w:rPr>
-        <w:t>Project</w:t>
-      </w:r>
-      <w:r>
-        <w:rPr>
-          <w:rFonts w:asciiTheme="minorHAnsi" w:hAnsiTheme="minorHAnsi" w:cstheme="minorHAnsi"/>
-          <w:lang w:val="en-CA" w:bidi="en-US"/>
-        </w:rPr>
-        <w:t>Assignments</w:t>
-      </w:r>
-      <w:proofErr w:type="spellEnd"/>
-      <w:r>
-        <w:rPr>
-          <w:rFonts w:asciiTheme="minorHAnsi" w:hAnsiTheme="minorHAnsi" w:cstheme="minorHAnsi"/>
-          <w:lang w:val="en-CA" w:bidi="en-US"/>
-        </w:rPr>
-        <w:t>:</w:t>
-      </w:r>
-      <w:r>
-        <w:rPr>
-          <w:rFonts w:asciiTheme="minorHAnsi" w:hAnsiTheme="minorHAnsi" w:cstheme="minorHAnsi"/>
-          <w:lang w:val="en-CA" w:bidi="en-US"/>
-        </w:rPr>
-        <w:br/>
-      </w:r>
-      <w:r>
-        <w:rPr>
-          <w:rFonts w:asciiTheme="minorHAnsi" w:hAnsiTheme="minorHAnsi" w:cstheme="minorHAnsi"/>
-          <w:lang w:val="en-CA" w:bidi="en-US"/>
-        </w:rPr>
-        <w:tab/>
-      </w:r>
-      <w:proofErr w:type="spellStart"/>
-      <w:r>
-        <w:rPr>
-          <w:rFonts w:asciiTheme="minorHAnsi" w:hAnsiTheme="minorHAnsi" w:cstheme="minorHAnsi"/>
-          <w:lang w:val="en-CA" w:bidi="en-US"/>
-        </w:rPr>
-        <w:t>EmployeeAssignment_ID</w:t>
-      </w:r>
-      <w:proofErr w:type="spellEnd"/>
+        <w:t xml:space="preserve">EmployeeSkillAssignmentId </w:t>
+      </w:r>
       <w:r>
         <w:rPr>
           <w:rFonts w:asciiTheme="minorHAnsi" w:hAnsiTheme="minorHAnsi" w:cstheme="minorHAnsi"/>
@@ -4458,7 +4566,6 @@
         </w:rPr>
         <w:tab/>
       </w:r>
-      <w:proofErr w:type="spellStart"/>
       <w:r>
         <w:rPr>
           <w:rFonts w:asciiTheme="minorHAnsi" w:hAnsiTheme="minorHAnsi" w:cstheme="minorHAnsi"/>
@@ -4466,7 +4573,13 @@
         </w:rPr>
         <w:t>Emp_No</w:t>
       </w:r>
-      <w:proofErr w:type="spellEnd"/>
+      <w:r>
+        <w:rPr>
+          <w:rFonts w:asciiTheme="minorHAnsi" w:hAnsiTheme="minorHAnsi" w:cstheme="minorHAnsi"/>
+          <w:lang w:val="en-CA" w:bidi="en-US"/>
+        </w:rPr>
+        <w:t>:</w:t>
+      </w:r>
       <w:r>
         <w:rPr>
           <w:rFonts w:asciiTheme="minorHAnsi" w:hAnsiTheme="minorHAnsi" w:cstheme="minorHAnsi"/>
@@ -4487,17 +4600,8 @@
           <w:lang w:val="en-CA" w:bidi="en-US"/>
         </w:rPr>
         <w:tab/>
-        <w:t xml:space="preserve">Foreign Key: </w:t>
-      </w:r>
-      <w:proofErr w:type="spellStart"/>
-      <w:r>
-        <w:rPr>
-          <w:rFonts w:asciiTheme="minorHAnsi" w:hAnsiTheme="minorHAnsi" w:cstheme="minorHAnsi"/>
-          <w:lang w:val="en-CA" w:bidi="en-US"/>
-        </w:rPr>
-        <w:t>Employee.Emp_No</w:t>
-      </w:r>
-      <w:proofErr w:type="spellEnd"/>
+        <w:t>Foreign Key: Employee.Emp_No</w:t>
+      </w:r>
       <w:r>
         <w:rPr>
           <w:rFonts w:asciiTheme="minorHAnsi" w:hAnsiTheme="minorHAnsi" w:cstheme="minorHAnsi"/>
@@ -4512,15 +4616,20 @@
         </w:rPr>
         <w:tab/>
       </w:r>
-      <w:proofErr w:type="spellStart"/>
-      <w:r>
-        <w:rPr>
-          <w:rFonts w:asciiTheme="minorHAnsi" w:hAnsiTheme="minorHAnsi" w:cstheme="minorHAnsi"/>
-          <w:lang w:val="en-CA" w:bidi="en-US"/>
-        </w:rPr>
-        <w:t>Project_No</w:t>
-      </w:r>
-      <w:proofErr w:type="spellEnd"/>
+      <w:r>
+        <w:rPr>
+          <w:rFonts w:asciiTheme="minorHAnsi" w:hAnsiTheme="minorHAnsi" w:cstheme="minorHAnsi"/>
+          <w:lang w:val="en-CA" w:bidi="en-US"/>
+        </w:rPr>
+        <w:t>Skill_No</w:t>
+      </w:r>
+      <w:r>
+        <w:rPr>
+          <w:rFonts w:asciiTheme="minorHAnsi" w:hAnsiTheme="minorHAnsi" w:cstheme="minorHAnsi"/>
+          <w:lang w:val="en-CA" w:bidi="en-US"/>
+        </w:rPr>
+        <w:t>:</w:t>
+      </w:r>
       <w:r>
         <w:rPr>
           <w:rFonts w:asciiTheme="minorHAnsi" w:hAnsiTheme="minorHAnsi" w:cstheme="minorHAnsi"/>
@@ -4541,48 +4650,7 @@
           <w:lang w:val="en-CA" w:bidi="en-US"/>
         </w:rPr>
         <w:tab/>
-        <w:t xml:space="preserve">Foreign Key: </w:t>
-      </w:r>
-      <w:proofErr w:type="spellStart"/>
-      <w:r>
-        <w:rPr>
-          <w:rFonts w:asciiTheme="minorHAnsi" w:hAnsiTheme="minorHAnsi" w:cstheme="minorHAnsi"/>
-          <w:lang w:val="en-CA" w:bidi="en-US"/>
-        </w:rPr>
-        <w:t>Project.Project_No</w:t>
-      </w:r>
-      <w:proofErr w:type="spellEnd"/>
-    </w:p>
-    <w:p>
-      <w:pPr>
-        <w:rPr>
-          <w:rFonts w:asciiTheme="minorHAnsi" w:hAnsiTheme="minorHAnsi" w:cstheme="minorHAnsi"/>
-          <w:lang w:val="en-CA" w:bidi="en-US"/>
-        </w:rPr>
-      </w:pPr>
-    </w:p>
-    <w:p>
-      <w:pPr>
-        <w:rPr>
-          <w:rFonts w:asciiTheme="minorHAnsi" w:hAnsiTheme="minorHAnsi" w:cstheme="minorHAnsi"/>
-          <w:lang w:val="en-CA" w:bidi="en-US"/>
-        </w:rPr>
-      </w:pPr>
-      <w:proofErr w:type="spellStart"/>
-      <w:r>
-        <w:rPr>
-          <w:rFonts w:asciiTheme="minorHAnsi" w:hAnsiTheme="minorHAnsi" w:cstheme="minorHAnsi"/>
-          <w:lang w:val="en-CA" w:bidi="en-US"/>
-        </w:rPr>
-        <w:t>EmployeeDepartmentAssignment</w:t>
-      </w:r>
-      <w:proofErr w:type="spellEnd"/>
-      <w:r>
-        <w:rPr>
-          <w:rFonts w:asciiTheme="minorHAnsi" w:hAnsiTheme="minorHAnsi" w:cstheme="minorHAnsi"/>
-          <w:lang w:val="en-CA" w:bidi="en-US"/>
-        </w:rPr>
-        <w:t>:</w:t>
+        <w:t>Foreign Key: Skill.Skill_No</w:t>
       </w:r>
       <w:r>
         <w:rPr>
@@ -4596,31 +4664,137 @@
           <w:rFonts w:asciiTheme="minorHAnsi" w:hAnsiTheme="minorHAnsi" w:cstheme="minorHAnsi"/>
           <w:lang w:val="en-CA" w:bidi="en-US"/>
         </w:rPr>
+        <w:lastRenderedPageBreak/>
         <w:tab/>
-      </w:r>
-      <w:proofErr w:type="spellStart"/>
-      <w:r>
-        <w:rPr>
-          <w:rFonts w:asciiTheme="minorHAnsi" w:hAnsiTheme="minorHAnsi" w:cstheme="minorHAnsi"/>
-          <w:lang w:val="en-CA" w:bidi="en-US"/>
-        </w:rPr>
-        <w:t>Employee</w:t>
-      </w:r>
-      <w:r>
-        <w:rPr>
-          <w:rFonts w:asciiTheme="minorHAnsi" w:hAnsiTheme="minorHAnsi" w:cstheme="minorHAnsi"/>
-          <w:lang w:val="en-CA" w:bidi="en-US"/>
-        </w:rPr>
-        <w:t>Department</w:t>
-      </w:r>
-      <w:r>
-        <w:rPr>
-          <w:rFonts w:asciiTheme="minorHAnsi" w:hAnsiTheme="minorHAnsi" w:cstheme="minorHAnsi"/>
-          <w:lang w:val="en-CA" w:bidi="en-US"/>
-        </w:rPr>
-        <w:t>Assignment_ID</w:t>
-      </w:r>
-      <w:proofErr w:type="spellEnd"/>
+        <w:t>Project_No:</w:t>
+      </w:r>
+      <w:r>
+        <w:rPr>
+          <w:rFonts w:asciiTheme="minorHAnsi" w:hAnsiTheme="minorHAnsi" w:cstheme="minorHAnsi"/>
+          <w:lang w:val="en-CA" w:bidi="en-US"/>
+        </w:rPr>
+        <w:br/>
+      </w:r>
+      <w:r>
+        <w:rPr>
+          <w:rFonts w:asciiTheme="minorHAnsi" w:hAnsiTheme="minorHAnsi" w:cstheme="minorHAnsi"/>
+          <w:lang w:val="en-CA" w:bidi="en-US"/>
+        </w:rPr>
+        <w:tab/>
+      </w:r>
+      <w:r>
+        <w:rPr>
+          <w:rFonts w:asciiTheme="minorHAnsi" w:hAnsiTheme="minorHAnsi" w:cstheme="minorHAnsi"/>
+          <w:lang w:val="en-CA" w:bidi="en-US"/>
+        </w:rPr>
+        <w:tab/>
+        <w:t>Foreign Key: Project.Project_No</w:t>
+      </w:r>
+    </w:p>
+    <w:p>
+      <w:pPr>
+        <w:rPr>
+          <w:rFonts w:asciiTheme="minorHAnsi" w:hAnsiTheme="minorHAnsi" w:cstheme="minorHAnsi"/>
+          <w:lang w:val="en-CA" w:bidi="en-US"/>
+        </w:rPr>
+      </w:pPr>
+      <w:r>
+        <w:rPr>
+          <w:rFonts w:asciiTheme="minorHAnsi" w:hAnsiTheme="minorHAnsi" w:cstheme="minorHAnsi"/>
+          <w:lang w:val="en-CA" w:bidi="en-US"/>
+        </w:rPr>
+        <w:tab/>
+      </w:r>
+      <w:r>
+        <w:rPr>
+          <w:rFonts w:asciiTheme="minorHAnsi" w:hAnsiTheme="minorHAnsi" w:cstheme="minorHAnsi"/>
+          <w:lang w:val="en-CA" w:bidi="en-US"/>
+        </w:rPr>
+        <w:t>An employee is assigned to a specific location with a specific skill</w:t>
+      </w:r>
+    </w:p>
+    <w:p>
+      <w:pPr>
+        <w:rPr>
+          <w:rFonts w:asciiTheme="minorHAnsi" w:hAnsiTheme="minorHAnsi" w:cstheme="minorHAnsi"/>
+          <w:lang w:val="en-CA" w:bidi="en-US"/>
+        </w:rPr>
+      </w:pPr>
+      <w:r>
+        <w:rPr>
+          <w:rFonts w:asciiTheme="minorHAnsi" w:hAnsiTheme="minorHAnsi" w:cstheme="minorHAnsi"/>
+          <w:lang w:val="en-CA" w:bidi="en-US"/>
+        </w:rPr>
+        <w:tab/>
+      </w:r>
+      <w:r>
+        <w:rPr>
+          <w:rFonts w:asciiTheme="minorHAnsi" w:hAnsiTheme="minorHAnsi" w:cstheme="minorHAnsi"/>
+          <w:lang w:val="en-CA" w:bidi="en-US"/>
+        </w:rPr>
+        <w:t xml:space="preserve">Multiple employees assigned to a location </w:t>
+      </w:r>
+    </w:p>
+    <w:p>
+      <w:pPr>
+        <w:rPr>
+          <w:rFonts w:asciiTheme="minorHAnsi" w:hAnsiTheme="minorHAnsi" w:cstheme="minorHAnsi"/>
+          <w:lang w:val="en-CA" w:bidi="en-US"/>
+        </w:rPr>
+      </w:pPr>
+      <w:r>
+        <w:rPr>
+          <w:rFonts w:asciiTheme="minorHAnsi" w:hAnsiTheme="minorHAnsi" w:cstheme="minorHAnsi"/>
+          <w:lang w:val="en-CA" w:bidi="en-US"/>
+        </w:rPr>
+        <w:tab/>
+        <w:t>One to Many</w:t>
+      </w:r>
+    </w:p>
+    <w:p>
+      <w:pPr>
+        <w:rPr>
+          <w:rFonts w:asciiTheme="minorHAnsi" w:hAnsiTheme="minorHAnsi" w:cstheme="minorHAnsi"/>
+          <w:lang w:val="en-CA" w:bidi="en-US"/>
+        </w:rPr>
+      </w:pPr>
+      <w:r>
+        <w:rPr>
+          <w:rFonts w:asciiTheme="minorHAnsi" w:hAnsiTheme="minorHAnsi" w:cstheme="minorHAnsi"/>
+          <w:lang w:val="en-CA" w:bidi="en-US"/>
+        </w:rPr>
+        <w:tab/>
+      </w:r>
+    </w:p>
+    <w:p>
+      <w:pPr>
+        <w:rPr>
+          <w:rFonts w:asciiTheme="minorHAnsi" w:hAnsiTheme="minorHAnsi" w:cstheme="minorHAnsi"/>
+          <w:lang w:val="en-CA" w:bidi="en-US"/>
+        </w:rPr>
+      </w:pPr>
+      <w:r>
+        <w:rPr>
+          <w:rFonts w:asciiTheme="minorHAnsi" w:hAnsiTheme="minorHAnsi" w:cstheme="minorHAnsi"/>
+          <w:lang w:val="en-CA" w:bidi="en-US"/>
+        </w:rPr>
+        <w:t>ProjectLocations:</w:t>
+      </w:r>
+      <w:r>
+        <w:rPr>
+          <w:rFonts w:asciiTheme="minorHAnsi" w:hAnsiTheme="minorHAnsi" w:cstheme="minorHAnsi"/>
+          <w:lang w:val="en-CA" w:bidi="en-US"/>
+        </w:rPr>
+        <w:br/>
+      </w:r>
+      <w:r>
+        <w:rPr>
+          <w:rFonts w:asciiTheme="minorHAnsi" w:hAnsiTheme="minorHAnsi" w:cstheme="minorHAnsi"/>
+          <w:lang w:val="en-CA" w:bidi="en-US"/>
+        </w:rPr>
+        <w:tab/>
+        <w:t>LOC_ID</w:t>
+      </w:r>
       <w:r>
         <w:rPr>
           <w:rFonts w:asciiTheme="minorHAnsi" w:hAnsiTheme="minorHAnsi" w:cstheme="minorHAnsi"/>
@@ -4656,589 +4830,6 @@
           <w:lang w:val="en-CA" w:bidi="en-US"/>
         </w:rPr>
         <w:tab/>
-      </w:r>
-      <w:proofErr w:type="spellStart"/>
-      <w:r>
-        <w:rPr>
-          <w:rFonts w:asciiTheme="minorHAnsi" w:hAnsiTheme="minorHAnsi" w:cstheme="minorHAnsi"/>
-          <w:lang w:val="en-CA" w:bidi="en-US"/>
-        </w:rPr>
-        <w:t>Emp_No</w:t>
-      </w:r>
-      <w:proofErr w:type="spellEnd"/>
-      <w:r>
-        <w:rPr>
-          <w:rFonts w:asciiTheme="minorHAnsi" w:hAnsiTheme="minorHAnsi" w:cstheme="minorHAnsi"/>
-          <w:lang w:val="en-CA" w:bidi="en-US"/>
-        </w:rPr>
-        <w:br/>
-      </w:r>
-      <w:r>
-        <w:rPr>
-          <w:rFonts w:asciiTheme="minorHAnsi" w:hAnsiTheme="minorHAnsi" w:cstheme="minorHAnsi"/>
-          <w:lang w:val="en-CA" w:bidi="en-US"/>
-        </w:rPr>
-        <w:tab/>
-      </w:r>
-      <w:r>
-        <w:rPr>
-          <w:rFonts w:asciiTheme="minorHAnsi" w:hAnsiTheme="minorHAnsi" w:cstheme="minorHAnsi"/>
-          <w:lang w:val="en-CA" w:bidi="en-US"/>
-        </w:rPr>
-        <w:tab/>
-        <w:t xml:space="preserve">Foreign Key: </w:t>
-      </w:r>
-      <w:proofErr w:type="spellStart"/>
-      <w:r>
-        <w:rPr>
-          <w:rFonts w:asciiTheme="minorHAnsi" w:hAnsiTheme="minorHAnsi" w:cstheme="minorHAnsi"/>
-          <w:lang w:val="en-CA" w:bidi="en-US"/>
-        </w:rPr>
-        <w:t>Employee.Emp_No</w:t>
-      </w:r>
-      <w:proofErr w:type="spellEnd"/>
-      <w:r>
-        <w:rPr>
-          <w:rFonts w:asciiTheme="minorHAnsi" w:hAnsiTheme="minorHAnsi" w:cstheme="minorHAnsi"/>
-          <w:lang w:val="en-CA" w:bidi="en-US"/>
-        </w:rPr>
-        <w:br/>
-      </w:r>
-      <w:r>
-        <w:rPr>
-          <w:rFonts w:asciiTheme="minorHAnsi" w:hAnsiTheme="minorHAnsi" w:cstheme="minorHAnsi"/>
-          <w:lang w:val="en-CA" w:bidi="en-US"/>
-        </w:rPr>
-        <w:tab/>
-      </w:r>
-      <w:proofErr w:type="spellStart"/>
-      <w:r>
-        <w:rPr>
-          <w:rFonts w:asciiTheme="minorHAnsi" w:hAnsiTheme="minorHAnsi" w:cstheme="minorHAnsi"/>
-          <w:lang w:val="en-CA" w:bidi="en-US"/>
-        </w:rPr>
-        <w:t>Dept</w:t>
-      </w:r>
-      <w:r>
-        <w:rPr>
-          <w:rFonts w:asciiTheme="minorHAnsi" w:hAnsiTheme="minorHAnsi" w:cstheme="minorHAnsi"/>
-          <w:lang w:val="en-CA" w:bidi="en-US"/>
-        </w:rPr>
-        <w:t>_No</w:t>
-      </w:r>
-      <w:proofErr w:type="spellEnd"/>
-      <w:r>
-        <w:rPr>
-          <w:rFonts w:asciiTheme="minorHAnsi" w:hAnsiTheme="minorHAnsi" w:cstheme="minorHAnsi"/>
-          <w:lang w:val="en-CA" w:bidi="en-US"/>
-        </w:rPr>
-        <w:br/>
-      </w:r>
-      <w:r>
-        <w:rPr>
-          <w:rFonts w:asciiTheme="minorHAnsi" w:hAnsiTheme="minorHAnsi" w:cstheme="minorHAnsi"/>
-          <w:lang w:val="en-CA" w:bidi="en-US"/>
-        </w:rPr>
-        <w:tab/>
-      </w:r>
-      <w:r>
-        <w:rPr>
-          <w:rFonts w:asciiTheme="minorHAnsi" w:hAnsiTheme="minorHAnsi" w:cstheme="minorHAnsi"/>
-          <w:lang w:val="en-CA" w:bidi="en-US"/>
-        </w:rPr>
-        <w:tab/>
-        <w:t xml:space="preserve">Foreign Key: </w:t>
-      </w:r>
-      <w:proofErr w:type="spellStart"/>
-      <w:r>
-        <w:rPr>
-          <w:rFonts w:asciiTheme="minorHAnsi" w:hAnsiTheme="minorHAnsi" w:cstheme="minorHAnsi"/>
-          <w:lang w:val="en-CA" w:bidi="en-US"/>
-        </w:rPr>
-        <w:t>Department</w:t>
-      </w:r>
-      <w:r>
-        <w:rPr>
-          <w:rFonts w:asciiTheme="minorHAnsi" w:hAnsiTheme="minorHAnsi" w:cstheme="minorHAnsi"/>
-          <w:lang w:val="en-CA" w:bidi="en-US"/>
-        </w:rPr>
-        <w:t>.</w:t>
-      </w:r>
-      <w:r>
-        <w:rPr>
-          <w:rFonts w:asciiTheme="minorHAnsi" w:hAnsiTheme="minorHAnsi" w:cstheme="minorHAnsi"/>
-          <w:lang w:val="en-CA" w:bidi="en-US"/>
-        </w:rPr>
-        <w:t>Dept</w:t>
-      </w:r>
-      <w:r>
-        <w:rPr>
-          <w:rFonts w:asciiTheme="minorHAnsi" w:hAnsiTheme="minorHAnsi" w:cstheme="minorHAnsi"/>
-          <w:lang w:val="en-CA" w:bidi="en-US"/>
-        </w:rPr>
-        <w:t>_No</w:t>
-      </w:r>
-      <w:proofErr w:type="spellEnd"/>
-      <w:r>
-        <w:rPr>
-          <w:rFonts w:asciiTheme="minorHAnsi" w:hAnsiTheme="minorHAnsi" w:cstheme="minorHAnsi"/>
-          <w:lang w:val="en-CA" w:bidi="en-US"/>
-        </w:rPr>
-        <w:br/>
-      </w:r>
-      <w:r>
-        <w:rPr>
-          <w:rFonts w:asciiTheme="minorHAnsi" w:hAnsiTheme="minorHAnsi" w:cstheme="minorHAnsi"/>
-          <w:lang w:val="en-CA" w:bidi="en-US"/>
-        </w:rPr>
-        <w:tab/>
-        <w:t>Assigned to exactly one department</w:t>
-      </w:r>
-      <w:r>
-        <w:rPr>
-          <w:rFonts w:asciiTheme="minorHAnsi" w:hAnsiTheme="minorHAnsi" w:cstheme="minorHAnsi"/>
-          <w:lang w:val="en-CA" w:bidi="en-US"/>
-        </w:rPr>
-        <w:br/>
-      </w:r>
-      <w:r>
-        <w:rPr>
-          <w:rFonts w:asciiTheme="minorHAnsi" w:hAnsiTheme="minorHAnsi" w:cstheme="minorHAnsi"/>
-          <w:lang w:val="en-CA" w:bidi="en-US"/>
-        </w:rPr>
-        <w:tab/>
-      </w:r>
-      <w:r>
-        <w:rPr>
-          <w:rFonts w:asciiTheme="minorHAnsi" w:hAnsiTheme="minorHAnsi" w:cstheme="minorHAnsi"/>
-          <w:lang w:val="en-CA" w:bidi="en-US"/>
-        </w:rPr>
-        <w:t>One (Department) to many (Employee)</w:t>
-      </w:r>
-      <w:r>
-        <w:rPr>
-          <w:rFonts w:asciiTheme="minorHAnsi" w:hAnsiTheme="minorHAnsi" w:cstheme="minorHAnsi"/>
-          <w:lang w:val="en-CA" w:bidi="en-US"/>
-        </w:rPr>
-        <w:t xml:space="preserve"> </w:t>
-      </w:r>
-    </w:p>
-    <w:p>
-      <w:pPr>
-        <w:rPr>
-          <w:rFonts w:asciiTheme="minorHAnsi" w:hAnsiTheme="minorHAnsi" w:cstheme="minorHAnsi"/>
-          <w:lang w:val="en-CA" w:bidi="en-US"/>
-        </w:rPr>
-      </w:pPr>
-    </w:p>
-    <w:p>
-      <w:pPr>
-        <w:rPr>
-          <w:rFonts w:asciiTheme="minorHAnsi" w:hAnsiTheme="minorHAnsi" w:cstheme="minorHAnsi"/>
-          <w:lang w:val="en-CA" w:bidi="en-US"/>
-        </w:rPr>
-      </w:pPr>
-      <w:proofErr w:type="spellStart"/>
-      <w:r>
-        <w:rPr>
-          <w:rFonts w:asciiTheme="minorHAnsi" w:hAnsiTheme="minorHAnsi" w:cstheme="minorHAnsi"/>
-          <w:lang w:val="en-CA" w:bidi="en-US"/>
-        </w:rPr>
-        <w:t>EmployeeSkillAssignment</w:t>
-      </w:r>
-      <w:proofErr w:type="spellEnd"/>
-      <w:r>
-        <w:rPr>
-          <w:rFonts w:asciiTheme="minorHAnsi" w:hAnsiTheme="minorHAnsi" w:cstheme="minorHAnsi"/>
-          <w:lang w:val="en-CA" w:bidi="en-US"/>
-        </w:rPr>
-        <w:t>:</w:t>
-      </w:r>
-      <w:r>
-        <w:rPr>
-          <w:rFonts w:asciiTheme="minorHAnsi" w:hAnsiTheme="minorHAnsi" w:cstheme="minorHAnsi"/>
-          <w:lang w:val="en-CA" w:bidi="en-US"/>
-        </w:rPr>
-        <w:br/>
-      </w:r>
-      <w:r>
-        <w:rPr>
-          <w:rFonts w:asciiTheme="minorHAnsi" w:hAnsiTheme="minorHAnsi" w:cstheme="minorHAnsi"/>
-          <w:lang w:val="en-CA" w:bidi="en-US"/>
-        </w:rPr>
-        <w:tab/>
-      </w:r>
-      <w:proofErr w:type="spellStart"/>
-      <w:r>
-        <w:rPr>
-          <w:rFonts w:asciiTheme="minorHAnsi" w:hAnsiTheme="minorHAnsi" w:cstheme="minorHAnsi"/>
-          <w:lang w:val="en-CA" w:bidi="en-US"/>
-        </w:rPr>
-        <w:t>EmployeeSkillAssignmentId</w:t>
-      </w:r>
-      <w:proofErr w:type="spellEnd"/>
-      <w:r>
-        <w:rPr>
-          <w:rFonts w:asciiTheme="minorHAnsi" w:hAnsiTheme="minorHAnsi" w:cstheme="minorHAnsi"/>
-          <w:lang w:val="en-CA" w:bidi="en-US"/>
-        </w:rPr>
-        <w:t xml:space="preserve"> </w:t>
-      </w:r>
-      <w:r>
-        <w:rPr>
-          <w:rFonts w:asciiTheme="minorHAnsi" w:hAnsiTheme="minorHAnsi" w:cstheme="minorHAnsi"/>
-          <w:lang w:val="en-CA" w:bidi="en-US"/>
-        </w:rPr>
-        <w:br/>
-      </w:r>
-      <w:r>
-        <w:rPr>
-          <w:rFonts w:asciiTheme="minorHAnsi" w:hAnsiTheme="minorHAnsi" w:cstheme="minorHAnsi"/>
-          <w:lang w:val="en-CA" w:bidi="en-US"/>
-        </w:rPr>
-        <w:tab/>
-      </w:r>
-      <w:r>
-        <w:rPr>
-          <w:rFonts w:asciiTheme="minorHAnsi" w:hAnsiTheme="minorHAnsi" w:cstheme="minorHAnsi"/>
-          <w:lang w:val="en-CA" w:bidi="en-US"/>
-        </w:rPr>
-        <w:tab/>
-        <w:t>Primary Key</w:t>
-      </w:r>
-      <w:r>
-        <w:rPr>
-          <w:rFonts w:asciiTheme="minorHAnsi" w:hAnsiTheme="minorHAnsi" w:cstheme="minorHAnsi"/>
-          <w:lang w:val="en-CA" w:bidi="en-US"/>
-        </w:rPr>
-        <w:br/>
-      </w:r>
-      <w:r>
-        <w:rPr>
-          <w:rFonts w:asciiTheme="minorHAnsi" w:hAnsiTheme="minorHAnsi" w:cstheme="minorHAnsi"/>
-          <w:lang w:val="en-CA" w:bidi="en-US"/>
-        </w:rPr>
-        <w:tab/>
-      </w:r>
-      <w:proofErr w:type="spellStart"/>
-      <w:r>
-        <w:rPr>
-          <w:rFonts w:asciiTheme="minorHAnsi" w:hAnsiTheme="minorHAnsi" w:cstheme="minorHAnsi"/>
-          <w:lang w:val="en-CA" w:bidi="en-US"/>
-        </w:rPr>
-        <w:t>Emp_No</w:t>
-      </w:r>
-      <w:proofErr w:type="spellEnd"/>
-      <w:r>
-        <w:rPr>
-          <w:rFonts w:asciiTheme="minorHAnsi" w:hAnsiTheme="minorHAnsi" w:cstheme="minorHAnsi"/>
-          <w:lang w:val="en-CA" w:bidi="en-US"/>
-        </w:rPr>
-        <w:t>:</w:t>
-      </w:r>
-      <w:r>
-        <w:rPr>
-          <w:rFonts w:asciiTheme="minorHAnsi" w:hAnsiTheme="minorHAnsi" w:cstheme="minorHAnsi"/>
-          <w:lang w:val="en-CA" w:bidi="en-US"/>
-        </w:rPr>
-        <w:br/>
-      </w:r>
-      <w:r>
-        <w:rPr>
-          <w:rFonts w:asciiTheme="minorHAnsi" w:hAnsiTheme="minorHAnsi" w:cstheme="minorHAnsi"/>
-          <w:lang w:val="en-CA" w:bidi="en-US"/>
-        </w:rPr>
-        <w:tab/>
-      </w:r>
-      <w:r>
-        <w:rPr>
-          <w:rFonts w:asciiTheme="minorHAnsi" w:hAnsiTheme="minorHAnsi" w:cstheme="minorHAnsi"/>
-          <w:lang w:val="en-CA" w:bidi="en-US"/>
-        </w:rPr>
-        <w:tab/>
-        <w:t xml:space="preserve">Foreign Key: </w:t>
-      </w:r>
-      <w:proofErr w:type="spellStart"/>
-      <w:r>
-        <w:rPr>
-          <w:rFonts w:asciiTheme="minorHAnsi" w:hAnsiTheme="minorHAnsi" w:cstheme="minorHAnsi"/>
-          <w:lang w:val="en-CA" w:bidi="en-US"/>
-        </w:rPr>
-        <w:t>Employee.Emp_No</w:t>
-      </w:r>
-      <w:proofErr w:type="spellEnd"/>
-      <w:r>
-        <w:rPr>
-          <w:rFonts w:asciiTheme="minorHAnsi" w:hAnsiTheme="minorHAnsi" w:cstheme="minorHAnsi"/>
-          <w:lang w:val="en-CA" w:bidi="en-US"/>
-        </w:rPr>
-        <w:br/>
-      </w:r>
-      <w:r>
-        <w:rPr>
-          <w:rFonts w:asciiTheme="minorHAnsi" w:hAnsiTheme="minorHAnsi" w:cstheme="minorHAnsi"/>
-          <w:lang w:val="en-CA" w:bidi="en-US"/>
-        </w:rPr>
-        <w:tab/>
-      </w:r>
-      <w:proofErr w:type="spellStart"/>
-      <w:r>
-        <w:rPr>
-          <w:rFonts w:asciiTheme="minorHAnsi" w:hAnsiTheme="minorHAnsi" w:cstheme="minorHAnsi"/>
-          <w:lang w:val="en-CA" w:bidi="en-US"/>
-        </w:rPr>
-        <w:t>Skill_No</w:t>
-      </w:r>
-      <w:proofErr w:type="spellEnd"/>
-      <w:r>
-        <w:rPr>
-          <w:rFonts w:asciiTheme="minorHAnsi" w:hAnsiTheme="minorHAnsi" w:cstheme="minorHAnsi"/>
-          <w:lang w:val="en-CA" w:bidi="en-US"/>
-        </w:rPr>
-        <w:t>:</w:t>
-      </w:r>
-      <w:r>
-        <w:rPr>
-          <w:rFonts w:asciiTheme="minorHAnsi" w:hAnsiTheme="minorHAnsi" w:cstheme="minorHAnsi"/>
-          <w:lang w:val="en-CA" w:bidi="en-US"/>
-        </w:rPr>
-        <w:br/>
-      </w:r>
-      <w:r>
-        <w:rPr>
-          <w:rFonts w:asciiTheme="minorHAnsi" w:hAnsiTheme="minorHAnsi" w:cstheme="minorHAnsi"/>
-          <w:lang w:val="en-CA" w:bidi="en-US"/>
-        </w:rPr>
-        <w:tab/>
-      </w:r>
-      <w:r>
-        <w:rPr>
-          <w:rFonts w:asciiTheme="minorHAnsi" w:hAnsiTheme="minorHAnsi" w:cstheme="minorHAnsi"/>
-          <w:lang w:val="en-CA" w:bidi="en-US"/>
-        </w:rPr>
-        <w:tab/>
-        <w:t xml:space="preserve">Foreign Key: </w:t>
-      </w:r>
-      <w:proofErr w:type="spellStart"/>
-      <w:r>
-        <w:rPr>
-          <w:rFonts w:asciiTheme="minorHAnsi" w:hAnsiTheme="minorHAnsi" w:cstheme="minorHAnsi"/>
-          <w:lang w:val="en-CA" w:bidi="en-US"/>
-        </w:rPr>
-        <w:t>Skill.Skill_No</w:t>
-      </w:r>
-      <w:proofErr w:type="spellEnd"/>
-      <w:r>
-        <w:rPr>
-          <w:rFonts w:asciiTheme="minorHAnsi" w:hAnsiTheme="minorHAnsi" w:cstheme="minorHAnsi"/>
-          <w:lang w:val="en-CA" w:bidi="en-US"/>
-        </w:rPr>
-        <w:br/>
-      </w:r>
-      <w:r>
-        <w:rPr>
-          <w:rFonts w:asciiTheme="minorHAnsi" w:hAnsiTheme="minorHAnsi" w:cstheme="minorHAnsi"/>
-          <w:lang w:val="en-CA" w:bidi="en-US"/>
-        </w:rPr>
-        <w:lastRenderedPageBreak/>
-        <w:tab/>
-      </w:r>
-      <w:proofErr w:type="spellStart"/>
-      <w:r>
-        <w:rPr>
-          <w:rFonts w:asciiTheme="minorHAnsi" w:hAnsiTheme="minorHAnsi" w:cstheme="minorHAnsi"/>
-          <w:lang w:val="en-CA" w:bidi="en-US"/>
-        </w:rPr>
-        <w:t>Project_No</w:t>
-      </w:r>
-      <w:proofErr w:type="spellEnd"/>
-      <w:r>
-        <w:rPr>
-          <w:rFonts w:asciiTheme="minorHAnsi" w:hAnsiTheme="minorHAnsi" w:cstheme="minorHAnsi"/>
-          <w:lang w:val="en-CA" w:bidi="en-US"/>
-        </w:rPr>
-        <w:t>:</w:t>
-      </w:r>
-      <w:r>
-        <w:rPr>
-          <w:rFonts w:asciiTheme="minorHAnsi" w:hAnsiTheme="minorHAnsi" w:cstheme="minorHAnsi"/>
-          <w:lang w:val="en-CA" w:bidi="en-US"/>
-        </w:rPr>
-        <w:br/>
-      </w:r>
-      <w:r>
-        <w:rPr>
-          <w:rFonts w:asciiTheme="minorHAnsi" w:hAnsiTheme="minorHAnsi" w:cstheme="minorHAnsi"/>
-          <w:lang w:val="en-CA" w:bidi="en-US"/>
-        </w:rPr>
-        <w:tab/>
-      </w:r>
-      <w:r>
-        <w:rPr>
-          <w:rFonts w:asciiTheme="minorHAnsi" w:hAnsiTheme="minorHAnsi" w:cstheme="minorHAnsi"/>
-          <w:lang w:val="en-CA" w:bidi="en-US"/>
-        </w:rPr>
-        <w:tab/>
-        <w:t xml:space="preserve">Foreign Key: </w:t>
-      </w:r>
-      <w:proofErr w:type="spellStart"/>
-      <w:r>
-        <w:rPr>
-          <w:rFonts w:asciiTheme="minorHAnsi" w:hAnsiTheme="minorHAnsi" w:cstheme="minorHAnsi"/>
-          <w:lang w:val="en-CA" w:bidi="en-US"/>
-        </w:rPr>
-        <w:t>Project.Project_No</w:t>
-      </w:r>
-      <w:proofErr w:type="spellEnd"/>
-    </w:p>
-    <w:p>
-      <w:pPr>
-        <w:rPr>
-          <w:rFonts w:asciiTheme="minorHAnsi" w:hAnsiTheme="minorHAnsi" w:cstheme="minorHAnsi"/>
-          <w:lang w:val="en-CA" w:bidi="en-US"/>
-        </w:rPr>
-      </w:pPr>
-      <w:r>
-        <w:rPr>
-          <w:rFonts w:asciiTheme="minorHAnsi" w:hAnsiTheme="minorHAnsi" w:cstheme="minorHAnsi"/>
-          <w:lang w:val="en-CA" w:bidi="en-US"/>
-        </w:rPr>
-        <w:tab/>
-      </w:r>
-      <w:r>
-        <w:rPr>
-          <w:rFonts w:asciiTheme="minorHAnsi" w:hAnsiTheme="minorHAnsi" w:cstheme="minorHAnsi"/>
-          <w:lang w:val="en-CA" w:bidi="en-US"/>
-        </w:rPr>
-        <w:t>An employee is assigned to a specific location with a specific skill</w:t>
-      </w:r>
-    </w:p>
-    <w:p>
-      <w:pPr>
-        <w:rPr>
-          <w:rFonts w:asciiTheme="minorHAnsi" w:hAnsiTheme="minorHAnsi" w:cstheme="minorHAnsi"/>
-          <w:lang w:val="en-CA" w:bidi="en-US"/>
-        </w:rPr>
-      </w:pPr>
-      <w:r>
-        <w:rPr>
-          <w:rFonts w:asciiTheme="minorHAnsi" w:hAnsiTheme="minorHAnsi" w:cstheme="minorHAnsi"/>
-          <w:lang w:val="en-CA" w:bidi="en-US"/>
-        </w:rPr>
-        <w:tab/>
-      </w:r>
-      <w:r>
-        <w:rPr>
-          <w:rFonts w:asciiTheme="minorHAnsi" w:hAnsiTheme="minorHAnsi" w:cstheme="minorHAnsi"/>
-          <w:lang w:val="en-CA" w:bidi="en-US"/>
-        </w:rPr>
-        <w:t xml:space="preserve">Multiple employees assigned to a location </w:t>
-      </w:r>
-    </w:p>
-    <w:p>
-      <w:pPr>
-        <w:rPr>
-          <w:rFonts w:asciiTheme="minorHAnsi" w:hAnsiTheme="minorHAnsi" w:cstheme="minorHAnsi"/>
-          <w:lang w:val="en-CA" w:bidi="en-US"/>
-        </w:rPr>
-      </w:pPr>
-      <w:r>
-        <w:rPr>
-          <w:rFonts w:asciiTheme="minorHAnsi" w:hAnsiTheme="minorHAnsi" w:cstheme="minorHAnsi"/>
-          <w:lang w:val="en-CA" w:bidi="en-US"/>
-        </w:rPr>
-        <w:tab/>
-        <w:t>One to Many</w:t>
-      </w:r>
-    </w:p>
-    <w:p>
-      <w:pPr>
-        <w:rPr>
-          <w:rFonts w:asciiTheme="minorHAnsi" w:hAnsiTheme="minorHAnsi" w:cstheme="minorHAnsi"/>
-          <w:lang w:val="en-CA" w:bidi="en-US"/>
-        </w:rPr>
-      </w:pPr>
-      <w:r>
-        <w:rPr>
-          <w:rFonts w:asciiTheme="minorHAnsi" w:hAnsiTheme="minorHAnsi" w:cstheme="minorHAnsi"/>
-          <w:lang w:val="en-CA" w:bidi="en-US"/>
-        </w:rPr>
-        <w:tab/>
-      </w:r>
-    </w:p>
-    <w:p>
-      <w:pPr>
-        <w:rPr>
-          <w:rFonts w:asciiTheme="minorHAnsi" w:hAnsiTheme="minorHAnsi" w:cstheme="minorHAnsi"/>
-          <w:lang w:val="en-CA" w:bidi="en-US"/>
-        </w:rPr>
-      </w:pPr>
-      <w:proofErr w:type="spellStart"/>
-      <w:r>
-        <w:rPr>
-          <w:rFonts w:asciiTheme="minorHAnsi" w:hAnsiTheme="minorHAnsi" w:cstheme="minorHAnsi"/>
-          <w:lang w:val="en-CA" w:bidi="en-US"/>
-        </w:rPr>
-        <w:t>ProjectLocations</w:t>
-      </w:r>
-      <w:proofErr w:type="spellEnd"/>
-      <w:r>
-        <w:rPr>
-          <w:rFonts w:asciiTheme="minorHAnsi" w:hAnsiTheme="minorHAnsi" w:cstheme="minorHAnsi"/>
-          <w:lang w:val="en-CA" w:bidi="en-US"/>
-        </w:rPr>
-        <w:t>:</w:t>
-      </w:r>
-      <w:r>
-        <w:rPr>
-          <w:rFonts w:asciiTheme="minorHAnsi" w:hAnsiTheme="minorHAnsi" w:cstheme="minorHAnsi"/>
-          <w:lang w:val="en-CA" w:bidi="en-US"/>
-        </w:rPr>
-        <w:br/>
-      </w:r>
-      <w:r>
-        <w:rPr>
-          <w:rFonts w:asciiTheme="minorHAnsi" w:hAnsiTheme="minorHAnsi" w:cstheme="minorHAnsi"/>
-          <w:lang w:val="en-CA" w:bidi="en-US"/>
-        </w:rPr>
-        <w:tab/>
-        <w:t>LOC_ID</w:t>
-      </w:r>
-      <w:r>
-        <w:rPr>
-          <w:rFonts w:asciiTheme="minorHAnsi" w:hAnsiTheme="minorHAnsi" w:cstheme="minorHAnsi"/>
-          <w:lang w:val="en-CA" w:bidi="en-US"/>
-        </w:rPr>
-        <w:br/>
-      </w:r>
-      <w:r>
-        <w:rPr>
-          <w:rFonts w:asciiTheme="minorHAnsi" w:hAnsiTheme="minorHAnsi" w:cstheme="minorHAnsi"/>
-          <w:lang w:val="en-CA" w:bidi="en-US"/>
-        </w:rPr>
-        <w:tab/>
-      </w:r>
-      <w:r>
-        <w:rPr>
-          <w:rFonts w:asciiTheme="minorHAnsi" w:hAnsiTheme="minorHAnsi" w:cstheme="minorHAnsi"/>
-          <w:lang w:val="en-CA" w:bidi="en-US"/>
-        </w:rPr>
-        <w:tab/>
-        <w:t>Primary Key</w:t>
-      </w:r>
-      <w:r>
-        <w:rPr>
-          <w:rFonts w:asciiTheme="minorHAnsi" w:hAnsiTheme="minorHAnsi" w:cstheme="minorHAnsi"/>
-          <w:lang w:val="en-CA" w:bidi="en-US"/>
-        </w:rPr>
-        <w:br/>
-      </w:r>
-      <w:r>
-        <w:rPr>
-          <w:rFonts w:asciiTheme="minorHAnsi" w:hAnsiTheme="minorHAnsi" w:cstheme="minorHAnsi"/>
-          <w:lang w:val="en-CA" w:bidi="en-US"/>
-        </w:rPr>
-        <w:tab/>
         <w:t>Loc City</w:t>
       </w:r>
       <w:r>
@@ -5340,39 +4931,7 @@
           <w:rFonts w:asciiTheme="minorHAnsi" w:hAnsiTheme="minorHAnsi" w:cstheme="minorHAnsi"/>
           <w:lang w:val="en-CA"/>
         </w:rPr>
-        <w:t>Employee(</w:t>
-      </w:r>
-      <w:proofErr w:type="spellStart"/>
-      <w:r>
-        <w:rPr>
-          <w:rFonts w:asciiTheme="minorHAnsi" w:hAnsiTheme="minorHAnsi" w:cstheme="minorHAnsi"/>
-          <w:lang w:val="en-CA"/>
-        </w:rPr>
-        <w:t>E_id</w:t>
-      </w:r>
-      <w:proofErr w:type="spellEnd"/>
-      <w:r>
-        <w:rPr>
-          <w:rFonts w:asciiTheme="minorHAnsi" w:hAnsiTheme="minorHAnsi" w:cstheme="minorHAnsi"/>
-          <w:lang w:val="en-CA"/>
-        </w:rPr>
-        <w:t xml:space="preserve">: integer, </w:t>
-      </w:r>
-      <w:proofErr w:type="spellStart"/>
-      <w:r>
-        <w:rPr>
-          <w:rFonts w:asciiTheme="minorHAnsi" w:hAnsiTheme="minorHAnsi" w:cstheme="minorHAnsi"/>
-          <w:lang w:val="en-CA"/>
-        </w:rPr>
-        <w:t>E_name</w:t>
-      </w:r>
-      <w:proofErr w:type="spellEnd"/>
-      <w:r>
-        <w:rPr>
-          <w:rFonts w:asciiTheme="minorHAnsi" w:hAnsiTheme="minorHAnsi" w:cstheme="minorHAnsi"/>
-          <w:lang w:val="en-CA"/>
-        </w:rPr>
-        <w:t>: string, Age: integer, Salary: real)</w:t>
+        <w:t>Employee(E_id: integer, E_name: string, Age: integer, Salary: real)</w:t>
       </w:r>
     </w:p>
     <w:p>
@@ -5388,55 +4947,7 @@
           <w:rFonts w:asciiTheme="minorHAnsi" w:hAnsiTheme="minorHAnsi" w:cstheme="minorHAnsi"/>
           <w:lang w:val="en-CA"/>
         </w:rPr>
-        <w:t>Works(</w:t>
-      </w:r>
-      <w:proofErr w:type="spellStart"/>
-      <w:r>
-        <w:rPr>
-          <w:rFonts w:asciiTheme="minorHAnsi" w:hAnsiTheme="minorHAnsi" w:cstheme="minorHAnsi"/>
-          <w:lang w:val="en-CA"/>
-        </w:rPr>
-        <w:t>E_id</w:t>
-      </w:r>
-      <w:proofErr w:type="spellEnd"/>
-      <w:r>
-        <w:rPr>
-          <w:rFonts w:asciiTheme="minorHAnsi" w:hAnsiTheme="minorHAnsi" w:cstheme="minorHAnsi"/>
-          <w:lang w:val="en-CA"/>
-        </w:rPr>
-        <w:t xml:space="preserve">: integer, </w:t>
-      </w:r>
-      <w:proofErr w:type="spellStart"/>
-      <w:r>
-        <w:rPr>
-          <w:rFonts w:asciiTheme="minorHAnsi" w:hAnsiTheme="minorHAnsi" w:cstheme="minorHAnsi"/>
-          <w:lang w:val="en-CA"/>
-        </w:rPr>
-        <w:t>Dep_id</w:t>
-      </w:r>
-      <w:proofErr w:type="spellEnd"/>
-      <w:r>
-        <w:rPr>
-          <w:rFonts w:asciiTheme="minorHAnsi" w:hAnsiTheme="minorHAnsi" w:cstheme="minorHAnsi"/>
-          <w:lang w:val="en-CA"/>
-        </w:rPr>
-        <w:t xml:space="preserve">: integer, </w:t>
-      </w:r>
-      <w:proofErr w:type="spellStart"/>
-      <w:r>
-        <w:rPr>
-          <w:rFonts w:asciiTheme="minorHAnsi" w:hAnsiTheme="minorHAnsi" w:cstheme="minorHAnsi"/>
-          <w:lang w:val="en-CA"/>
-        </w:rPr>
-        <w:t>Start_date</w:t>
-      </w:r>
-      <w:proofErr w:type="spellEnd"/>
-      <w:r>
-        <w:rPr>
-          <w:rFonts w:asciiTheme="minorHAnsi" w:hAnsiTheme="minorHAnsi" w:cstheme="minorHAnsi"/>
-          <w:lang w:val="en-CA"/>
-        </w:rPr>
-        <w:t>: date)</w:t>
+        <w:t>Works(E_id: integer, Dep_id: integer, Start_date: date)</w:t>
       </w:r>
     </w:p>
     <w:p>
@@ -5452,55 +4963,7 @@
           <w:rFonts w:asciiTheme="minorHAnsi" w:hAnsiTheme="minorHAnsi" w:cstheme="minorHAnsi"/>
           <w:lang w:val="en-CA"/>
         </w:rPr>
-        <w:t>Department(</w:t>
-      </w:r>
-      <w:proofErr w:type="spellStart"/>
-      <w:r>
-        <w:rPr>
-          <w:rFonts w:asciiTheme="minorHAnsi" w:hAnsiTheme="minorHAnsi" w:cstheme="minorHAnsi"/>
-          <w:lang w:val="en-CA"/>
-        </w:rPr>
-        <w:t>Dep_id</w:t>
-      </w:r>
-      <w:proofErr w:type="spellEnd"/>
-      <w:r>
-        <w:rPr>
-          <w:rFonts w:asciiTheme="minorHAnsi" w:hAnsiTheme="minorHAnsi" w:cstheme="minorHAnsi"/>
-          <w:lang w:val="en-CA"/>
-        </w:rPr>
-        <w:t xml:space="preserve">: integer, </w:t>
-      </w:r>
-      <w:proofErr w:type="spellStart"/>
-      <w:r>
-        <w:rPr>
-          <w:rFonts w:asciiTheme="minorHAnsi" w:hAnsiTheme="minorHAnsi" w:cstheme="minorHAnsi"/>
-          <w:lang w:val="en-CA"/>
-        </w:rPr>
-        <w:t>Dep_name</w:t>
-      </w:r>
-      <w:proofErr w:type="spellEnd"/>
-      <w:r>
-        <w:rPr>
-          <w:rFonts w:asciiTheme="minorHAnsi" w:hAnsiTheme="minorHAnsi" w:cstheme="minorHAnsi"/>
-          <w:lang w:val="en-CA"/>
-        </w:rPr>
-        <w:t xml:space="preserve">: string, Budget: real, </w:t>
-      </w:r>
-      <w:proofErr w:type="spellStart"/>
-      <w:r>
-        <w:rPr>
-          <w:rFonts w:asciiTheme="minorHAnsi" w:hAnsiTheme="minorHAnsi" w:cstheme="minorHAnsi"/>
-          <w:lang w:val="en-CA"/>
-        </w:rPr>
-        <w:t>Manager_E_id</w:t>
-      </w:r>
-      <w:proofErr w:type="spellEnd"/>
-      <w:r>
-        <w:rPr>
-          <w:rFonts w:asciiTheme="minorHAnsi" w:hAnsiTheme="minorHAnsi" w:cstheme="minorHAnsi"/>
-          <w:lang w:val="en-CA"/>
-        </w:rPr>
-        <w:t>: integer)</w:t>
+        <w:t>Department(Dep_id: integer, Dep_name: string, Budget: real, Manager_E_id: integer)</w:t>
       </w:r>
     </w:p>
     <w:p>
@@ -5806,23 +5269,7 @@
           <w:rFonts w:asciiTheme="minorHAnsi" w:hAnsiTheme="minorHAnsi" w:cstheme="minorHAnsi"/>
           <w:lang w:val="en-CA"/>
         </w:rPr>
-        <w:t xml:space="preserve">Consider the relation STUDENT, where a student can have only one major and </w:t>
-      </w:r>
-      <w:proofErr w:type="spellStart"/>
-      <w:r>
-        <w:rPr>
-          <w:rFonts w:asciiTheme="minorHAnsi" w:hAnsiTheme="minorHAnsi" w:cstheme="minorHAnsi"/>
-          <w:lang w:val="en-CA"/>
-        </w:rPr>
-        <w:t>stuID</w:t>
-      </w:r>
-      <w:proofErr w:type="spellEnd"/>
-      <w:r>
-        <w:rPr>
-          <w:rFonts w:asciiTheme="minorHAnsi" w:hAnsiTheme="minorHAnsi" w:cstheme="minorHAnsi"/>
-          <w:lang w:val="en-CA"/>
-        </w:rPr>
-        <w:t xml:space="preserve"> is a unique identifier for students:</w:t>
+        <w:t>Consider the relation STUDENT, where a student can have only one major and stuID is a unique identifier for students:</w:t>
       </w:r>
     </w:p>
     <w:p>
@@ -5838,55 +5285,7 @@
           <w:rFonts w:asciiTheme="minorHAnsi" w:hAnsiTheme="minorHAnsi" w:cstheme="minorHAnsi"/>
           <w:lang w:val="en-CA"/>
         </w:rPr>
-        <w:t>RELATION = STUDENT (</w:t>
-      </w:r>
-      <w:proofErr w:type="spellStart"/>
-      <w:r>
-        <w:rPr>
-          <w:rFonts w:asciiTheme="minorHAnsi" w:hAnsiTheme="minorHAnsi" w:cstheme="minorHAnsi"/>
-          <w:lang w:val="en-CA"/>
-        </w:rPr>
-        <w:t>StuID</w:t>
-      </w:r>
-      <w:proofErr w:type="spellEnd"/>
-      <w:r>
-        <w:rPr>
-          <w:rFonts w:asciiTheme="minorHAnsi" w:hAnsiTheme="minorHAnsi" w:cstheme="minorHAnsi"/>
-          <w:lang w:val="en-CA"/>
-        </w:rPr>
-        <w:t xml:space="preserve">, </w:t>
-      </w:r>
-      <w:proofErr w:type="spellStart"/>
-      <w:r>
-        <w:rPr>
-          <w:rFonts w:asciiTheme="minorHAnsi" w:hAnsiTheme="minorHAnsi" w:cstheme="minorHAnsi"/>
-          <w:lang w:val="en-CA"/>
-        </w:rPr>
-        <w:t>StuName</w:t>
-      </w:r>
-      <w:proofErr w:type="spellEnd"/>
-      <w:r>
-        <w:rPr>
-          <w:rFonts w:asciiTheme="minorHAnsi" w:hAnsiTheme="minorHAnsi" w:cstheme="minorHAnsi"/>
-          <w:lang w:val="en-CA"/>
-        </w:rPr>
-        <w:t xml:space="preserve">, Address, </w:t>
-      </w:r>
-      <w:proofErr w:type="spellStart"/>
-      <w:r>
-        <w:rPr>
-          <w:rFonts w:asciiTheme="minorHAnsi" w:hAnsiTheme="minorHAnsi" w:cstheme="minorHAnsi"/>
-          <w:lang w:val="en-CA"/>
-        </w:rPr>
-        <w:t>Birth_date</w:t>
-      </w:r>
-      <w:proofErr w:type="spellEnd"/>
-      <w:r>
-        <w:rPr>
-          <w:rFonts w:asciiTheme="minorHAnsi" w:hAnsiTheme="minorHAnsi" w:cstheme="minorHAnsi"/>
-          <w:lang w:val="en-CA"/>
-        </w:rPr>
-        <w:t>, Gender, Major)</w:t>
+        <w:t>RELATION = STUDENT (StuID, StuName, Address, Birth_date, Gender, Major)</w:t>
       </w:r>
     </w:p>
     <w:p>
@@ -5911,133 +5310,12 @@
         </w:rPr>
         <w:t xml:space="preserve">e only functional </w:t>
       </w:r>
-      <w:proofErr w:type="spellStart"/>
-      <w:r>
-        <w:rPr>
-          <w:rFonts w:asciiTheme="minorHAnsi" w:hAnsiTheme="minorHAnsi" w:cstheme="minorHAnsi"/>
-          <w:lang w:val="en-CA"/>
-        </w:rPr>
-        <w:t>depenancy</w:t>
-      </w:r>
-      <w:proofErr w:type="spellEnd"/>
-      <w:r>
-        <w:rPr>
-          <w:rFonts w:asciiTheme="minorHAnsi" w:hAnsiTheme="minorHAnsi" w:cstheme="minorHAnsi"/>
-          <w:lang w:val="en-CA"/>
-        </w:rPr>
-        <w:t xml:space="preserve"> is </w:t>
-      </w:r>
-      <w:proofErr w:type="spellStart"/>
-      <w:r>
-        <w:rPr>
-          <w:rFonts w:asciiTheme="minorHAnsi" w:hAnsiTheme="minorHAnsi" w:cstheme="minorHAnsi"/>
-          <w:lang w:val="en-CA"/>
-        </w:rPr>
-        <w:t>StuID</w:t>
-      </w:r>
-      <w:proofErr w:type="spellEnd"/>
-      <w:r>
-        <w:rPr>
-          <w:rFonts w:asciiTheme="minorHAnsi" w:hAnsiTheme="minorHAnsi" w:cstheme="minorHAnsi"/>
-          <w:lang w:val="en-CA"/>
-        </w:rPr>
-        <w:t xml:space="preserve"> -&gt; </w:t>
-      </w:r>
-      <w:proofErr w:type="spellStart"/>
-      <w:r>
-        <w:rPr>
-          <w:rFonts w:asciiTheme="minorHAnsi" w:hAnsiTheme="minorHAnsi" w:cstheme="minorHAnsi"/>
-          <w:lang w:val="en-CA"/>
-        </w:rPr>
-        <w:t>StuName</w:t>
-      </w:r>
-      <w:proofErr w:type="spellEnd"/>
-      <w:r>
-        <w:rPr>
-          <w:rFonts w:asciiTheme="minorHAnsi" w:hAnsiTheme="minorHAnsi" w:cstheme="minorHAnsi"/>
-          <w:lang w:val="en-CA"/>
-        </w:rPr>
-        <w:t xml:space="preserve">, </w:t>
-      </w:r>
-      <w:proofErr w:type="spellStart"/>
-      <w:r>
-        <w:rPr>
-          <w:rFonts w:asciiTheme="minorHAnsi" w:hAnsiTheme="minorHAnsi" w:cstheme="minorHAnsi"/>
-          <w:lang w:val="en-CA"/>
-        </w:rPr>
-        <w:t>Addrss</w:t>
-      </w:r>
-      <w:proofErr w:type="spellEnd"/>
-      <w:r>
-        <w:rPr>
-          <w:rFonts w:asciiTheme="minorHAnsi" w:hAnsiTheme="minorHAnsi" w:cstheme="minorHAnsi"/>
-          <w:lang w:val="en-CA"/>
-        </w:rPr>
-        <w:t xml:space="preserve">, </w:t>
-      </w:r>
-      <w:proofErr w:type="spellStart"/>
-      <w:r>
-        <w:rPr>
-          <w:rFonts w:asciiTheme="minorHAnsi" w:hAnsiTheme="minorHAnsi" w:cstheme="minorHAnsi"/>
-          <w:lang w:val="en-CA"/>
-        </w:rPr>
-        <w:t>Birth_Date</w:t>
-      </w:r>
-      <w:proofErr w:type="spellEnd"/>
-      <w:r>
-        <w:rPr>
-          <w:rFonts w:asciiTheme="minorHAnsi" w:hAnsiTheme="minorHAnsi" w:cstheme="minorHAnsi"/>
-          <w:lang w:val="en-CA"/>
-        </w:rPr>
-        <w:t xml:space="preserve">, Gender, Major. WE are told that </w:t>
-      </w:r>
-      <w:proofErr w:type="spellStart"/>
-      <w:r>
-        <w:rPr>
-          <w:rFonts w:asciiTheme="minorHAnsi" w:hAnsiTheme="minorHAnsi" w:cstheme="minorHAnsi"/>
-          <w:lang w:val="en-CA"/>
-        </w:rPr>
-        <w:t>StuId</w:t>
-      </w:r>
-      <w:proofErr w:type="spellEnd"/>
-      <w:r>
-        <w:rPr>
-          <w:rFonts w:asciiTheme="minorHAnsi" w:hAnsiTheme="minorHAnsi" w:cstheme="minorHAnsi"/>
-          <w:lang w:val="en-CA"/>
-        </w:rPr>
-        <w:t xml:space="preserve"> is the unique identifier, so all other attributes can be determined using </w:t>
-      </w:r>
-      <w:proofErr w:type="spellStart"/>
-      <w:r>
-        <w:rPr>
-          <w:rFonts w:asciiTheme="minorHAnsi" w:hAnsiTheme="minorHAnsi" w:cstheme="minorHAnsi"/>
-          <w:lang w:val="en-CA"/>
-        </w:rPr>
-        <w:t>StuId</w:t>
-      </w:r>
-      <w:proofErr w:type="spellEnd"/>
-      <w:r>
-        <w:rPr>
-          <w:rFonts w:asciiTheme="minorHAnsi" w:hAnsiTheme="minorHAnsi" w:cstheme="minorHAnsi"/>
-          <w:lang w:val="en-CA"/>
-        </w:rPr>
-        <w:t xml:space="preserve">.  There are no other </w:t>
-      </w:r>
-      <w:proofErr w:type="spellStart"/>
-      <w:r>
-        <w:rPr>
-          <w:rFonts w:asciiTheme="minorHAnsi" w:hAnsiTheme="minorHAnsi" w:cstheme="minorHAnsi"/>
-          <w:lang w:val="en-CA"/>
-        </w:rPr>
-        <w:t>dependanices</w:t>
-      </w:r>
-      <w:proofErr w:type="spellEnd"/>
-      <w:r>
-        <w:rPr>
-          <w:rFonts w:asciiTheme="minorHAnsi" w:hAnsiTheme="minorHAnsi" w:cstheme="minorHAnsi"/>
-          <w:lang w:val="en-CA"/>
-        </w:rPr>
-        <w:t>.</w:t>
+      <w:r>
+        <w:rPr>
+          <w:rFonts w:asciiTheme="minorHAnsi" w:hAnsiTheme="minorHAnsi" w:cstheme="minorHAnsi"/>
+          <w:lang w:val="en-CA"/>
+        </w:rPr>
+        <w:t>depenancy is StuID -&gt; StuName, Addrss, Birth_Date, Gender, Major. WE are told that StuId is the unique identifier, so all other attributes can be determined using StuId.  There are no other dependanices.</w:t>
       </w:r>
     </w:p>
     <w:p>
@@ -6092,23 +5370,7 @@
           <w:rFonts w:asciiTheme="minorHAnsi" w:hAnsiTheme="minorHAnsi" w:cstheme="minorHAnsi"/>
           <w:lang w:val="en-CA"/>
         </w:rPr>
-        <w:t xml:space="preserve">For STUDENT, we’re told </w:t>
-      </w:r>
-      <w:proofErr w:type="spellStart"/>
-      <w:r>
-        <w:rPr>
-          <w:rFonts w:asciiTheme="minorHAnsi" w:hAnsiTheme="minorHAnsi" w:cstheme="minorHAnsi"/>
-          <w:lang w:val="en-CA"/>
-        </w:rPr>
-        <w:t>stuID</w:t>
-      </w:r>
-      <w:proofErr w:type="spellEnd"/>
-      <w:r>
-        <w:rPr>
-          <w:rFonts w:asciiTheme="minorHAnsi" w:hAnsiTheme="minorHAnsi" w:cstheme="minorHAnsi"/>
-          <w:lang w:val="en-CA"/>
-        </w:rPr>
-        <w:t xml:space="preserve"> is the unique identifier for this row.</w:t>
+        <w:t>For STUDENT, we’re told stuID is the unique identifier for this row.</w:t>
       </w:r>
       <w:r>
         <w:rPr>
@@ -6168,23 +5430,7 @@
           <w:rFonts w:asciiTheme="minorHAnsi" w:hAnsiTheme="minorHAnsi" w:cstheme="minorHAnsi"/>
           <w:lang w:val="en-CA"/>
         </w:rPr>
-        <w:t xml:space="preserve"> each non-key attribute must be fully functionally dependant on the primary key, </w:t>
-      </w:r>
-      <w:proofErr w:type="spellStart"/>
-      <w:r>
-        <w:rPr>
-          <w:rFonts w:asciiTheme="minorHAnsi" w:hAnsiTheme="minorHAnsi" w:cstheme="minorHAnsi"/>
-          <w:lang w:val="en-CA"/>
-        </w:rPr>
-        <w:t>stuId</w:t>
-      </w:r>
-      <w:proofErr w:type="spellEnd"/>
-      <w:r>
-        <w:rPr>
-          <w:rFonts w:asciiTheme="minorHAnsi" w:hAnsiTheme="minorHAnsi" w:cstheme="minorHAnsi"/>
-          <w:lang w:val="en-CA"/>
-        </w:rPr>
-        <w:t>.</w:t>
+        <w:t xml:space="preserve"> each non-key attribute must be fully functionally dependant on the primary key, stuId.</w:t>
       </w:r>
       <w:r>
         <w:rPr>
@@ -6198,23 +5444,7 @@
           <w:rFonts w:asciiTheme="minorHAnsi" w:hAnsiTheme="minorHAnsi" w:cstheme="minorHAnsi"/>
           <w:lang w:val="en-CA"/>
         </w:rPr>
-        <w:t xml:space="preserve">Each other value can be determined directly by referencing </w:t>
-      </w:r>
-      <w:proofErr w:type="spellStart"/>
-      <w:r>
-        <w:rPr>
-          <w:rFonts w:asciiTheme="minorHAnsi" w:hAnsiTheme="minorHAnsi" w:cstheme="minorHAnsi"/>
-          <w:lang w:val="en-CA"/>
-        </w:rPr>
-        <w:t>stuID</w:t>
-      </w:r>
-      <w:proofErr w:type="spellEnd"/>
-      <w:r>
-        <w:rPr>
-          <w:rFonts w:asciiTheme="minorHAnsi" w:hAnsiTheme="minorHAnsi" w:cstheme="minorHAnsi"/>
-          <w:lang w:val="en-CA"/>
-        </w:rPr>
-        <w:t xml:space="preserve"> and no other key, there are no composite keys and no repetition of data. So this relation is already in 2NF.</w:t>
+        <w:t>Each other value can be determined directly by referencing stuID and no other key, there are no composite keys and no repetition of data. So this relation is already in 2NF.</w:t>
       </w:r>
     </w:p>
     <w:p>
@@ -6274,39 +5504,7 @@
           <w:rFonts w:asciiTheme="minorHAnsi" w:hAnsiTheme="minorHAnsi" w:cstheme="minorHAnsi"/>
           <w:lang w:val="en-CA"/>
         </w:rPr>
-        <w:t xml:space="preserve">he other attributes; </w:t>
-      </w:r>
-      <w:proofErr w:type="spellStart"/>
-      <w:r>
-        <w:rPr>
-          <w:rFonts w:asciiTheme="minorHAnsi" w:hAnsiTheme="minorHAnsi" w:cstheme="minorHAnsi"/>
-          <w:lang w:val="en-CA"/>
-        </w:rPr>
-        <w:t>StuName</w:t>
-      </w:r>
-      <w:proofErr w:type="spellEnd"/>
-      <w:r>
-        <w:rPr>
-          <w:rFonts w:asciiTheme="minorHAnsi" w:hAnsiTheme="minorHAnsi" w:cstheme="minorHAnsi"/>
-          <w:lang w:val="en-CA"/>
-        </w:rPr>
-        <w:t xml:space="preserve">, Address, </w:t>
-      </w:r>
-      <w:proofErr w:type="spellStart"/>
-      <w:r>
-        <w:rPr>
-          <w:rFonts w:asciiTheme="minorHAnsi" w:hAnsiTheme="minorHAnsi" w:cstheme="minorHAnsi"/>
-          <w:lang w:val="en-CA"/>
-        </w:rPr>
-        <w:t>Birth_Date</w:t>
-      </w:r>
-      <w:proofErr w:type="spellEnd"/>
-      <w:r>
-        <w:rPr>
-          <w:rFonts w:asciiTheme="minorHAnsi" w:hAnsiTheme="minorHAnsi" w:cstheme="minorHAnsi"/>
-          <w:lang w:val="en-CA"/>
-        </w:rPr>
-        <w:t xml:space="preserve">, Gender, Major have no dependency on each other, as in no non-attribute key </w:t>
+        <w:t xml:space="preserve">he other attributes; StuName, Address, Birth_Date, Gender, Major have no dependency on each other, as in no non-attribute key </w:t>
       </w:r>
       <w:r>
         <w:rPr>
@@ -6340,39 +5538,7 @@
           <w:rFonts w:asciiTheme="minorHAnsi" w:hAnsiTheme="minorHAnsi" w:cstheme="minorHAnsi"/>
           <w:lang w:val="en-CA"/>
         </w:rPr>
-        <w:t xml:space="preserve">Consider the relation EMPLOYEE, where an employee can have more than one specialization and more than one dependent. </w:t>
-      </w:r>
-      <w:proofErr w:type="spellStart"/>
-      <w:r>
-        <w:rPr>
-          <w:rFonts w:asciiTheme="minorHAnsi" w:hAnsiTheme="minorHAnsi" w:cstheme="minorHAnsi"/>
-          <w:lang w:val="en-CA"/>
-        </w:rPr>
-        <w:t>EmpID</w:t>
-      </w:r>
-      <w:proofErr w:type="spellEnd"/>
-      <w:r>
-        <w:rPr>
-          <w:rFonts w:asciiTheme="minorHAnsi" w:hAnsiTheme="minorHAnsi" w:cstheme="minorHAnsi"/>
-          <w:lang w:val="en-CA"/>
-        </w:rPr>
-        <w:t xml:space="preserve"> is a unique identifier for employees and </w:t>
-      </w:r>
-      <w:proofErr w:type="spellStart"/>
-      <w:r>
-        <w:rPr>
-          <w:rFonts w:asciiTheme="minorHAnsi" w:hAnsiTheme="minorHAnsi" w:cstheme="minorHAnsi"/>
-          <w:lang w:val="en-CA"/>
-        </w:rPr>
-        <w:t>dependent_name</w:t>
-      </w:r>
-      <w:proofErr w:type="spellEnd"/>
-      <w:r>
-        <w:rPr>
-          <w:rFonts w:asciiTheme="minorHAnsi" w:hAnsiTheme="minorHAnsi" w:cstheme="minorHAnsi"/>
-          <w:lang w:val="en-CA"/>
-        </w:rPr>
-        <w:t xml:space="preserve"> is a unique identifier for each employee’s dependents; however, dependents of different employees may have the same name.</w:t>
+        <w:t>Consider the relation EMPLOYEE, where an employee can have more than one specialization and more than one dependent. EmpID is a unique identifier for employees and dependent_name is a unique identifier for each employee’s dependents; however, dependents of different employees may have the same name.</w:t>
       </w:r>
     </w:p>
     <w:p>
@@ -6388,71 +5554,7 @@
           <w:rFonts w:asciiTheme="minorHAnsi" w:hAnsiTheme="minorHAnsi" w:cstheme="minorHAnsi"/>
           <w:lang w:val="en-CA"/>
         </w:rPr>
-        <w:t>RELATION = EMPLOYEE (</w:t>
-      </w:r>
-      <w:proofErr w:type="spellStart"/>
-      <w:r>
-        <w:rPr>
-          <w:rFonts w:asciiTheme="minorHAnsi" w:hAnsiTheme="minorHAnsi" w:cstheme="minorHAnsi"/>
-          <w:lang w:val="en-CA"/>
-        </w:rPr>
-        <w:t>EmpID</w:t>
-      </w:r>
-      <w:proofErr w:type="spellEnd"/>
-      <w:r>
-        <w:rPr>
-          <w:rFonts w:asciiTheme="minorHAnsi" w:hAnsiTheme="minorHAnsi" w:cstheme="minorHAnsi"/>
-          <w:lang w:val="en-CA"/>
-        </w:rPr>
-        <w:t xml:space="preserve">, Name, Phone, Email, Address, Specialization, </w:t>
-      </w:r>
-      <w:proofErr w:type="spellStart"/>
-      <w:r>
-        <w:rPr>
-          <w:rFonts w:asciiTheme="minorHAnsi" w:hAnsiTheme="minorHAnsi" w:cstheme="minorHAnsi"/>
-          <w:lang w:val="en-CA"/>
-        </w:rPr>
-        <w:t>Dependent_name</w:t>
-      </w:r>
-      <w:proofErr w:type="spellEnd"/>
-      <w:r>
-        <w:rPr>
-          <w:rFonts w:asciiTheme="minorHAnsi" w:hAnsiTheme="minorHAnsi" w:cstheme="minorHAnsi"/>
-          <w:lang w:val="en-CA"/>
-        </w:rPr>
-        <w:t xml:space="preserve">, </w:t>
-      </w:r>
-      <w:proofErr w:type="spellStart"/>
-      <w:r>
-        <w:rPr>
-          <w:rFonts w:asciiTheme="minorHAnsi" w:hAnsiTheme="minorHAnsi" w:cstheme="minorHAnsi"/>
-          <w:lang w:val="en-CA"/>
-        </w:rPr>
-        <w:t>Dependent_age</w:t>
-      </w:r>
-      <w:proofErr w:type="spellEnd"/>
-      <w:r>
-        <w:rPr>
-          <w:rFonts w:asciiTheme="minorHAnsi" w:hAnsiTheme="minorHAnsi" w:cstheme="minorHAnsi"/>
-          <w:lang w:val="en-CA"/>
-        </w:rPr>
-        <w:t xml:space="preserve">, </w:t>
-      </w:r>
-      <w:proofErr w:type="spellStart"/>
-      <w:r>
-        <w:rPr>
-          <w:rFonts w:asciiTheme="minorHAnsi" w:hAnsiTheme="minorHAnsi" w:cstheme="minorHAnsi"/>
-          <w:lang w:val="en-CA"/>
-        </w:rPr>
-        <w:t>Dependent_gender</w:t>
-      </w:r>
-      <w:proofErr w:type="spellEnd"/>
-      <w:r>
-        <w:rPr>
-          <w:rFonts w:asciiTheme="minorHAnsi" w:hAnsiTheme="minorHAnsi" w:cstheme="minorHAnsi"/>
-          <w:lang w:val="en-CA"/>
-        </w:rPr>
-        <w:t>)</w:t>
+        <w:t>RELATION = EMPLOYEE (EmpID, Name, Phone, Email, Address, Specialization, Dependent_name, Dependent_age, Dependent_gender)</w:t>
       </w:r>
     </w:p>
     <w:p>
@@ -6490,7 +5592,6 @@
           <w:lang w:val="en-CA"/>
         </w:rPr>
       </w:pPr>
-      <w:proofErr w:type="spellStart"/>
       <w:r>
         <w:rPr>
           <w:rFonts w:asciiTheme="minorHAnsi" w:hAnsiTheme="minorHAnsi" w:cstheme="minorHAnsi"/>
@@ -6498,7 +5599,6 @@
         </w:rPr>
         <w:t>EmpID</w:t>
       </w:r>
-      <w:proofErr w:type="spellEnd"/>
       <w:r>
         <w:rPr>
           <w:rFonts w:asciiTheme="minorHAnsi" w:hAnsiTheme="minorHAnsi" w:cstheme="minorHAnsi"/>
@@ -6547,7 +5647,6 @@
           <w:lang w:val="en-CA"/>
         </w:rPr>
       </w:pPr>
-      <w:proofErr w:type="spellStart"/>
       <w:r>
         <w:rPr>
           <w:rFonts w:asciiTheme="minorHAnsi" w:hAnsiTheme="minorHAnsi" w:cstheme="minorHAnsi"/>
@@ -6555,7 +5654,6 @@
         </w:rPr>
         <w:t>EmpID</w:t>
       </w:r>
-      <w:proofErr w:type="spellEnd"/>
       <w:r>
         <w:rPr>
           <w:rFonts w:asciiTheme="minorHAnsi" w:hAnsiTheme="minorHAnsi" w:cstheme="minorHAnsi"/>
@@ -6590,7 +5688,6 @@
           <w:lang w:val="en-CA"/>
         </w:rPr>
       </w:pPr>
-      <w:proofErr w:type="spellStart"/>
       <w:r>
         <w:rPr>
           <w:rFonts w:asciiTheme="minorHAnsi" w:hAnsiTheme="minorHAnsi" w:cstheme="minorHAnsi"/>
@@ -6598,23 +5695,13 @@
         </w:rPr>
         <w:t>EmpId</w:t>
       </w:r>
-      <w:proofErr w:type="spellEnd"/>
-      <w:r>
-        <w:rPr>
-          <w:rFonts w:asciiTheme="minorHAnsi" w:hAnsiTheme="minorHAnsi" w:cstheme="minorHAnsi"/>
-          <w:lang w:val="en-CA"/>
-        </w:rPr>
-        <w:t xml:space="preserve">, </w:t>
-      </w:r>
-      <w:proofErr w:type="spellStart"/>
-      <w:r>
-        <w:rPr>
-          <w:rFonts w:asciiTheme="minorHAnsi" w:hAnsiTheme="minorHAnsi" w:cstheme="minorHAnsi"/>
-          <w:lang w:val="en-CA"/>
-        </w:rPr>
-        <w:t>Dependent_name</w:t>
-      </w:r>
-      <w:proofErr w:type="spellEnd"/>
+      <w:r>
+        <w:rPr>
+          <w:rFonts w:asciiTheme="minorHAnsi" w:hAnsiTheme="minorHAnsi" w:cstheme="minorHAnsi"/>
+          <w:lang w:val="en-CA"/>
+        </w:rPr>
+        <w:t>, Dependent_name</w:t>
+      </w:r>
       <w:r>
         <w:rPr>
           <w:rFonts w:asciiTheme="minorHAnsi" w:hAnsiTheme="minorHAnsi" w:cstheme="minorHAnsi"/>
@@ -6627,17 +5714,8 @@
           <w:rFonts w:asciiTheme="minorHAnsi" w:hAnsiTheme="minorHAnsi" w:cstheme="minorHAnsi"/>
           <w:lang w:val="en-CA"/>
         </w:rPr>
-        <w:t xml:space="preserve">-&gt; </w:t>
-      </w:r>
-      <w:proofErr w:type="spellStart"/>
-      <w:r>
-        <w:rPr>
-          <w:rFonts w:asciiTheme="minorHAnsi" w:hAnsiTheme="minorHAnsi" w:cstheme="minorHAnsi"/>
-          <w:lang w:val="en-CA"/>
-        </w:rPr>
-        <w:t>Dependent_age</w:t>
-      </w:r>
-      <w:proofErr w:type="spellEnd"/>
+        <w:t>-&gt; Dependent_age</w:t>
+      </w:r>
       <w:r>
         <w:rPr>
           <w:rFonts w:asciiTheme="minorHAnsi" w:hAnsiTheme="minorHAnsi" w:cstheme="minorHAnsi"/>
@@ -6645,7 +5723,6 @@
         </w:rPr>
         <w:t xml:space="preserve">, and </w:t>
       </w:r>
-      <w:proofErr w:type="spellStart"/>
       <w:r>
         <w:rPr>
           <w:rFonts w:asciiTheme="minorHAnsi" w:hAnsiTheme="minorHAnsi" w:cstheme="minorHAnsi"/>
@@ -6653,7 +5730,6 @@
         </w:rPr>
         <w:t>Dependent_gender</w:t>
       </w:r>
-      <w:proofErr w:type="spellEnd"/>
       <w:r>
         <w:rPr>
           <w:rFonts w:asciiTheme="minorHAnsi" w:hAnsiTheme="minorHAnsi" w:cstheme="minorHAnsi"/>
@@ -6692,23 +5768,7 @@
           <w:rFonts w:asciiTheme="minorHAnsi" w:hAnsiTheme="minorHAnsi" w:cstheme="minorHAnsi"/>
           <w:lang w:val="en-CA"/>
         </w:rPr>
-        <w:t>Employee(</w:t>
-      </w:r>
-      <w:proofErr w:type="spellStart"/>
-      <w:r>
-        <w:rPr>
-          <w:rFonts w:asciiTheme="minorHAnsi" w:hAnsiTheme="minorHAnsi" w:cstheme="minorHAnsi"/>
-          <w:lang w:val="en-CA"/>
-        </w:rPr>
-        <w:t>EmpID</w:t>
-      </w:r>
-      <w:proofErr w:type="spellEnd"/>
-      <w:r>
-        <w:rPr>
-          <w:rFonts w:asciiTheme="minorHAnsi" w:hAnsiTheme="minorHAnsi" w:cstheme="minorHAnsi"/>
-          <w:lang w:val="en-CA"/>
-        </w:rPr>
-        <w:t>, Name, Phone, Email, Address)</w:t>
+        <w:t>Employee(EmpID, Name, Phone, Email, Address)</w:t>
       </w:r>
     </w:p>
     <w:p>
@@ -6720,37 +5780,12 @@
           <w:lang w:val="en-CA"/>
         </w:rPr>
       </w:pPr>
-      <w:proofErr w:type="spellStart"/>
-      <w:r>
-        <w:rPr>
-          <w:rFonts w:asciiTheme="minorHAnsi" w:hAnsiTheme="minorHAnsi" w:cstheme="minorHAnsi"/>
-          <w:lang w:val="en-CA"/>
-        </w:rPr>
-        <w:t>EmployeeSpecialization</w:t>
-      </w:r>
-      <w:proofErr w:type="spellEnd"/>
-      <w:r>
-        <w:rPr>
-          <w:rFonts w:asciiTheme="minorHAnsi" w:hAnsiTheme="minorHAnsi" w:cstheme="minorHAnsi"/>
-          <w:lang w:val="en-CA"/>
-        </w:rPr>
-        <w:t>(</w:t>
-      </w:r>
-      <w:proofErr w:type="spellStart"/>
-      <w:r>
-        <w:rPr>
-          <w:rFonts w:asciiTheme="minorHAnsi" w:hAnsiTheme="minorHAnsi" w:cstheme="minorHAnsi"/>
-          <w:lang w:val="en-CA"/>
-        </w:rPr>
-        <w:t>EmpID</w:t>
-      </w:r>
-      <w:proofErr w:type="spellEnd"/>
-      <w:r>
-        <w:rPr>
-          <w:rFonts w:asciiTheme="minorHAnsi" w:hAnsiTheme="minorHAnsi" w:cstheme="minorHAnsi"/>
-          <w:lang w:val="en-CA"/>
-        </w:rPr>
-        <w:t>, Specialization)</w:t>
+      <w:r>
+        <w:rPr>
+          <w:rFonts w:asciiTheme="minorHAnsi" w:hAnsiTheme="minorHAnsi" w:cstheme="minorHAnsi"/>
+          <w:lang w:val="en-CA"/>
+        </w:rPr>
+        <w:t>EmployeeSpecialization(EmpID, Specialization)</w:t>
       </w:r>
     </w:p>
     <w:p>
@@ -6762,79 +5797,34 @@
           <w:lang w:val="en-CA"/>
         </w:rPr>
       </w:pPr>
-      <w:proofErr w:type="spellStart"/>
-      <w:r>
-        <w:rPr>
-          <w:rFonts w:asciiTheme="minorHAnsi" w:hAnsiTheme="minorHAnsi" w:cstheme="minorHAnsi"/>
-          <w:lang w:val="en-CA"/>
-        </w:rPr>
-        <w:t>EmployeeDependant</w:t>
-      </w:r>
-      <w:proofErr w:type="spellEnd"/>
-      <w:r>
-        <w:rPr>
-          <w:rFonts w:asciiTheme="minorHAnsi" w:hAnsiTheme="minorHAnsi" w:cstheme="minorHAnsi"/>
-          <w:lang w:val="en-CA"/>
-        </w:rPr>
-        <w:t>(</w:t>
-      </w:r>
-      <w:proofErr w:type="spellStart"/>
-      <w:r>
-        <w:rPr>
-          <w:rFonts w:asciiTheme="minorHAnsi" w:hAnsiTheme="minorHAnsi" w:cstheme="minorHAnsi"/>
-          <w:lang w:val="en-CA"/>
-        </w:rPr>
-        <w:t>EmpId</w:t>
-      </w:r>
-      <w:proofErr w:type="spellEnd"/>
-      <w:r>
-        <w:rPr>
-          <w:rFonts w:asciiTheme="minorHAnsi" w:hAnsiTheme="minorHAnsi" w:cstheme="minorHAnsi"/>
-          <w:lang w:val="en-CA"/>
-        </w:rPr>
-        <w:t xml:space="preserve"> , </w:t>
-      </w:r>
-      <w:proofErr w:type="spellStart"/>
-      <w:r>
-        <w:rPr>
-          <w:rFonts w:asciiTheme="minorHAnsi" w:hAnsiTheme="minorHAnsi" w:cstheme="minorHAnsi"/>
-          <w:lang w:val="en-CA"/>
-        </w:rPr>
-        <w:t>Dependant_name</w:t>
-      </w:r>
-      <w:proofErr w:type="spellEnd"/>
-      <w:r>
-        <w:rPr>
-          <w:rFonts w:asciiTheme="minorHAnsi" w:hAnsiTheme="minorHAnsi" w:cstheme="minorHAnsi"/>
-          <w:lang w:val="en-CA"/>
-        </w:rPr>
-        <w:t xml:space="preserve">, </w:t>
-      </w:r>
-      <w:proofErr w:type="spellStart"/>
-      <w:r>
-        <w:rPr>
-          <w:rFonts w:asciiTheme="minorHAnsi" w:hAnsiTheme="minorHAnsi" w:cstheme="minorHAnsi"/>
-          <w:lang w:val="en-CA"/>
-        </w:rPr>
-        <w:t>Dependant_age</w:t>
-      </w:r>
-      <w:proofErr w:type="spellEnd"/>
-      <w:r>
-        <w:rPr>
-          <w:rFonts w:asciiTheme="minorHAnsi" w:hAnsiTheme="minorHAnsi" w:cstheme="minorHAnsi"/>
-          <w:lang w:val="en-CA"/>
-        </w:rPr>
-        <w:t xml:space="preserve">, </w:t>
-      </w:r>
-      <w:proofErr w:type="spellStart"/>
-      <w:r>
-        <w:rPr>
-          <w:rFonts w:asciiTheme="minorHAnsi" w:hAnsiTheme="minorHAnsi" w:cstheme="minorHAnsi"/>
-          <w:lang w:val="en-CA"/>
-        </w:rPr>
-        <w:t>Dependent_gender</w:t>
-      </w:r>
-      <w:proofErr w:type="spellEnd"/>
+      <w:r>
+        <w:rPr>
+          <w:rFonts w:asciiTheme="minorHAnsi" w:hAnsiTheme="minorHAnsi" w:cstheme="minorHAnsi"/>
+          <w:lang w:val="en-CA"/>
+        </w:rPr>
+        <w:t>EmployeeDependant(</w:t>
+      </w:r>
+      <w:r>
+        <w:rPr>
+          <w:rFonts w:asciiTheme="minorHAnsi" w:hAnsiTheme="minorHAnsi" w:cstheme="minorHAnsi"/>
+          <w:lang w:val="en-CA"/>
+        </w:rPr>
+        <w:t xml:space="preserve">EmpId , </w:t>
+      </w:r>
+      <w:r>
+        <w:rPr>
+          <w:rFonts w:asciiTheme="minorHAnsi" w:hAnsiTheme="minorHAnsi" w:cstheme="minorHAnsi"/>
+          <w:lang w:val="en-CA"/>
+        </w:rPr>
+        <w:t>Dependant_name, Dependant_age</w:t>
+      </w:r>
+      <w:r>
+        <w:rPr>
+          <w:rFonts w:asciiTheme="minorHAnsi" w:hAnsiTheme="minorHAnsi" w:cstheme="minorHAnsi"/>
+          <w:lang w:val="en-CA"/>
+        </w:rPr>
+        <w:t>, Dependent_gender</w:t>
+      </w:r>
       <w:r>
         <w:rPr>
           <w:rFonts w:asciiTheme="minorHAnsi" w:hAnsiTheme="minorHAnsi" w:cstheme="minorHAnsi"/>
@@ -6879,23 +5869,7 @@
           <w:rFonts w:asciiTheme="minorHAnsi" w:hAnsiTheme="minorHAnsi" w:cstheme="minorHAnsi"/>
           <w:lang w:val="en-CA"/>
         </w:rPr>
-        <w:t>Employee(</w:t>
-      </w:r>
-      <w:proofErr w:type="spellStart"/>
-      <w:r>
-        <w:rPr>
-          <w:rFonts w:asciiTheme="minorHAnsi" w:hAnsiTheme="minorHAnsi" w:cstheme="minorHAnsi"/>
-          <w:lang w:val="en-CA"/>
-        </w:rPr>
-        <w:t>EmpID</w:t>
-      </w:r>
-      <w:proofErr w:type="spellEnd"/>
-      <w:r>
-        <w:rPr>
-          <w:rFonts w:asciiTheme="minorHAnsi" w:hAnsiTheme="minorHAnsi" w:cstheme="minorHAnsi"/>
-          <w:lang w:val="en-CA"/>
-        </w:rPr>
-        <w:t xml:space="preserve">) </w:t>
+        <w:t xml:space="preserve">Employee(EmpID) </w:t>
       </w:r>
       <w:r>
         <w:rPr>
@@ -6914,38 +5888,13 @@
           <w:lang w:val="en-CA"/>
         </w:rPr>
       </w:pPr>
-      <w:proofErr w:type="spellStart"/>
       <w:r>
         <w:rPr>
           <w:rFonts w:asciiTheme="minorHAnsi" w:hAnsiTheme="minorHAnsi" w:cstheme="minorHAnsi"/>
           <w:lang w:val="en-CA"/>
         </w:rPr>
         <w:lastRenderedPageBreak/>
-        <w:t>EmployeeSpecialization</w:t>
-      </w:r>
-      <w:proofErr w:type="spellEnd"/>
-      <w:r>
-        <w:rPr>
-          <w:rFonts w:asciiTheme="minorHAnsi" w:hAnsiTheme="minorHAnsi" w:cstheme="minorHAnsi"/>
-          <w:lang w:val="en-CA"/>
-        </w:rPr>
-        <w:t>(</w:t>
-      </w:r>
-      <w:proofErr w:type="spellStart"/>
-      <w:r>
-        <w:rPr>
-          <w:rFonts w:asciiTheme="minorHAnsi" w:hAnsiTheme="minorHAnsi" w:cstheme="minorHAnsi"/>
-          <w:lang w:val="en-CA"/>
-        </w:rPr>
-        <w:t>EmpID</w:t>
-      </w:r>
-      <w:proofErr w:type="spellEnd"/>
-      <w:r>
-        <w:rPr>
-          <w:rFonts w:asciiTheme="minorHAnsi" w:hAnsiTheme="minorHAnsi" w:cstheme="minorHAnsi"/>
-          <w:lang w:val="en-CA"/>
-        </w:rPr>
-        <w:t xml:space="preserve">, Specialization) </w:t>
+        <w:t xml:space="preserve">EmployeeSpecialization(EmpID, Specialization) </w:t>
       </w:r>
       <w:r>
         <w:rPr>
@@ -7034,7 +5983,6 @@
           <w:lang w:val="en-CA"/>
         </w:rPr>
       </w:pPr>
-      <w:proofErr w:type="spellStart"/>
       <w:r>
         <w:rPr>
           <w:rFonts w:asciiTheme="minorHAnsi" w:hAnsiTheme="minorHAnsi" w:cstheme="minorHAnsi"/>
@@ -7042,45 +5990,12 @@
         </w:rPr>
         <w:t>EmployeeDependant</w:t>
       </w:r>
-      <w:proofErr w:type="spellEnd"/>
-      <w:r>
-        <w:rPr>
-          <w:rFonts w:asciiTheme="minorHAnsi" w:hAnsiTheme="minorHAnsi" w:cstheme="minorHAnsi"/>
-          <w:lang w:val="en-CA"/>
-        </w:rPr>
-        <w:t>(</w:t>
-      </w:r>
-      <w:proofErr w:type="spellStart"/>
-      <w:r>
-        <w:rPr>
-          <w:rFonts w:asciiTheme="minorHAnsi" w:hAnsiTheme="minorHAnsi" w:cstheme="minorHAnsi"/>
-          <w:lang w:val="en-CA"/>
-        </w:rPr>
-        <w:t>EmpId</w:t>
-      </w:r>
-      <w:proofErr w:type="spellEnd"/>
-      <w:r>
-        <w:rPr>
-          <w:rFonts w:asciiTheme="minorHAnsi" w:hAnsiTheme="minorHAnsi" w:cstheme="minorHAnsi"/>
-          <w:lang w:val="en-CA"/>
-        </w:rPr>
-        <w:t xml:space="preserve">, </w:t>
-      </w:r>
-      <w:proofErr w:type="spellStart"/>
-      <w:r>
-        <w:rPr>
-          <w:rFonts w:asciiTheme="minorHAnsi" w:hAnsiTheme="minorHAnsi" w:cstheme="minorHAnsi"/>
-          <w:lang w:val="en-CA"/>
-        </w:rPr>
-        <w:t>Dependant_name</w:t>
-      </w:r>
-      <w:proofErr w:type="spellEnd"/>
-      <w:r>
-        <w:rPr>
-          <w:rFonts w:asciiTheme="minorHAnsi" w:hAnsiTheme="minorHAnsi" w:cstheme="minorHAnsi"/>
-          <w:lang w:val="en-CA"/>
-        </w:rPr>
-        <w:t>)</w:t>
+      <w:r>
+        <w:rPr>
+          <w:rFonts w:asciiTheme="minorHAnsi" w:hAnsiTheme="minorHAnsi" w:cstheme="minorHAnsi"/>
+          <w:lang w:val="en-CA"/>
+        </w:rPr>
+        <w:t>(EmpId, Dependant_name)</w:t>
       </w:r>
       <w:r>
         <w:rPr>
@@ -7094,71 +6009,7 @@
           <w:rFonts w:asciiTheme="minorHAnsi" w:hAnsiTheme="minorHAnsi" w:cstheme="minorHAnsi"/>
           <w:lang w:val="en-CA"/>
         </w:rPr>
-        <w:t xml:space="preserve">, but neither </w:t>
-      </w:r>
-      <w:proofErr w:type="spellStart"/>
-      <w:r>
-        <w:rPr>
-          <w:rFonts w:asciiTheme="minorHAnsi" w:hAnsiTheme="minorHAnsi" w:cstheme="minorHAnsi"/>
-          <w:lang w:val="en-CA"/>
-        </w:rPr>
-        <w:t>EmpId</w:t>
-      </w:r>
-      <w:proofErr w:type="spellEnd"/>
-      <w:r>
-        <w:rPr>
-          <w:rFonts w:asciiTheme="minorHAnsi" w:hAnsiTheme="minorHAnsi" w:cstheme="minorHAnsi"/>
-          <w:lang w:val="en-CA"/>
-        </w:rPr>
-        <w:t xml:space="preserve"> or </w:t>
-      </w:r>
-      <w:proofErr w:type="spellStart"/>
-      <w:r>
-        <w:rPr>
-          <w:rFonts w:asciiTheme="minorHAnsi" w:hAnsiTheme="minorHAnsi" w:cstheme="minorHAnsi"/>
-          <w:lang w:val="en-CA"/>
-        </w:rPr>
-        <w:t>Dependant_name</w:t>
-      </w:r>
-      <w:proofErr w:type="spellEnd"/>
-      <w:r>
-        <w:rPr>
-          <w:rFonts w:asciiTheme="minorHAnsi" w:hAnsiTheme="minorHAnsi" w:cstheme="minorHAnsi"/>
-          <w:lang w:val="en-CA"/>
-        </w:rPr>
-        <w:t xml:space="preserve"> alone can determine a </w:t>
-      </w:r>
-      <w:proofErr w:type="spellStart"/>
-      <w:r>
-        <w:rPr>
-          <w:rFonts w:asciiTheme="minorHAnsi" w:hAnsiTheme="minorHAnsi" w:cstheme="minorHAnsi"/>
-          <w:lang w:val="en-CA"/>
-        </w:rPr>
-        <w:t>Dependent_age</w:t>
-      </w:r>
-      <w:proofErr w:type="spellEnd"/>
-      <w:r>
-        <w:rPr>
-          <w:rFonts w:asciiTheme="minorHAnsi" w:hAnsiTheme="minorHAnsi" w:cstheme="minorHAnsi"/>
-          <w:lang w:val="en-CA"/>
-        </w:rPr>
-        <w:t xml:space="preserve"> or </w:t>
-      </w:r>
-      <w:proofErr w:type="spellStart"/>
-      <w:r>
-        <w:rPr>
-          <w:rFonts w:asciiTheme="minorHAnsi" w:hAnsiTheme="minorHAnsi" w:cstheme="minorHAnsi"/>
-          <w:lang w:val="en-CA"/>
-        </w:rPr>
-        <w:t>Dependent_gender</w:t>
-      </w:r>
-      <w:proofErr w:type="spellEnd"/>
-      <w:r>
-        <w:rPr>
-          <w:rFonts w:asciiTheme="minorHAnsi" w:hAnsiTheme="minorHAnsi" w:cstheme="minorHAnsi"/>
-          <w:lang w:val="en-CA"/>
-        </w:rPr>
-        <w:t>, therefor this is 2NF</w:t>
+        <w:t>, but neither EmpId or Dependant_name alone can determine a Dependent_age or Dependent_gender, therefor this is 2NF</w:t>
       </w:r>
     </w:p>
     <w:p>
@@ -7211,23 +6062,7 @@
           <w:rFonts w:asciiTheme="minorHAnsi" w:hAnsiTheme="minorHAnsi" w:cstheme="minorHAnsi"/>
           <w:lang w:val="en-CA"/>
         </w:rPr>
-        <w:t xml:space="preserve">Name, phone, email, address cannot determine </w:t>
-      </w:r>
-      <w:proofErr w:type="spellStart"/>
-      <w:r>
-        <w:rPr>
-          <w:rFonts w:asciiTheme="minorHAnsi" w:hAnsiTheme="minorHAnsi" w:cstheme="minorHAnsi"/>
-          <w:lang w:val="en-CA"/>
-        </w:rPr>
-        <w:t>EmpId</w:t>
-      </w:r>
-      <w:proofErr w:type="spellEnd"/>
-      <w:r>
-        <w:rPr>
-          <w:rFonts w:asciiTheme="minorHAnsi" w:hAnsiTheme="minorHAnsi" w:cstheme="minorHAnsi"/>
-          <w:lang w:val="en-CA"/>
-        </w:rPr>
-        <w:t>, so this table is already 3NF.</w:t>
+        <w:t>Name, phone, email, address cannot determine EmpId, so this table is already 3NF.</w:t>
       </w:r>
     </w:p>
     <w:p>
@@ -7244,22 +6079,7 @@
           <w:lang w:val="en-CA"/>
         </w:rPr>
         <w:tab/>
-      </w:r>
-      <w:proofErr w:type="spellStart"/>
-      <w:r>
-        <w:rPr>
-          <w:rFonts w:asciiTheme="minorHAnsi" w:hAnsiTheme="minorHAnsi" w:cstheme="minorHAnsi"/>
-          <w:lang w:val="en-CA"/>
-        </w:rPr>
-        <w:t>EmployeeSpecialization</w:t>
-      </w:r>
-      <w:proofErr w:type="spellEnd"/>
-      <w:r>
-        <w:rPr>
-          <w:rFonts w:asciiTheme="minorHAnsi" w:hAnsiTheme="minorHAnsi" w:cstheme="minorHAnsi"/>
-          <w:lang w:val="en-CA"/>
-        </w:rPr>
-        <w:t>: Has no non-key attributes, therefor it is 3NF already.</w:t>
+        <w:t>EmployeeSpecialization: Has no non-key attributes, therefor it is 3NF already.</w:t>
       </w:r>
     </w:p>
     <w:p>
@@ -7276,86 +6096,14 @@
           <w:lang w:val="en-CA"/>
         </w:rPr>
         <w:tab/>
-      </w:r>
-      <w:proofErr w:type="spellStart"/>
-      <w:r>
-        <w:rPr>
-          <w:rFonts w:asciiTheme="minorHAnsi" w:hAnsiTheme="minorHAnsi" w:cstheme="minorHAnsi"/>
-          <w:lang w:val="en-CA"/>
-        </w:rPr>
         <w:t>EmployeeDependent</w:t>
       </w:r>
-      <w:proofErr w:type="spellEnd"/>
-      <w:r>
-        <w:rPr>
-          <w:rFonts w:asciiTheme="minorHAnsi" w:hAnsiTheme="minorHAnsi" w:cstheme="minorHAnsi"/>
-          <w:lang w:val="en-CA"/>
-        </w:rPr>
-        <w:t xml:space="preserve">: </w:t>
-      </w:r>
-      <w:proofErr w:type="spellStart"/>
-      <w:r>
-        <w:rPr>
-          <w:rFonts w:asciiTheme="minorHAnsi" w:hAnsiTheme="minorHAnsi" w:cstheme="minorHAnsi"/>
-          <w:lang w:val="en-CA"/>
-        </w:rPr>
-        <w:t>Dependent_age</w:t>
-      </w:r>
-      <w:proofErr w:type="spellEnd"/>
-      <w:r>
-        <w:rPr>
-          <w:rFonts w:asciiTheme="minorHAnsi" w:hAnsiTheme="minorHAnsi" w:cstheme="minorHAnsi"/>
-          <w:lang w:val="en-CA"/>
-        </w:rPr>
-        <w:t xml:space="preserve">, or </w:t>
-      </w:r>
-      <w:proofErr w:type="spellStart"/>
-      <w:r>
-        <w:rPr>
-          <w:rFonts w:asciiTheme="minorHAnsi" w:hAnsiTheme="minorHAnsi" w:cstheme="minorHAnsi"/>
-          <w:lang w:val="en-CA"/>
-        </w:rPr>
-        <w:t>Dependent_Gender</w:t>
-      </w:r>
-      <w:proofErr w:type="spellEnd"/>
-      <w:r>
-        <w:rPr>
-          <w:rFonts w:asciiTheme="minorHAnsi" w:hAnsiTheme="minorHAnsi" w:cstheme="minorHAnsi"/>
-          <w:lang w:val="en-CA"/>
-        </w:rPr>
-        <w:t xml:space="preserve"> cannot determine </w:t>
-      </w:r>
-      <w:proofErr w:type="spellStart"/>
-      <w:r>
-        <w:rPr>
-          <w:rFonts w:asciiTheme="minorHAnsi" w:hAnsiTheme="minorHAnsi" w:cstheme="minorHAnsi"/>
-          <w:lang w:val="en-CA"/>
-        </w:rPr>
-        <w:t>Dependnt_Name</w:t>
-      </w:r>
-      <w:proofErr w:type="spellEnd"/>
-      <w:r>
-        <w:rPr>
-          <w:rFonts w:asciiTheme="minorHAnsi" w:hAnsiTheme="minorHAnsi" w:cstheme="minorHAnsi"/>
-          <w:lang w:val="en-CA"/>
-        </w:rPr>
-        <w:t xml:space="preserve"> or </w:t>
-      </w:r>
-      <w:proofErr w:type="spellStart"/>
-      <w:r>
-        <w:rPr>
-          <w:rFonts w:asciiTheme="minorHAnsi" w:hAnsiTheme="minorHAnsi" w:cstheme="minorHAnsi"/>
-          <w:lang w:val="en-CA"/>
-        </w:rPr>
-        <w:t>EmpId</w:t>
-      </w:r>
-      <w:proofErr w:type="spellEnd"/>
-      <w:r>
-        <w:rPr>
-          <w:rFonts w:asciiTheme="minorHAnsi" w:hAnsiTheme="minorHAnsi" w:cstheme="minorHAnsi"/>
-          <w:lang w:val="en-CA"/>
-        </w:rPr>
-        <w:t>, therefor this table is already 3NF.</w:t>
+      <w:r>
+        <w:rPr>
+          <w:rFonts w:asciiTheme="minorHAnsi" w:hAnsiTheme="minorHAnsi" w:cstheme="minorHAnsi"/>
+          <w:lang w:val="en-CA"/>
+        </w:rPr>
+        <w:t>: Dependent_age, or Dependent_Gender cannot determine Dependnt_Name or EmpId, therefor this table is already 3NF.</w:t>
       </w:r>
       <w:r>
         <w:rPr>
@@ -7428,993 +6176,663 @@
           <w:rFonts w:asciiTheme="minorHAnsi" w:hAnsiTheme="minorHAnsi" w:cstheme="minorHAnsi"/>
           <w:lang w:val="en-CA"/>
         </w:rPr>
-        <w:t>Employee number (</w:t>
-      </w:r>
-      <w:proofErr w:type="spellStart"/>
-      <w:r>
-        <w:rPr>
-          <w:rFonts w:asciiTheme="minorHAnsi" w:hAnsiTheme="minorHAnsi" w:cstheme="minorHAnsi"/>
-          <w:lang w:val="en-CA"/>
-        </w:rPr>
-        <w:t>emp_no</w:t>
-      </w:r>
-      <w:proofErr w:type="spellEnd"/>
-      <w:r>
-        <w:rPr>
-          <w:rFonts w:asciiTheme="minorHAnsi" w:hAnsiTheme="minorHAnsi" w:cstheme="minorHAnsi"/>
-          <w:lang w:val="en-CA"/>
-        </w:rPr>
-        <w:t>), Date hired (date), Job title (job), Phone number (</w:t>
-      </w:r>
-      <w:proofErr w:type="spellStart"/>
-      <w:r>
-        <w:rPr>
-          <w:rFonts w:asciiTheme="minorHAnsi" w:hAnsiTheme="minorHAnsi" w:cstheme="minorHAnsi"/>
-          <w:lang w:val="en-CA"/>
+        <w:t>Employee number (emp_no), Date hired (date), Job title (job), Phone number (phone_no), Office number (office_no), Area (area), Salary (sal), Project number (proj_no), Project budget (p_budget), Department number (dep_no), Department budget (d_budget), and Department manager employee number (mgr_emp_no).</w:t>
+      </w:r>
+    </w:p>
+    <w:p>
+      <w:pPr>
+        <w:pStyle w:val="ListContinue"/>
+        <w:rPr>
+          <w:rFonts w:asciiTheme="minorHAnsi" w:hAnsiTheme="minorHAnsi" w:cstheme="minorHAnsi"/>
+          <w:lang w:val="en-CA"/>
+        </w:rPr>
+      </w:pPr>
+      <w:r>
+        <w:rPr>
+          <w:rFonts w:asciiTheme="minorHAnsi" w:hAnsiTheme="minorHAnsi" w:cstheme="minorHAnsi"/>
+          <w:lang w:val="en-CA"/>
+        </w:rPr>
+        <w:t>Transform this relation into 3NF using only the attributes and functional dependencies listed in the question. Justify any decomposition.</w:t>
+      </w:r>
+    </w:p>
+    <w:p>
+      <w:pPr>
+        <w:pStyle w:val="ListContinue"/>
+        <w:rPr>
+          <w:rFonts w:asciiTheme="minorHAnsi" w:hAnsiTheme="minorHAnsi" w:cstheme="minorHAnsi"/>
+          <w:lang w:val="en-CA"/>
+        </w:rPr>
+      </w:pPr>
+      <w:r>
+        <w:rPr>
+          <w:rFonts w:asciiTheme="minorHAnsi" w:hAnsiTheme="minorHAnsi" w:cstheme="minorHAnsi"/>
+          <w:lang w:val="en-CA"/>
+        </w:rPr>
+        <w:t>The following business rules apply:</w:t>
+      </w:r>
+    </w:p>
+    <w:p>
+      <w:pPr>
+        <w:pStyle w:val="ListBullet2"/>
+        <w:rPr>
+          <w:rFonts w:asciiTheme="minorHAnsi" w:hAnsiTheme="minorHAnsi" w:cstheme="minorHAnsi"/>
+          <w:lang w:val="en-CA"/>
+        </w:rPr>
+      </w:pPr>
+      <w:r>
+        <w:rPr>
+          <w:rFonts w:asciiTheme="minorHAnsi" w:hAnsiTheme="minorHAnsi" w:cstheme="minorHAnsi"/>
+          <w:lang w:val="en-CA"/>
+        </w:rPr>
+        <w:t>No employee can manage more than one department at a time.</w:t>
+      </w:r>
+    </w:p>
+    <w:p>
+      <w:pPr>
+        <w:pStyle w:val="ListBullet2"/>
+        <w:rPr>
+          <w:rFonts w:asciiTheme="minorHAnsi" w:hAnsiTheme="minorHAnsi" w:cstheme="minorHAnsi"/>
+          <w:lang w:val="en-CA"/>
+        </w:rPr>
+      </w:pPr>
+      <w:r>
+        <w:rPr>
+          <w:rFonts w:asciiTheme="minorHAnsi" w:hAnsiTheme="minorHAnsi" w:cstheme="minorHAnsi"/>
+          <w:lang w:val="en-CA"/>
+        </w:rPr>
+        <w:t>No employee can work in more than one department at a time.</w:t>
+      </w:r>
+    </w:p>
+    <w:p>
+      <w:pPr>
+        <w:pStyle w:val="ListBullet2"/>
+        <w:rPr>
+          <w:rFonts w:asciiTheme="minorHAnsi" w:hAnsiTheme="minorHAnsi" w:cstheme="minorHAnsi"/>
+          <w:lang w:val="en-CA"/>
+        </w:rPr>
+      </w:pPr>
+      <w:r>
+        <w:rPr>
+          <w:rFonts w:asciiTheme="minorHAnsi" w:hAnsiTheme="minorHAnsi" w:cstheme="minorHAnsi"/>
+          <w:lang w:val="en-CA"/>
+        </w:rPr>
+        <w:t>No employee can work on more than one project at a time.</w:t>
+      </w:r>
+    </w:p>
+    <w:p>
+      <w:pPr>
+        <w:pStyle w:val="ListBullet2"/>
+        <w:rPr>
+          <w:rFonts w:asciiTheme="minorHAnsi" w:hAnsiTheme="minorHAnsi" w:cstheme="minorHAnsi"/>
+          <w:lang w:val="en-CA"/>
+        </w:rPr>
+      </w:pPr>
+      <w:r>
+        <w:rPr>
+          <w:rFonts w:asciiTheme="minorHAnsi" w:hAnsiTheme="minorHAnsi" w:cstheme="minorHAnsi"/>
+          <w:lang w:val="en-CA"/>
+        </w:rPr>
+        <w:t>No employee can have more than one office at a time.</w:t>
+      </w:r>
+    </w:p>
+    <w:p>
+      <w:pPr>
+        <w:pStyle w:val="ListBullet2"/>
+        <w:rPr>
+          <w:rFonts w:asciiTheme="minorHAnsi" w:hAnsiTheme="minorHAnsi" w:cstheme="minorHAnsi"/>
+          <w:lang w:val="en-CA"/>
+        </w:rPr>
+      </w:pPr>
+      <w:r>
+        <w:rPr>
+          <w:rFonts w:asciiTheme="minorHAnsi" w:hAnsiTheme="minorHAnsi" w:cstheme="minorHAnsi"/>
+          <w:lang w:val="en-CA"/>
+        </w:rPr>
+        <w:t>No employee can have more than one phone at a time.</w:t>
+      </w:r>
+    </w:p>
+    <w:p>
+      <w:pPr>
+        <w:pStyle w:val="ListBullet2"/>
+        <w:rPr>
+          <w:rFonts w:asciiTheme="minorHAnsi" w:hAnsiTheme="minorHAnsi" w:cstheme="minorHAnsi"/>
+          <w:lang w:val="en-CA"/>
+        </w:rPr>
+      </w:pPr>
+      <w:r>
+        <w:rPr>
+          <w:rFonts w:asciiTheme="minorHAnsi" w:hAnsiTheme="minorHAnsi" w:cstheme="minorHAnsi"/>
+          <w:lang w:val="en-CA"/>
+        </w:rPr>
+        <w:t>No employee can have more than one job at a time.</w:t>
+      </w:r>
+    </w:p>
+    <w:p>
+      <w:pPr>
+        <w:pStyle w:val="ListBullet2"/>
+        <w:rPr>
+          <w:rFonts w:asciiTheme="minorHAnsi" w:hAnsiTheme="minorHAnsi" w:cstheme="minorHAnsi"/>
+          <w:lang w:val="en-CA"/>
+        </w:rPr>
+      </w:pPr>
+      <w:r>
+        <w:rPr>
+          <w:rFonts w:asciiTheme="minorHAnsi" w:hAnsiTheme="minorHAnsi" w:cstheme="minorHAnsi"/>
+          <w:lang w:val="en-CA"/>
+        </w:rPr>
+        <w:t>No project can be assigned to more than one department at a time.</w:t>
+      </w:r>
+    </w:p>
+    <w:p>
+      <w:pPr>
+        <w:pStyle w:val="ListBullet2"/>
+        <w:rPr>
+          <w:rFonts w:asciiTheme="minorHAnsi" w:hAnsiTheme="minorHAnsi" w:cstheme="minorHAnsi"/>
+          <w:lang w:val="en-CA"/>
+        </w:rPr>
+      </w:pPr>
+      <w:r>
+        <w:rPr>
+          <w:rFonts w:asciiTheme="minorHAnsi" w:hAnsiTheme="minorHAnsi" w:cstheme="minorHAnsi"/>
+          <w:lang w:val="en-CA"/>
+        </w:rPr>
+        <w:t>No office can be assigned to more than one department at a time.</w:t>
+      </w:r>
+    </w:p>
+    <w:p>
+      <w:pPr>
+        <w:pStyle w:val="ListBullet2"/>
+        <w:rPr>
+          <w:rFonts w:asciiTheme="minorHAnsi" w:hAnsiTheme="minorHAnsi" w:cstheme="minorHAnsi"/>
+          <w:lang w:val="en-CA"/>
+        </w:rPr>
+      </w:pPr>
+      <w:r>
+        <w:rPr>
+          <w:rFonts w:asciiTheme="minorHAnsi" w:hAnsiTheme="minorHAnsi" w:cstheme="minorHAnsi"/>
+          <w:lang w:val="en-CA"/>
+        </w:rPr>
+        <w:t>Department numbers, employee numbers, project numbers, office numbers, and phone numbers are all globally unique.</w:t>
+      </w:r>
+    </w:p>
+    <w:p>
+      <w:pPr>
+        <w:pStyle w:val="ListContinue"/>
+        <w:rPr>
+          <w:rFonts w:asciiTheme="minorHAnsi" w:hAnsiTheme="minorHAnsi" w:cstheme="minorHAnsi"/>
+          <w:lang w:val="en-CA"/>
+        </w:rPr>
+      </w:pPr>
+      <w:r>
+        <w:rPr>
+          <w:rFonts w:asciiTheme="minorHAnsi" w:hAnsiTheme="minorHAnsi" w:cstheme="minorHAnsi"/>
+          <w:lang w:val="en-CA"/>
+        </w:rPr>
+        <w:t>The following functional dependencies also apply:</w:t>
+      </w:r>
+    </w:p>
+    <w:p>
+      <w:pPr>
+        <w:pStyle w:val="ListBullet2"/>
+        <w:rPr>
+          <w:rFonts w:asciiTheme="minorHAnsi" w:hAnsiTheme="minorHAnsi" w:cstheme="minorHAnsi"/>
+          <w:lang w:val="en-CA"/>
+        </w:rPr>
+      </w:pPr>
+      <w:r>
+        <w:rPr>
+          <w:rFonts w:asciiTheme="minorHAnsi" w:hAnsiTheme="minorHAnsi" w:cstheme="minorHAnsi"/>
+          <w:lang w:val="en-CA"/>
+        </w:rPr>
+        <w:t>emp_no → phone, emp_no → office_no, emp_no → dep_no, emp_no → proj_no</w:t>
+      </w:r>
+    </w:p>
+    <w:p>
+      <w:pPr>
+        <w:pStyle w:val="ListBullet2"/>
+        <w:rPr>
+          <w:rFonts w:asciiTheme="minorHAnsi" w:hAnsiTheme="minorHAnsi" w:cstheme="minorHAnsi"/>
+          <w:lang w:val="en-CA"/>
+        </w:rPr>
+      </w:pPr>
+      <w:r>
+        <w:rPr>
+          <w:rFonts w:asciiTheme="minorHAnsi" w:hAnsiTheme="minorHAnsi" w:cstheme="minorHAnsi"/>
+          <w:lang w:val="en-CA"/>
+        </w:rPr>
+        <w:t>{emp_no, date} → job, {emp_no, date} → sal</w:t>
+      </w:r>
+    </w:p>
+    <w:p>
+      <w:pPr>
+        <w:pStyle w:val="ListBullet2"/>
+        <w:rPr>
+          <w:rFonts w:asciiTheme="minorHAnsi" w:hAnsiTheme="minorHAnsi" w:cstheme="minorHAnsi"/>
+          <w:lang w:val="en-CA"/>
+        </w:rPr>
+      </w:pPr>
+      <w:r>
+        <w:rPr>
+          <w:rFonts w:asciiTheme="minorHAnsi" w:hAnsiTheme="minorHAnsi" w:cstheme="minorHAnsi"/>
+          <w:lang w:val="en-CA"/>
+        </w:rPr>
+        <w:t>phone_no → office_no, office_no → area, office_no → dep_no</w:t>
+      </w:r>
+    </w:p>
+    <w:p>
+      <w:pPr>
+        <w:pStyle w:val="ListBullet2"/>
+        <w:rPr>
+          <w:rFonts w:asciiTheme="minorHAnsi" w:hAnsiTheme="minorHAnsi" w:cstheme="minorHAnsi"/>
+          <w:lang w:val="en-CA"/>
+        </w:rPr>
+      </w:pPr>
+      <w:r>
+        <w:rPr>
+          <w:rFonts w:asciiTheme="minorHAnsi" w:hAnsiTheme="minorHAnsi" w:cstheme="minorHAnsi"/>
+          <w:lang w:val="en-CA"/>
+        </w:rPr>
+        <w:t>proj_no → dep_no, proj_no → p_budget</w:t>
+      </w:r>
+    </w:p>
+    <w:p>
+      <w:pPr>
+        <w:pStyle w:val="ListBullet2"/>
+        <w:rPr>
+          <w:rFonts w:asciiTheme="minorHAnsi" w:hAnsiTheme="minorHAnsi" w:cstheme="minorHAnsi"/>
+          <w:lang w:val="en-CA"/>
+        </w:rPr>
+      </w:pPr>
+      <w:r>
+        <w:rPr>
+          <w:rFonts w:asciiTheme="minorHAnsi" w:hAnsiTheme="minorHAnsi" w:cstheme="minorHAnsi"/>
+          <w:lang w:val="en-CA"/>
+        </w:rPr>
+        <w:lastRenderedPageBreak/>
+        <w:t>dep_no → mgr_emp_no, dep_no → d_budget</w:t>
+      </w:r>
+    </w:p>
+    <w:p>
+      <w:pPr>
+        <w:pStyle w:val="ListBullet2"/>
+        <w:rPr>
+          <w:rFonts w:asciiTheme="minorHAnsi" w:hAnsiTheme="minorHAnsi" w:cstheme="minorHAnsi"/>
+          <w:lang w:val="en-CA"/>
+        </w:rPr>
+      </w:pPr>
+      <w:r>
+        <w:rPr>
+          <w:rFonts w:asciiTheme="minorHAnsi" w:hAnsiTheme="minorHAnsi" w:cstheme="minorHAnsi"/>
+          <w:lang w:val="en-CA"/>
+        </w:rPr>
+        <w:t>mgr_emp_no → dep_no</w:t>
+      </w:r>
+    </w:p>
+    <w:p>
+      <w:pPr>
+        <w:pStyle w:val="NoSpacing"/>
+        <w:rPr>
+          <w:rFonts w:asciiTheme="minorHAnsi" w:hAnsiTheme="minorHAnsi" w:cstheme="minorHAnsi"/>
+        </w:rPr>
+      </w:pPr>
+    </w:p>
+    <w:p>
+      <w:pPr>
+        <w:pStyle w:val="NoSpacing"/>
+        <w:rPr>
+          <w:rFonts w:asciiTheme="minorHAnsi" w:hAnsiTheme="minorHAnsi" w:cstheme="minorHAnsi"/>
+        </w:rPr>
+      </w:pPr>
+      <w:r>
+        <w:rPr>
+          <w:rFonts w:asciiTheme="minorHAnsi" w:hAnsiTheme="minorHAnsi" w:cstheme="minorHAnsi"/>
+        </w:rPr>
+        <w:t>3NF:</w:t>
+      </w:r>
+    </w:p>
+    <w:p>
+      <w:pPr>
+        <w:pStyle w:val="NoSpacing"/>
+        <w:rPr>
+          <w:rFonts w:asciiTheme="minorHAnsi" w:hAnsiTheme="minorHAnsi" w:cstheme="minorHAnsi"/>
+        </w:rPr>
+      </w:pPr>
+      <w:r>
+        <w:rPr>
+          <w:rFonts w:asciiTheme="minorHAnsi" w:hAnsiTheme="minorHAnsi" w:cstheme="minorHAnsi"/>
+        </w:rPr>
+        <w:t>Employee</w:t>
+      </w:r>
+    </w:p>
+    <w:p>
+      <w:pPr>
+        <w:pStyle w:val="NoSpacing"/>
+        <w:rPr>
+          <w:rFonts w:asciiTheme="minorHAnsi" w:hAnsiTheme="minorHAnsi" w:cstheme="minorHAnsi"/>
+        </w:rPr>
+      </w:pPr>
+      <w:r>
+        <w:rPr>
+          <w:rFonts w:asciiTheme="minorHAnsi" w:hAnsiTheme="minorHAnsi" w:cstheme="minorHAnsi"/>
+        </w:rPr>
+        <w:tab/>
+      </w:r>
+      <w:r>
+        <w:rPr>
+          <w:rFonts w:asciiTheme="minorHAnsi" w:hAnsiTheme="minorHAnsi" w:cstheme="minorHAnsi"/>
+        </w:rPr>
+        <w:t>E</w:t>
+      </w:r>
+      <w:r>
+        <w:rPr>
+          <w:rFonts w:asciiTheme="minorHAnsi" w:hAnsiTheme="minorHAnsi" w:cstheme="minorHAnsi"/>
+        </w:rPr>
+        <w:t>mp_no</w:t>
+      </w:r>
+      <w:r>
+        <w:rPr>
+          <w:rFonts w:asciiTheme="minorHAnsi" w:hAnsiTheme="minorHAnsi" w:cstheme="minorHAnsi"/>
+        </w:rPr>
+        <w:t xml:space="preserve">, </w:t>
+      </w:r>
+      <w:r>
+        <w:rPr>
+          <w:rFonts w:asciiTheme="minorHAnsi" w:hAnsiTheme="minorHAnsi" w:cstheme="minorHAnsi"/>
         </w:rPr>
         <w:t>phone_no</w:t>
       </w:r>
-      <w:proofErr w:type="spellEnd"/>
-      <w:r>
-        <w:rPr>
-          <w:rFonts w:asciiTheme="minorHAnsi" w:hAnsiTheme="minorHAnsi" w:cstheme="minorHAnsi"/>
-          <w:lang w:val="en-CA"/>
-        </w:rPr>
-        <w:t>), Office number (</w:t>
-      </w:r>
-      <w:proofErr w:type="spellStart"/>
-      <w:r>
-        <w:rPr>
-          <w:rFonts w:asciiTheme="minorHAnsi" w:hAnsiTheme="minorHAnsi" w:cstheme="minorHAnsi"/>
-          <w:lang w:val="en-CA"/>
+      <w:r>
+        <w:rPr>
+          <w:rFonts w:asciiTheme="minorHAnsi" w:hAnsiTheme="minorHAnsi" w:cstheme="minorHAnsi"/>
+        </w:rPr>
+        <w:t xml:space="preserve">, </w:t>
+      </w:r>
+      <w:r>
+        <w:rPr>
+          <w:rFonts w:asciiTheme="minorHAnsi" w:hAnsiTheme="minorHAnsi" w:cstheme="minorHAnsi"/>
         </w:rPr>
         <w:t>office_no</w:t>
       </w:r>
-      <w:proofErr w:type="spellEnd"/>
-      <w:r>
-        <w:rPr>
-          <w:rFonts w:asciiTheme="minorHAnsi" w:hAnsiTheme="minorHAnsi" w:cstheme="minorHAnsi"/>
-          <w:lang w:val="en-CA"/>
-        </w:rPr>
-        <w:t>), Area (area), Salary (</w:t>
-      </w:r>
-      <w:proofErr w:type="spellStart"/>
-      <w:r>
-        <w:rPr>
-          <w:rFonts w:asciiTheme="minorHAnsi" w:hAnsiTheme="minorHAnsi" w:cstheme="minorHAnsi"/>
-          <w:lang w:val="en-CA"/>
+      <w:r>
+        <w:rPr>
+          <w:rFonts w:asciiTheme="minorHAnsi" w:hAnsiTheme="minorHAnsi" w:cstheme="minorHAnsi"/>
+        </w:rPr>
+        <w:t xml:space="preserve"> </w:t>
+      </w:r>
+    </w:p>
+    <w:p>
+      <w:pPr>
+        <w:pStyle w:val="ListBullet2"/>
+        <w:numPr>
+          <w:ilvl w:val="0"/>
+          <w:numId w:val="129"/>
+        </w:numPr>
+        <w:rPr>
+          <w:rFonts w:asciiTheme="minorHAnsi" w:hAnsiTheme="minorHAnsi" w:cstheme="minorHAnsi"/>
+          <w:lang w:val="en-CA"/>
+        </w:rPr>
+      </w:pPr>
+      <w:r>
+        <w:rPr>
+          <w:rFonts w:asciiTheme="minorHAnsi" w:hAnsiTheme="minorHAnsi" w:cstheme="minorHAnsi"/>
+          <w:lang w:val="en-CA"/>
+        </w:rPr>
+        <w:t>No employee can have more than one office at a time.</w:t>
+      </w:r>
+    </w:p>
+    <w:p>
+      <w:pPr>
+        <w:pStyle w:val="ListBullet2"/>
+        <w:numPr>
+          <w:ilvl w:val="0"/>
+          <w:numId w:val="129"/>
+        </w:numPr>
+        <w:rPr>
+          <w:rFonts w:asciiTheme="minorHAnsi" w:hAnsiTheme="minorHAnsi" w:cstheme="minorHAnsi"/>
+          <w:lang w:val="en-CA"/>
+        </w:rPr>
+      </w:pPr>
+      <w:r>
+        <w:rPr>
+          <w:rFonts w:asciiTheme="minorHAnsi" w:hAnsiTheme="minorHAnsi" w:cstheme="minorHAnsi"/>
+          <w:lang w:val="en-CA"/>
+        </w:rPr>
+        <w:t>No employee can have more than one phone at a time.</w:t>
+      </w:r>
+    </w:p>
+    <w:p>
+      <w:pPr>
+        <w:pStyle w:val="NoSpacing"/>
+        <w:rPr>
+          <w:rFonts w:asciiTheme="minorHAnsi" w:hAnsiTheme="minorHAnsi" w:cstheme="minorHAnsi"/>
+        </w:rPr>
+      </w:pPr>
+    </w:p>
+    <w:p>
+      <w:pPr>
+        <w:pStyle w:val="NoSpacing"/>
+        <w:rPr>
+          <w:rFonts w:asciiTheme="minorHAnsi" w:hAnsiTheme="minorHAnsi" w:cstheme="minorHAnsi"/>
+        </w:rPr>
+      </w:pPr>
+    </w:p>
+    <w:p>
+      <w:pPr>
+        <w:pStyle w:val="NoSpacing"/>
+        <w:rPr>
+          <w:rFonts w:asciiTheme="minorHAnsi" w:hAnsiTheme="minorHAnsi" w:cstheme="minorHAnsi"/>
+        </w:rPr>
+      </w:pPr>
+      <w:r>
+        <w:rPr>
+          <w:rFonts w:asciiTheme="minorHAnsi" w:hAnsiTheme="minorHAnsi" w:cstheme="minorHAnsi"/>
+        </w:rPr>
+        <w:t>EmployeeProject</w:t>
+      </w:r>
+    </w:p>
+    <w:p>
+      <w:pPr>
+        <w:pStyle w:val="NoSpacing"/>
+        <w:rPr>
+          <w:rFonts w:asciiTheme="minorHAnsi" w:hAnsiTheme="minorHAnsi" w:cstheme="minorHAnsi"/>
+        </w:rPr>
+      </w:pPr>
+      <w:r>
+        <w:rPr>
+          <w:rFonts w:asciiTheme="minorHAnsi" w:hAnsiTheme="minorHAnsi" w:cstheme="minorHAnsi"/>
+        </w:rPr>
+        <w:tab/>
+        <w:t>Emp_no, proj_no</w:t>
+      </w:r>
+    </w:p>
+    <w:p>
+      <w:pPr>
+        <w:pStyle w:val="ListBullet2"/>
+        <w:numPr>
+          <w:ilvl w:val="0"/>
+          <w:numId w:val="129"/>
+        </w:numPr>
+        <w:rPr>
+          <w:rFonts w:asciiTheme="minorHAnsi" w:hAnsiTheme="minorHAnsi" w:cstheme="minorHAnsi"/>
+          <w:lang w:val="en-CA"/>
+        </w:rPr>
+      </w:pPr>
+      <w:r>
+        <w:rPr>
+          <w:rFonts w:asciiTheme="minorHAnsi" w:hAnsiTheme="minorHAnsi" w:cstheme="minorHAnsi"/>
+          <w:lang w:val="en-CA"/>
+        </w:rPr>
+        <w:t>No employee can work on more than one project at a time.</w:t>
+      </w:r>
+    </w:p>
+    <w:p>
+      <w:pPr>
+        <w:pStyle w:val="NoSpacing"/>
+        <w:ind w:left="1080"/>
+        <w:rPr>
+          <w:rFonts w:asciiTheme="minorHAnsi" w:hAnsiTheme="minorHAnsi" w:cstheme="minorHAnsi"/>
+        </w:rPr>
+      </w:pPr>
+    </w:p>
+    <w:p>
+      <w:pPr>
+        <w:pStyle w:val="NoSpacing"/>
+        <w:rPr>
+          <w:rFonts w:asciiTheme="minorHAnsi" w:hAnsiTheme="minorHAnsi" w:cstheme="minorHAnsi"/>
+        </w:rPr>
+      </w:pPr>
+    </w:p>
+    <w:p>
+      <w:pPr>
+        <w:pStyle w:val="NoSpacing"/>
+        <w:rPr>
+          <w:rFonts w:asciiTheme="minorHAnsi" w:hAnsiTheme="minorHAnsi" w:cstheme="minorHAnsi"/>
+        </w:rPr>
+      </w:pPr>
+      <w:r>
+        <w:rPr>
+          <w:rFonts w:asciiTheme="minorHAnsi" w:hAnsiTheme="minorHAnsi" w:cstheme="minorHAnsi"/>
+        </w:rPr>
+        <w:t>EmployeeDepartment</w:t>
+      </w:r>
+    </w:p>
+    <w:p>
+      <w:pPr>
+        <w:pStyle w:val="NoSpacing"/>
+        <w:rPr>
+          <w:rFonts w:asciiTheme="minorHAnsi" w:hAnsiTheme="minorHAnsi" w:cstheme="minorHAnsi"/>
+        </w:rPr>
+      </w:pPr>
+      <w:r>
+        <w:rPr>
+          <w:rFonts w:asciiTheme="minorHAnsi" w:hAnsiTheme="minorHAnsi" w:cstheme="minorHAnsi"/>
+        </w:rPr>
+        <w:tab/>
+        <w:t>Emp_no, Dep_no</w:t>
+      </w:r>
+    </w:p>
+    <w:p>
+      <w:pPr>
+        <w:pStyle w:val="ListBullet2"/>
+        <w:numPr>
+          <w:ilvl w:val="0"/>
+          <w:numId w:val="129"/>
+        </w:numPr>
+        <w:rPr>
+          <w:rFonts w:asciiTheme="minorHAnsi" w:hAnsiTheme="minorHAnsi" w:cstheme="minorHAnsi"/>
+          <w:lang w:val="en-CA"/>
+        </w:rPr>
+      </w:pPr>
+      <w:r>
+        <w:rPr>
+          <w:rFonts w:asciiTheme="minorHAnsi" w:hAnsiTheme="minorHAnsi" w:cstheme="minorHAnsi"/>
+          <w:lang w:val="en-CA"/>
+        </w:rPr>
+        <w:t>No employee can work in more than one department at a time.</w:t>
+      </w:r>
+    </w:p>
+    <w:p>
+      <w:pPr>
+        <w:pStyle w:val="NoSpacing"/>
+        <w:rPr>
+          <w:rFonts w:asciiTheme="minorHAnsi" w:hAnsiTheme="minorHAnsi" w:cstheme="minorHAnsi"/>
+        </w:rPr>
+      </w:pPr>
+      <w:r>
+        <w:rPr>
+          <w:rFonts w:asciiTheme="minorHAnsi" w:hAnsiTheme="minorHAnsi" w:cstheme="minorHAnsi"/>
+        </w:rPr>
+        <w:tab/>
+      </w:r>
+      <w:r>
+        <w:rPr>
+          <w:rFonts w:asciiTheme="minorHAnsi" w:hAnsiTheme="minorHAnsi" w:cstheme="minorHAnsi"/>
+        </w:rPr>
+        <w:tab/>
+      </w:r>
+    </w:p>
+    <w:p>
+      <w:pPr>
+        <w:pStyle w:val="NoSpacing"/>
+        <w:rPr>
+          <w:rFonts w:asciiTheme="minorHAnsi" w:hAnsiTheme="minorHAnsi" w:cstheme="minorHAnsi"/>
+        </w:rPr>
+      </w:pPr>
+      <w:r>
+        <w:rPr>
+          <w:rFonts w:asciiTheme="minorHAnsi" w:hAnsiTheme="minorHAnsi" w:cstheme="minorHAnsi"/>
+        </w:rPr>
+        <w:t>EmployeeHire</w:t>
+      </w:r>
+    </w:p>
+    <w:p>
+      <w:pPr>
+        <w:pStyle w:val="NoSpacing"/>
+        <w:rPr>
+          <w:rFonts w:asciiTheme="minorHAnsi" w:hAnsiTheme="minorHAnsi" w:cstheme="minorHAnsi"/>
+        </w:rPr>
+      </w:pPr>
+      <w:r>
+        <w:rPr>
+          <w:rFonts w:asciiTheme="minorHAnsi" w:hAnsiTheme="minorHAnsi" w:cstheme="minorHAnsi"/>
+        </w:rPr>
+        <w:tab/>
+      </w:r>
+      <w:r>
+        <w:rPr>
+          <w:rFonts w:asciiTheme="minorHAnsi" w:hAnsiTheme="minorHAnsi" w:cstheme="minorHAnsi"/>
+        </w:rPr>
+        <w:t>E</w:t>
+      </w:r>
+      <w:r>
+        <w:rPr>
+          <w:rFonts w:asciiTheme="minorHAnsi" w:hAnsiTheme="minorHAnsi" w:cstheme="minorHAnsi"/>
+        </w:rPr>
+        <w:t>mp_no</w:t>
+      </w:r>
+      <w:r>
+        <w:rPr>
+          <w:rFonts w:asciiTheme="minorHAnsi" w:hAnsiTheme="minorHAnsi" w:cstheme="minorHAnsi"/>
+        </w:rPr>
+        <w:t xml:space="preserve">, </w:t>
+      </w:r>
+      <w:r>
+        <w:rPr>
+          <w:rFonts w:asciiTheme="minorHAnsi" w:hAnsiTheme="minorHAnsi" w:cstheme="minorHAnsi"/>
+        </w:rPr>
+        <w:t>date</w:t>
+      </w:r>
+      <w:r>
+        <w:rPr>
+          <w:rFonts w:asciiTheme="minorHAnsi" w:hAnsiTheme="minorHAnsi" w:cstheme="minorHAnsi"/>
+        </w:rPr>
+        <w:t xml:space="preserve">, </w:t>
+      </w:r>
+      <w:r>
+        <w:rPr>
+          <w:rFonts w:asciiTheme="minorHAnsi" w:hAnsiTheme="minorHAnsi" w:cstheme="minorHAnsi"/>
+        </w:rPr>
+        <w:t>job</w:t>
+      </w:r>
+      <w:r>
+        <w:rPr>
+          <w:rFonts w:asciiTheme="minorHAnsi" w:hAnsiTheme="minorHAnsi" w:cstheme="minorHAnsi"/>
+        </w:rPr>
+        <w:t xml:space="preserve">, </w:t>
+      </w:r>
+      <w:r>
+        <w:rPr>
+          <w:rFonts w:asciiTheme="minorHAnsi" w:hAnsiTheme="minorHAnsi" w:cstheme="minorHAnsi"/>
         </w:rPr>
         <w:t>sal</w:t>
       </w:r>
-      <w:proofErr w:type="spellEnd"/>
-      <w:r>
-        <w:rPr>
-          <w:rFonts w:asciiTheme="minorHAnsi" w:hAnsiTheme="minorHAnsi" w:cstheme="minorHAnsi"/>
-          <w:lang w:val="en-CA"/>
-        </w:rPr>
-        <w:t>), Project number (</w:t>
-      </w:r>
-      <w:proofErr w:type="spellStart"/>
-      <w:r>
-        <w:rPr>
-          <w:rFonts w:asciiTheme="minorHAnsi" w:hAnsiTheme="minorHAnsi" w:cstheme="minorHAnsi"/>
-          <w:lang w:val="en-CA"/>
-        </w:rPr>
-        <w:t>proj_no</w:t>
-      </w:r>
-      <w:proofErr w:type="spellEnd"/>
-      <w:r>
-        <w:rPr>
-          <w:rFonts w:asciiTheme="minorHAnsi" w:hAnsiTheme="minorHAnsi" w:cstheme="minorHAnsi"/>
-          <w:lang w:val="en-CA"/>
-        </w:rPr>
-        <w:t>), Project budget (</w:t>
-      </w:r>
-      <w:proofErr w:type="spellStart"/>
-      <w:r>
-        <w:rPr>
-          <w:rFonts w:asciiTheme="minorHAnsi" w:hAnsiTheme="minorHAnsi" w:cstheme="minorHAnsi"/>
-          <w:lang w:val="en-CA"/>
-        </w:rPr>
-        <w:t>p_budget</w:t>
-      </w:r>
-      <w:proofErr w:type="spellEnd"/>
-      <w:r>
-        <w:rPr>
-          <w:rFonts w:asciiTheme="minorHAnsi" w:hAnsiTheme="minorHAnsi" w:cstheme="minorHAnsi"/>
-          <w:lang w:val="en-CA"/>
-        </w:rPr>
-        <w:t>), Department number (</w:t>
-      </w:r>
-      <w:proofErr w:type="spellStart"/>
-      <w:r>
-        <w:rPr>
-          <w:rFonts w:asciiTheme="minorHAnsi" w:hAnsiTheme="minorHAnsi" w:cstheme="minorHAnsi"/>
-          <w:lang w:val="en-CA"/>
-        </w:rPr>
-        <w:t>dep_no</w:t>
-      </w:r>
-      <w:proofErr w:type="spellEnd"/>
-      <w:r>
-        <w:rPr>
-          <w:rFonts w:asciiTheme="minorHAnsi" w:hAnsiTheme="minorHAnsi" w:cstheme="minorHAnsi"/>
-          <w:lang w:val="en-CA"/>
-        </w:rPr>
-        <w:t>), Department budget (</w:t>
-      </w:r>
-      <w:proofErr w:type="spellStart"/>
-      <w:r>
-        <w:rPr>
-          <w:rFonts w:asciiTheme="minorHAnsi" w:hAnsiTheme="minorHAnsi" w:cstheme="minorHAnsi"/>
-          <w:lang w:val="en-CA"/>
-        </w:rPr>
-        <w:t>d_budget</w:t>
-      </w:r>
-      <w:proofErr w:type="spellEnd"/>
-      <w:r>
-        <w:rPr>
-          <w:rFonts w:asciiTheme="minorHAnsi" w:hAnsiTheme="minorHAnsi" w:cstheme="minorHAnsi"/>
-          <w:lang w:val="en-CA"/>
-        </w:rPr>
-        <w:t>), and Department manager employee number (</w:t>
-      </w:r>
-      <w:proofErr w:type="spellStart"/>
-      <w:r>
-        <w:rPr>
-          <w:rFonts w:asciiTheme="minorHAnsi" w:hAnsiTheme="minorHAnsi" w:cstheme="minorHAnsi"/>
-          <w:lang w:val="en-CA"/>
-        </w:rPr>
-        <w:t>mgr_emp_no</w:t>
-      </w:r>
-      <w:proofErr w:type="spellEnd"/>
-      <w:r>
-        <w:rPr>
-          <w:rFonts w:asciiTheme="minorHAnsi" w:hAnsiTheme="minorHAnsi" w:cstheme="minorHAnsi"/>
-          <w:lang w:val="en-CA"/>
-        </w:rPr>
-        <w:t>).</w:t>
-      </w:r>
-    </w:p>
-    <w:p>
-      <w:pPr>
-        <w:pStyle w:val="ListContinue"/>
-        <w:rPr>
-          <w:rFonts w:asciiTheme="minorHAnsi" w:hAnsiTheme="minorHAnsi" w:cstheme="minorHAnsi"/>
-          <w:lang w:val="en-CA"/>
-        </w:rPr>
-      </w:pPr>
-      <w:r>
-        <w:rPr>
-          <w:rFonts w:asciiTheme="minorHAnsi" w:hAnsiTheme="minorHAnsi" w:cstheme="minorHAnsi"/>
-          <w:lang w:val="en-CA"/>
-        </w:rPr>
-        <w:t>Transform this relation into 3NF using only the attributes and functional dependencies listed in the question. Justify any decomposition.</w:t>
-      </w:r>
-    </w:p>
-    <w:p>
-      <w:pPr>
-        <w:pStyle w:val="ListContinue"/>
-        <w:rPr>
-          <w:rFonts w:asciiTheme="minorHAnsi" w:hAnsiTheme="minorHAnsi" w:cstheme="minorHAnsi"/>
-          <w:lang w:val="en-CA"/>
-        </w:rPr>
-      </w:pPr>
-      <w:r>
-        <w:rPr>
-          <w:rFonts w:asciiTheme="minorHAnsi" w:hAnsiTheme="minorHAnsi" w:cstheme="minorHAnsi"/>
-          <w:lang w:val="en-CA"/>
-        </w:rPr>
-        <w:t>The following business rules apply:</w:t>
-      </w:r>
-    </w:p>
-    <w:p>
-      <w:pPr>
-        <w:pStyle w:val="ListBullet2"/>
-        <w:rPr>
-          <w:rFonts w:asciiTheme="minorHAnsi" w:hAnsiTheme="minorHAnsi" w:cstheme="minorHAnsi"/>
-          <w:lang w:val="en-CA"/>
-        </w:rPr>
-      </w:pPr>
-      <w:r>
-        <w:rPr>
-          <w:rFonts w:asciiTheme="minorHAnsi" w:hAnsiTheme="minorHAnsi" w:cstheme="minorHAnsi"/>
-          <w:lang w:val="en-CA"/>
-        </w:rPr>
-        <w:t>No employee can manage more than one department at a time.</w:t>
-      </w:r>
-    </w:p>
-    <w:p>
-      <w:pPr>
-        <w:pStyle w:val="ListBullet2"/>
-        <w:rPr>
-          <w:rFonts w:asciiTheme="minorHAnsi" w:hAnsiTheme="minorHAnsi" w:cstheme="minorHAnsi"/>
-          <w:lang w:val="en-CA"/>
-        </w:rPr>
-      </w:pPr>
-      <w:r>
-        <w:rPr>
-          <w:rFonts w:asciiTheme="minorHAnsi" w:hAnsiTheme="minorHAnsi" w:cstheme="minorHAnsi"/>
-          <w:lang w:val="en-CA"/>
-        </w:rPr>
-        <w:t>No employee can work in more than one department at a time.</w:t>
-      </w:r>
-    </w:p>
-    <w:p>
-      <w:pPr>
-        <w:pStyle w:val="ListBullet2"/>
-        <w:rPr>
-          <w:rFonts w:asciiTheme="minorHAnsi" w:hAnsiTheme="minorHAnsi" w:cstheme="minorHAnsi"/>
-          <w:lang w:val="en-CA"/>
-        </w:rPr>
-      </w:pPr>
-      <w:r>
-        <w:rPr>
-          <w:rFonts w:asciiTheme="minorHAnsi" w:hAnsiTheme="minorHAnsi" w:cstheme="minorHAnsi"/>
-          <w:lang w:val="en-CA"/>
-        </w:rPr>
-        <w:t>No employee can work on more than one project at a time.</w:t>
-      </w:r>
-    </w:p>
-    <w:p>
-      <w:pPr>
-        <w:pStyle w:val="ListBullet2"/>
-        <w:rPr>
-          <w:rFonts w:asciiTheme="minorHAnsi" w:hAnsiTheme="minorHAnsi" w:cstheme="minorHAnsi"/>
-          <w:lang w:val="en-CA"/>
-        </w:rPr>
-      </w:pPr>
-      <w:r>
-        <w:rPr>
-          <w:rFonts w:asciiTheme="minorHAnsi" w:hAnsiTheme="minorHAnsi" w:cstheme="minorHAnsi"/>
-          <w:lang w:val="en-CA"/>
-        </w:rPr>
-        <w:t>No employee can have more than one office at a time.</w:t>
-      </w:r>
-    </w:p>
-    <w:p>
-      <w:pPr>
-        <w:pStyle w:val="ListBullet2"/>
-        <w:rPr>
-          <w:rFonts w:asciiTheme="minorHAnsi" w:hAnsiTheme="minorHAnsi" w:cstheme="minorHAnsi"/>
-          <w:lang w:val="en-CA"/>
-        </w:rPr>
-      </w:pPr>
-      <w:r>
-        <w:rPr>
-          <w:rFonts w:asciiTheme="minorHAnsi" w:hAnsiTheme="minorHAnsi" w:cstheme="minorHAnsi"/>
-          <w:lang w:val="en-CA"/>
-        </w:rPr>
-        <w:t>No employee can have more than one phone at a time.</w:t>
-      </w:r>
-    </w:p>
-    <w:p>
-      <w:pPr>
-        <w:pStyle w:val="ListBullet2"/>
-        <w:rPr>
-          <w:rFonts w:asciiTheme="minorHAnsi" w:hAnsiTheme="minorHAnsi" w:cstheme="minorHAnsi"/>
-          <w:lang w:val="en-CA"/>
-        </w:rPr>
-      </w:pPr>
-      <w:r>
-        <w:rPr>
-          <w:rFonts w:asciiTheme="minorHAnsi" w:hAnsiTheme="minorHAnsi" w:cstheme="minorHAnsi"/>
-          <w:lang w:val="en-CA"/>
-        </w:rPr>
-        <w:t>No employee can have more than one job at a time.</w:t>
-      </w:r>
-    </w:p>
-    <w:p>
-      <w:pPr>
-        <w:pStyle w:val="ListBullet2"/>
-        <w:rPr>
-          <w:rFonts w:asciiTheme="minorHAnsi" w:hAnsiTheme="minorHAnsi" w:cstheme="minorHAnsi"/>
-          <w:lang w:val="en-CA"/>
-        </w:rPr>
-      </w:pPr>
-      <w:r>
-        <w:rPr>
-          <w:rFonts w:asciiTheme="minorHAnsi" w:hAnsiTheme="minorHAnsi" w:cstheme="minorHAnsi"/>
-          <w:lang w:val="en-CA"/>
-        </w:rPr>
-        <w:t>No project can be assigned to more than one department at a time.</w:t>
-      </w:r>
-    </w:p>
-    <w:p>
-      <w:pPr>
-        <w:pStyle w:val="ListBullet2"/>
-        <w:rPr>
-          <w:rFonts w:asciiTheme="minorHAnsi" w:hAnsiTheme="minorHAnsi" w:cstheme="minorHAnsi"/>
-          <w:lang w:val="en-CA"/>
-        </w:rPr>
-      </w:pPr>
-      <w:r>
-        <w:rPr>
-          <w:rFonts w:asciiTheme="minorHAnsi" w:hAnsiTheme="minorHAnsi" w:cstheme="minorHAnsi"/>
-          <w:lang w:val="en-CA"/>
-        </w:rPr>
-        <w:t>No office can be assigned to more than one department at a time.</w:t>
-      </w:r>
-    </w:p>
-    <w:p>
-      <w:pPr>
-        <w:pStyle w:val="ListBullet2"/>
-        <w:rPr>
-          <w:rFonts w:asciiTheme="minorHAnsi" w:hAnsiTheme="minorHAnsi" w:cstheme="minorHAnsi"/>
-          <w:lang w:val="en-CA"/>
-        </w:rPr>
-      </w:pPr>
-      <w:r>
-        <w:rPr>
-          <w:rFonts w:asciiTheme="minorHAnsi" w:hAnsiTheme="minorHAnsi" w:cstheme="minorHAnsi"/>
-          <w:lang w:val="en-CA"/>
-        </w:rPr>
-        <w:t>Department numbers, employee numbers, project numbers, office numbers, and phone numbers are all globally unique.</w:t>
-      </w:r>
-    </w:p>
-    <w:p>
-      <w:pPr>
-        <w:pStyle w:val="ListContinue"/>
-        <w:rPr>
-          <w:rFonts w:asciiTheme="minorHAnsi" w:hAnsiTheme="minorHAnsi" w:cstheme="minorHAnsi"/>
-          <w:lang w:val="en-CA"/>
-        </w:rPr>
-      </w:pPr>
-      <w:r>
-        <w:rPr>
-          <w:rFonts w:asciiTheme="minorHAnsi" w:hAnsiTheme="minorHAnsi" w:cstheme="minorHAnsi"/>
-          <w:lang w:val="en-CA"/>
-        </w:rPr>
-        <w:t>The following functional dependencies also apply:</w:t>
-      </w:r>
-    </w:p>
-    <w:p>
-      <w:pPr>
-        <w:pStyle w:val="ListBullet2"/>
-        <w:rPr>
-          <w:rFonts w:asciiTheme="minorHAnsi" w:hAnsiTheme="minorHAnsi" w:cstheme="minorHAnsi"/>
-          <w:lang w:val="en-CA"/>
-        </w:rPr>
-      </w:pPr>
-      <w:proofErr w:type="spellStart"/>
-      <w:r>
-        <w:rPr>
-          <w:rFonts w:asciiTheme="minorHAnsi" w:hAnsiTheme="minorHAnsi" w:cstheme="minorHAnsi"/>
-          <w:lang w:val="en-CA"/>
-        </w:rPr>
-        <w:t>emp_no</w:t>
-      </w:r>
-      <w:proofErr w:type="spellEnd"/>
-      <w:r>
-        <w:rPr>
-          <w:rFonts w:asciiTheme="minorHAnsi" w:hAnsiTheme="minorHAnsi" w:cstheme="minorHAnsi"/>
-          <w:lang w:val="en-CA"/>
-        </w:rPr>
-        <w:t xml:space="preserve"> → phone, </w:t>
-      </w:r>
-      <w:proofErr w:type="spellStart"/>
-      <w:r>
-        <w:rPr>
-          <w:rFonts w:asciiTheme="minorHAnsi" w:hAnsiTheme="minorHAnsi" w:cstheme="minorHAnsi"/>
-          <w:lang w:val="en-CA"/>
-        </w:rPr>
-        <w:t>emp_no</w:t>
-      </w:r>
-      <w:proofErr w:type="spellEnd"/>
-      <w:r>
-        <w:rPr>
-          <w:rFonts w:asciiTheme="minorHAnsi" w:hAnsiTheme="minorHAnsi" w:cstheme="minorHAnsi"/>
-          <w:lang w:val="en-CA"/>
-        </w:rPr>
-        <w:t xml:space="preserve"> → </w:t>
-      </w:r>
-      <w:proofErr w:type="spellStart"/>
-      <w:r>
-        <w:rPr>
-          <w:rFonts w:asciiTheme="minorHAnsi" w:hAnsiTheme="minorHAnsi" w:cstheme="minorHAnsi"/>
-          <w:lang w:val="en-CA"/>
-        </w:rPr>
-        <w:t>office_no</w:t>
-      </w:r>
-      <w:proofErr w:type="spellEnd"/>
-      <w:r>
-        <w:rPr>
-          <w:rFonts w:asciiTheme="minorHAnsi" w:hAnsiTheme="minorHAnsi" w:cstheme="minorHAnsi"/>
-          <w:lang w:val="en-CA"/>
-        </w:rPr>
-        <w:t xml:space="preserve">, </w:t>
-      </w:r>
-      <w:proofErr w:type="spellStart"/>
-      <w:r>
-        <w:rPr>
-          <w:rFonts w:asciiTheme="minorHAnsi" w:hAnsiTheme="minorHAnsi" w:cstheme="minorHAnsi"/>
-          <w:lang w:val="en-CA"/>
-        </w:rPr>
-        <w:t>emp_no</w:t>
-      </w:r>
-      <w:proofErr w:type="spellEnd"/>
-      <w:r>
-        <w:rPr>
-          <w:rFonts w:asciiTheme="minorHAnsi" w:hAnsiTheme="minorHAnsi" w:cstheme="minorHAnsi"/>
-          <w:lang w:val="en-CA"/>
-        </w:rPr>
-        <w:t xml:space="preserve"> → </w:t>
-      </w:r>
-      <w:proofErr w:type="spellStart"/>
-      <w:r>
-        <w:rPr>
-          <w:rFonts w:asciiTheme="minorHAnsi" w:hAnsiTheme="minorHAnsi" w:cstheme="minorHAnsi"/>
-          <w:lang w:val="en-CA"/>
-        </w:rPr>
-        <w:t>dep_no</w:t>
-      </w:r>
-      <w:proofErr w:type="spellEnd"/>
-      <w:r>
-        <w:rPr>
-          <w:rFonts w:asciiTheme="minorHAnsi" w:hAnsiTheme="minorHAnsi" w:cstheme="minorHAnsi"/>
-          <w:lang w:val="en-CA"/>
-        </w:rPr>
-        <w:t xml:space="preserve">, </w:t>
-      </w:r>
-      <w:proofErr w:type="spellStart"/>
-      <w:r>
-        <w:rPr>
-          <w:rFonts w:asciiTheme="minorHAnsi" w:hAnsiTheme="minorHAnsi" w:cstheme="minorHAnsi"/>
-          <w:lang w:val="en-CA"/>
-        </w:rPr>
-        <w:t>emp_no</w:t>
-      </w:r>
-      <w:proofErr w:type="spellEnd"/>
-      <w:r>
-        <w:rPr>
-          <w:rFonts w:asciiTheme="minorHAnsi" w:hAnsiTheme="minorHAnsi" w:cstheme="minorHAnsi"/>
-          <w:lang w:val="en-CA"/>
-        </w:rPr>
-        <w:t xml:space="preserve"> → </w:t>
-      </w:r>
-      <w:proofErr w:type="spellStart"/>
-      <w:r>
-        <w:rPr>
-          <w:rFonts w:asciiTheme="minorHAnsi" w:hAnsiTheme="minorHAnsi" w:cstheme="minorHAnsi"/>
-          <w:lang w:val="en-CA"/>
-        </w:rPr>
-        <w:t>proj_no</w:t>
-      </w:r>
-      <w:proofErr w:type="spellEnd"/>
-    </w:p>
-    <w:p>
-      <w:pPr>
-        <w:pStyle w:val="ListBullet2"/>
-        <w:rPr>
-          <w:rFonts w:asciiTheme="minorHAnsi" w:hAnsiTheme="minorHAnsi" w:cstheme="minorHAnsi"/>
-          <w:lang w:val="en-CA"/>
-        </w:rPr>
-      </w:pPr>
-      <w:r>
-        <w:rPr>
-          <w:rFonts w:asciiTheme="minorHAnsi" w:hAnsiTheme="minorHAnsi" w:cstheme="minorHAnsi"/>
-          <w:lang w:val="en-CA"/>
-        </w:rPr>
-        <w:t>{</w:t>
-      </w:r>
-      <w:proofErr w:type="spellStart"/>
-      <w:r>
-        <w:rPr>
-          <w:rFonts w:asciiTheme="minorHAnsi" w:hAnsiTheme="minorHAnsi" w:cstheme="minorHAnsi"/>
-          <w:lang w:val="en-CA"/>
-        </w:rPr>
-        <w:t>emp_no</w:t>
-      </w:r>
-      <w:proofErr w:type="spellEnd"/>
-      <w:r>
-        <w:rPr>
-          <w:rFonts w:asciiTheme="minorHAnsi" w:hAnsiTheme="minorHAnsi" w:cstheme="minorHAnsi"/>
-          <w:lang w:val="en-CA"/>
-        </w:rPr>
-        <w:t>, date} → job, {</w:t>
-      </w:r>
-      <w:proofErr w:type="spellStart"/>
-      <w:r>
-        <w:rPr>
-          <w:rFonts w:asciiTheme="minorHAnsi" w:hAnsiTheme="minorHAnsi" w:cstheme="minorHAnsi"/>
-          <w:lang w:val="en-CA"/>
-        </w:rPr>
-        <w:t>emp_no</w:t>
-      </w:r>
-      <w:proofErr w:type="spellEnd"/>
-      <w:r>
-        <w:rPr>
-          <w:rFonts w:asciiTheme="minorHAnsi" w:hAnsiTheme="minorHAnsi" w:cstheme="minorHAnsi"/>
-          <w:lang w:val="en-CA"/>
-        </w:rPr>
-        <w:t xml:space="preserve">, date} → </w:t>
-      </w:r>
-      <w:proofErr w:type="spellStart"/>
-      <w:r>
-        <w:rPr>
-          <w:rFonts w:asciiTheme="minorHAnsi" w:hAnsiTheme="minorHAnsi" w:cstheme="minorHAnsi"/>
-          <w:lang w:val="en-CA"/>
-        </w:rPr>
-        <w:t>sal</w:t>
-      </w:r>
-      <w:proofErr w:type="spellEnd"/>
-    </w:p>
-    <w:p>
-      <w:pPr>
-        <w:pStyle w:val="ListBullet2"/>
-        <w:rPr>
-          <w:rFonts w:asciiTheme="minorHAnsi" w:hAnsiTheme="minorHAnsi" w:cstheme="minorHAnsi"/>
-          <w:lang w:val="en-CA"/>
-        </w:rPr>
-      </w:pPr>
-      <w:proofErr w:type="spellStart"/>
-      <w:r>
-        <w:rPr>
-          <w:rFonts w:asciiTheme="minorHAnsi" w:hAnsiTheme="minorHAnsi" w:cstheme="minorHAnsi"/>
-          <w:lang w:val="en-CA"/>
-        </w:rPr>
-        <w:t>phone_no</w:t>
-      </w:r>
-      <w:proofErr w:type="spellEnd"/>
-      <w:r>
-        <w:rPr>
-          <w:rFonts w:asciiTheme="minorHAnsi" w:hAnsiTheme="minorHAnsi" w:cstheme="minorHAnsi"/>
-          <w:lang w:val="en-CA"/>
-        </w:rPr>
-        <w:t xml:space="preserve"> → </w:t>
-      </w:r>
-      <w:proofErr w:type="spellStart"/>
-      <w:r>
-        <w:rPr>
-          <w:rFonts w:asciiTheme="minorHAnsi" w:hAnsiTheme="minorHAnsi" w:cstheme="minorHAnsi"/>
-          <w:lang w:val="en-CA"/>
-        </w:rPr>
-        <w:t>office_no</w:t>
-      </w:r>
-      <w:proofErr w:type="spellEnd"/>
-      <w:r>
-        <w:rPr>
-          <w:rFonts w:asciiTheme="minorHAnsi" w:hAnsiTheme="minorHAnsi" w:cstheme="minorHAnsi"/>
-          <w:lang w:val="en-CA"/>
-        </w:rPr>
-        <w:t xml:space="preserve">, </w:t>
-      </w:r>
-      <w:proofErr w:type="spellStart"/>
-      <w:r>
-        <w:rPr>
-          <w:rFonts w:asciiTheme="minorHAnsi" w:hAnsiTheme="minorHAnsi" w:cstheme="minorHAnsi"/>
-          <w:lang w:val="en-CA"/>
-        </w:rPr>
-        <w:t>office_no</w:t>
-      </w:r>
-      <w:proofErr w:type="spellEnd"/>
-      <w:r>
-        <w:rPr>
-          <w:rFonts w:asciiTheme="minorHAnsi" w:hAnsiTheme="minorHAnsi" w:cstheme="minorHAnsi"/>
-          <w:lang w:val="en-CA"/>
-        </w:rPr>
-        <w:t xml:space="preserve"> → area, </w:t>
-      </w:r>
-      <w:proofErr w:type="spellStart"/>
-      <w:r>
-        <w:rPr>
-          <w:rFonts w:asciiTheme="minorHAnsi" w:hAnsiTheme="minorHAnsi" w:cstheme="minorHAnsi"/>
-          <w:lang w:val="en-CA"/>
-        </w:rPr>
-        <w:t>office_no</w:t>
-      </w:r>
-      <w:proofErr w:type="spellEnd"/>
-      <w:r>
-        <w:rPr>
-          <w:rFonts w:asciiTheme="minorHAnsi" w:hAnsiTheme="minorHAnsi" w:cstheme="minorHAnsi"/>
-          <w:lang w:val="en-CA"/>
-        </w:rPr>
-        <w:t xml:space="preserve"> → </w:t>
-      </w:r>
-      <w:proofErr w:type="spellStart"/>
-      <w:r>
-        <w:rPr>
-          <w:rFonts w:asciiTheme="minorHAnsi" w:hAnsiTheme="minorHAnsi" w:cstheme="minorHAnsi"/>
-          <w:lang w:val="en-CA"/>
-        </w:rPr>
-        <w:t>dep_no</w:t>
-      </w:r>
-      <w:proofErr w:type="spellEnd"/>
-    </w:p>
-    <w:p>
-      <w:pPr>
-        <w:pStyle w:val="ListBullet2"/>
-        <w:rPr>
-          <w:rFonts w:asciiTheme="minorHAnsi" w:hAnsiTheme="minorHAnsi" w:cstheme="minorHAnsi"/>
-          <w:lang w:val="en-CA"/>
-        </w:rPr>
-      </w:pPr>
-      <w:proofErr w:type="spellStart"/>
-      <w:r>
-        <w:rPr>
-          <w:rFonts w:asciiTheme="minorHAnsi" w:hAnsiTheme="minorHAnsi" w:cstheme="minorHAnsi"/>
-          <w:lang w:val="en-CA"/>
-        </w:rPr>
-        <w:t>proj_no</w:t>
-      </w:r>
-      <w:proofErr w:type="spellEnd"/>
-      <w:r>
-        <w:rPr>
-          <w:rFonts w:asciiTheme="minorHAnsi" w:hAnsiTheme="minorHAnsi" w:cstheme="minorHAnsi"/>
-          <w:lang w:val="en-CA"/>
-        </w:rPr>
-        <w:t xml:space="preserve"> → </w:t>
-      </w:r>
-      <w:proofErr w:type="spellStart"/>
-      <w:r>
-        <w:rPr>
-          <w:rFonts w:asciiTheme="minorHAnsi" w:hAnsiTheme="minorHAnsi" w:cstheme="minorHAnsi"/>
-          <w:lang w:val="en-CA"/>
-        </w:rPr>
-        <w:t>dep_no</w:t>
-      </w:r>
-      <w:proofErr w:type="spellEnd"/>
-      <w:r>
-        <w:rPr>
-          <w:rFonts w:asciiTheme="minorHAnsi" w:hAnsiTheme="minorHAnsi" w:cstheme="minorHAnsi"/>
-          <w:lang w:val="en-CA"/>
-        </w:rPr>
-        <w:t xml:space="preserve">, </w:t>
-      </w:r>
-      <w:proofErr w:type="spellStart"/>
-      <w:r>
-        <w:rPr>
-          <w:rFonts w:asciiTheme="minorHAnsi" w:hAnsiTheme="minorHAnsi" w:cstheme="minorHAnsi"/>
-          <w:lang w:val="en-CA"/>
-        </w:rPr>
-        <w:t>proj_no</w:t>
-      </w:r>
-      <w:proofErr w:type="spellEnd"/>
-      <w:r>
-        <w:rPr>
-          <w:rFonts w:asciiTheme="minorHAnsi" w:hAnsiTheme="minorHAnsi" w:cstheme="minorHAnsi"/>
-          <w:lang w:val="en-CA"/>
-        </w:rPr>
-        <w:t xml:space="preserve"> → </w:t>
-      </w:r>
-      <w:proofErr w:type="spellStart"/>
-      <w:r>
-        <w:rPr>
-          <w:rFonts w:asciiTheme="minorHAnsi" w:hAnsiTheme="minorHAnsi" w:cstheme="minorHAnsi"/>
-          <w:lang w:val="en-CA"/>
-        </w:rPr>
-        <w:t>p_budget</w:t>
-      </w:r>
-      <w:proofErr w:type="spellEnd"/>
-    </w:p>
-    <w:p>
-      <w:pPr>
-        <w:pStyle w:val="ListBullet2"/>
-        <w:rPr>
-          <w:rFonts w:asciiTheme="minorHAnsi" w:hAnsiTheme="minorHAnsi" w:cstheme="minorHAnsi"/>
-          <w:lang w:val="en-CA"/>
-        </w:rPr>
-      </w:pPr>
-      <w:proofErr w:type="spellStart"/>
-      <w:r>
-        <w:rPr>
-          <w:rFonts w:asciiTheme="minorHAnsi" w:hAnsiTheme="minorHAnsi" w:cstheme="minorHAnsi"/>
-          <w:lang w:val="en-CA"/>
-        </w:rPr>
-        <w:lastRenderedPageBreak/>
-        <w:t>dep_no</w:t>
-      </w:r>
-      <w:proofErr w:type="spellEnd"/>
-      <w:r>
-        <w:rPr>
-          <w:rFonts w:asciiTheme="minorHAnsi" w:hAnsiTheme="minorHAnsi" w:cstheme="minorHAnsi"/>
-          <w:lang w:val="en-CA"/>
-        </w:rPr>
-        <w:t xml:space="preserve"> → </w:t>
-      </w:r>
-      <w:proofErr w:type="spellStart"/>
-      <w:r>
-        <w:rPr>
-          <w:rFonts w:asciiTheme="minorHAnsi" w:hAnsiTheme="minorHAnsi" w:cstheme="minorHAnsi"/>
-          <w:lang w:val="en-CA"/>
-        </w:rPr>
-        <w:t>mgr_emp_no</w:t>
-      </w:r>
-      <w:proofErr w:type="spellEnd"/>
-      <w:r>
-        <w:rPr>
-          <w:rFonts w:asciiTheme="minorHAnsi" w:hAnsiTheme="minorHAnsi" w:cstheme="minorHAnsi"/>
-          <w:lang w:val="en-CA"/>
-        </w:rPr>
-        <w:t xml:space="preserve">, </w:t>
-      </w:r>
-      <w:proofErr w:type="spellStart"/>
-      <w:r>
-        <w:rPr>
-          <w:rFonts w:asciiTheme="minorHAnsi" w:hAnsiTheme="minorHAnsi" w:cstheme="minorHAnsi"/>
-          <w:lang w:val="en-CA"/>
-        </w:rPr>
-        <w:t>dep_no</w:t>
-      </w:r>
-      <w:proofErr w:type="spellEnd"/>
-      <w:r>
-        <w:rPr>
-          <w:rFonts w:asciiTheme="minorHAnsi" w:hAnsiTheme="minorHAnsi" w:cstheme="minorHAnsi"/>
-          <w:lang w:val="en-CA"/>
-        </w:rPr>
-        <w:t xml:space="preserve"> → </w:t>
-      </w:r>
-      <w:proofErr w:type="spellStart"/>
-      <w:r>
-        <w:rPr>
-          <w:rFonts w:asciiTheme="minorHAnsi" w:hAnsiTheme="minorHAnsi" w:cstheme="minorHAnsi"/>
-          <w:lang w:val="en-CA"/>
-        </w:rPr>
-        <w:t>d_budget</w:t>
-      </w:r>
-      <w:proofErr w:type="spellEnd"/>
-    </w:p>
-    <w:p>
-      <w:pPr>
-        <w:pStyle w:val="ListBullet2"/>
-        <w:rPr>
-          <w:rFonts w:asciiTheme="minorHAnsi" w:hAnsiTheme="minorHAnsi" w:cstheme="minorHAnsi"/>
-          <w:lang w:val="en-CA"/>
-        </w:rPr>
-      </w:pPr>
-      <w:proofErr w:type="spellStart"/>
-      <w:r>
-        <w:rPr>
-          <w:rFonts w:asciiTheme="minorHAnsi" w:hAnsiTheme="minorHAnsi" w:cstheme="minorHAnsi"/>
-          <w:lang w:val="en-CA"/>
-        </w:rPr>
-        <w:t>mgr_emp_no</w:t>
-      </w:r>
-      <w:proofErr w:type="spellEnd"/>
-      <w:r>
-        <w:rPr>
-          <w:rFonts w:asciiTheme="minorHAnsi" w:hAnsiTheme="minorHAnsi" w:cstheme="minorHAnsi"/>
-          <w:lang w:val="en-CA"/>
-        </w:rPr>
-        <w:t xml:space="preserve"> → </w:t>
-      </w:r>
-      <w:proofErr w:type="spellStart"/>
-      <w:r>
-        <w:rPr>
-          <w:rFonts w:asciiTheme="minorHAnsi" w:hAnsiTheme="minorHAnsi" w:cstheme="minorHAnsi"/>
-          <w:lang w:val="en-CA"/>
-        </w:rPr>
-        <w:t>dep_no</w:t>
-      </w:r>
-      <w:proofErr w:type="spellEnd"/>
-    </w:p>
-    <w:p>
-      <w:pPr>
-        <w:pStyle w:val="NoSpacing"/>
-        <w:rPr>
-          <w:rFonts w:asciiTheme="minorHAnsi" w:hAnsiTheme="minorHAnsi" w:cstheme="minorHAnsi"/>
-        </w:rPr>
-      </w:pPr>
-    </w:p>
-    <w:p>
-      <w:pPr>
-        <w:pStyle w:val="NoSpacing"/>
-        <w:rPr>
-          <w:rFonts w:asciiTheme="minorHAnsi" w:hAnsiTheme="minorHAnsi" w:cstheme="minorHAnsi"/>
-        </w:rPr>
-      </w:pPr>
-      <w:r>
-        <w:rPr>
-          <w:rFonts w:asciiTheme="minorHAnsi" w:hAnsiTheme="minorHAnsi" w:cstheme="minorHAnsi"/>
-        </w:rPr>
-        <w:t>3NF:</w:t>
-      </w:r>
-    </w:p>
-    <w:p>
-      <w:pPr>
-        <w:pStyle w:val="NoSpacing"/>
-        <w:rPr>
-          <w:rFonts w:asciiTheme="minorHAnsi" w:hAnsiTheme="minorHAnsi" w:cstheme="minorHAnsi"/>
-        </w:rPr>
-      </w:pPr>
-      <w:r>
-        <w:rPr>
-          <w:rFonts w:asciiTheme="minorHAnsi" w:hAnsiTheme="minorHAnsi" w:cstheme="minorHAnsi"/>
-        </w:rPr>
-        <w:t>Employee</w:t>
-      </w:r>
-    </w:p>
-    <w:p>
-      <w:pPr>
-        <w:pStyle w:val="NoSpacing"/>
-        <w:rPr>
-          <w:rFonts w:asciiTheme="minorHAnsi" w:hAnsiTheme="minorHAnsi" w:cstheme="minorHAnsi"/>
-        </w:rPr>
-      </w:pPr>
-      <w:r>
-        <w:rPr>
-          <w:rFonts w:asciiTheme="minorHAnsi" w:hAnsiTheme="minorHAnsi" w:cstheme="minorHAnsi"/>
-        </w:rPr>
-        <w:tab/>
-      </w:r>
-      <w:proofErr w:type="spellStart"/>
-      <w:r>
-        <w:rPr>
-          <w:rFonts w:asciiTheme="minorHAnsi" w:hAnsiTheme="minorHAnsi" w:cstheme="minorHAnsi"/>
-        </w:rPr>
-        <w:t>E</w:t>
-      </w:r>
-      <w:r>
-        <w:rPr>
-          <w:rFonts w:asciiTheme="minorHAnsi" w:hAnsiTheme="minorHAnsi" w:cstheme="minorHAnsi"/>
-        </w:rPr>
-        <w:t>mp_no</w:t>
-      </w:r>
-      <w:proofErr w:type="spellEnd"/>
-      <w:r>
-        <w:rPr>
-          <w:rFonts w:asciiTheme="minorHAnsi" w:hAnsiTheme="minorHAnsi" w:cstheme="minorHAnsi"/>
-        </w:rPr>
-        <w:t xml:space="preserve">, </w:t>
-      </w:r>
-      <w:proofErr w:type="spellStart"/>
-      <w:r>
-        <w:rPr>
-          <w:rFonts w:asciiTheme="minorHAnsi" w:hAnsiTheme="minorHAnsi" w:cstheme="minorHAnsi"/>
-        </w:rPr>
-        <w:t>phone_no</w:t>
-      </w:r>
-      <w:proofErr w:type="spellEnd"/>
-      <w:r>
-        <w:rPr>
-          <w:rFonts w:asciiTheme="minorHAnsi" w:hAnsiTheme="minorHAnsi" w:cstheme="minorHAnsi"/>
-        </w:rPr>
-        <w:t xml:space="preserve">, </w:t>
-      </w:r>
-      <w:proofErr w:type="spellStart"/>
-      <w:r>
-        <w:rPr>
-          <w:rFonts w:asciiTheme="minorHAnsi" w:hAnsiTheme="minorHAnsi" w:cstheme="minorHAnsi"/>
-        </w:rPr>
-        <w:t>office_no</w:t>
-      </w:r>
-      <w:proofErr w:type="spellEnd"/>
-      <w:r>
-        <w:rPr>
-          <w:rFonts w:asciiTheme="minorHAnsi" w:hAnsiTheme="minorHAnsi" w:cstheme="minorHAnsi"/>
-        </w:rPr>
-        <w:t xml:space="preserve">, </w:t>
-      </w:r>
-      <w:proofErr w:type="spellStart"/>
-      <w:r>
-        <w:rPr>
-          <w:rFonts w:asciiTheme="minorHAnsi" w:hAnsiTheme="minorHAnsi" w:cstheme="minorHAnsi"/>
-        </w:rPr>
-        <w:t>dep_no</w:t>
-      </w:r>
-      <w:proofErr w:type="spellEnd"/>
-      <w:r>
-        <w:rPr>
-          <w:rFonts w:asciiTheme="minorHAnsi" w:hAnsiTheme="minorHAnsi" w:cstheme="minorHAnsi"/>
-        </w:rPr>
-        <w:t xml:space="preserve">, </w:t>
-      </w:r>
-      <w:proofErr w:type="spellStart"/>
-      <w:r>
-        <w:rPr>
-          <w:rFonts w:asciiTheme="minorHAnsi" w:hAnsiTheme="minorHAnsi" w:cstheme="minorHAnsi"/>
-        </w:rPr>
-        <w:t>proj_no</w:t>
-      </w:r>
-      <w:proofErr w:type="spellEnd"/>
-    </w:p>
-    <w:p>
-      <w:pPr>
-        <w:pStyle w:val="NoSpacing"/>
-        <w:rPr>
-          <w:rFonts w:asciiTheme="minorHAnsi" w:hAnsiTheme="minorHAnsi" w:cstheme="minorHAnsi"/>
-        </w:rPr>
-      </w:pPr>
-      <w:r>
-        <w:rPr>
-          <w:rFonts w:asciiTheme="minorHAnsi" w:hAnsiTheme="minorHAnsi" w:cstheme="minorHAnsi"/>
-        </w:rPr>
-        <w:tab/>
-      </w:r>
-      <w:r>
-        <w:rPr>
-          <w:rFonts w:asciiTheme="minorHAnsi" w:hAnsiTheme="minorHAnsi" w:cstheme="minorHAnsi"/>
-        </w:rPr>
-        <w:tab/>
-      </w:r>
-    </w:p>
-    <w:p>
-      <w:pPr>
-        <w:pStyle w:val="NoSpacing"/>
-        <w:rPr>
-          <w:rFonts w:asciiTheme="minorHAnsi" w:hAnsiTheme="minorHAnsi" w:cstheme="minorHAnsi"/>
-        </w:rPr>
-      </w:pPr>
-      <w:proofErr w:type="spellStart"/>
-      <w:r>
-        <w:rPr>
-          <w:rFonts w:asciiTheme="minorHAnsi" w:hAnsiTheme="minorHAnsi" w:cstheme="minorHAnsi"/>
-        </w:rPr>
-        <w:t>EmployeeHire</w:t>
-      </w:r>
-      <w:proofErr w:type="spellEnd"/>
-    </w:p>
-    <w:p>
-      <w:pPr>
-        <w:pStyle w:val="NoSpacing"/>
-        <w:rPr>
-          <w:rFonts w:asciiTheme="minorHAnsi" w:hAnsiTheme="minorHAnsi" w:cstheme="minorHAnsi"/>
-        </w:rPr>
-      </w:pPr>
-      <w:r>
-        <w:rPr>
-          <w:rFonts w:asciiTheme="minorHAnsi" w:hAnsiTheme="minorHAnsi" w:cstheme="minorHAnsi"/>
-        </w:rPr>
-        <w:tab/>
-      </w:r>
-      <w:proofErr w:type="spellStart"/>
-      <w:r>
-        <w:rPr>
-          <w:rFonts w:asciiTheme="minorHAnsi" w:hAnsiTheme="minorHAnsi" w:cstheme="minorHAnsi"/>
-        </w:rPr>
-        <w:t>E</w:t>
-      </w:r>
-      <w:r>
-        <w:rPr>
-          <w:rFonts w:asciiTheme="minorHAnsi" w:hAnsiTheme="minorHAnsi" w:cstheme="minorHAnsi"/>
-        </w:rPr>
-        <w:t>mp_no</w:t>
-      </w:r>
-      <w:proofErr w:type="spellEnd"/>
-      <w:r>
-        <w:rPr>
-          <w:rFonts w:asciiTheme="minorHAnsi" w:hAnsiTheme="minorHAnsi" w:cstheme="minorHAnsi"/>
-        </w:rPr>
-        <w:t xml:space="preserve">, </w:t>
-      </w:r>
-      <w:r>
-        <w:rPr>
-          <w:rFonts w:asciiTheme="minorHAnsi" w:hAnsiTheme="minorHAnsi" w:cstheme="minorHAnsi"/>
-        </w:rPr>
-        <w:t>date</w:t>
-      </w:r>
-      <w:r>
-        <w:rPr>
-          <w:rFonts w:asciiTheme="minorHAnsi" w:hAnsiTheme="minorHAnsi" w:cstheme="minorHAnsi"/>
-        </w:rPr>
-        <w:t xml:space="preserve">, </w:t>
-      </w:r>
-      <w:r>
-        <w:rPr>
-          <w:rFonts w:asciiTheme="minorHAnsi" w:hAnsiTheme="minorHAnsi" w:cstheme="minorHAnsi"/>
-        </w:rPr>
-        <w:t>job</w:t>
-      </w:r>
-      <w:r>
-        <w:rPr>
-          <w:rFonts w:asciiTheme="minorHAnsi" w:hAnsiTheme="minorHAnsi" w:cstheme="minorHAnsi"/>
-        </w:rPr>
-        <w:t xml:space="preserve">, </w:t>
-      </w:r>
-      <w:proofErr w:type="spellStart"/>
-      <w:r>
-        <w:rPr>
-          <w:rFonts w:asciiTheme="minorHAnsi" w:hAnsiTheme="minorHAnsi" w:cstheme="minorHAnsi"/>
-        </w:rPr>
-        <w:t>sal</w:t>
-      </w:r>
-      <w:proofErr w:type="spellEnd"/>
     </w:p>
     <w:p>
       <w:pPr>
         <w:pStyle w:val="NoSpacing"/>
         <w:numPr>
           <w:ilvl w:val="0"/>
-          <w:numId w:val="133"/>
+          <w:numId w:val="129"/>
         </w:numPr>
         <w:rPr>
           <w:rFonts w:asciiTheme="minorHAnsi" w:hAnsiTheme="minorHAnsi" w:cstheme="minorHAnsi"/>
@@ -8429,6 +6847,26 @@
     </w:p>
     <w:p>
       <w:pPr>
+        <w:pStyle w:val="ListBullet2"/>
+        <w:numPr>
+          <w:ilvl w:val="0"/>
+          <w:numId w:val="129"/>
+        </w:numPr>
+        <w:rPr>
+          <w:rFonts w:asciiTheme="minorHAnsi" w:hAnsiTheme="minorHAnsi" w:cstheme="minorHAnsi"/>
+          <w:lang w:val="en-CA"/>
+        </w:rPr>
+      </w:pPr>
+      <w:r>
+        <w:rPr>
+          <w:rFonts w:asciiTheme="minorHAnsi" w:hAnsiTheme="minorHAnsi" w:cstheme="minorHAnsi"/>
+          <w:lang w:val="en-CA"/>
+        </w:rPr>
+        <w:t>No employee can have more than one job at a time.</w:t>
+      </w:r>
+    </w:p>
+    <w:p>
+      <w:pPr>
         <w:pStyle w:val="NoSpacing"/>
         <w:rPr>
           <w:rFonts w:asciiTheme="minorHAnsi" w:hAnsiTheme="minorHAnsi" w:cstheme="minorHAnsi"/>
@@ -8442,14 +6880,12 @@
           <w:rFonts w:asciiTheme="minorHAnsi" w:hAnsiTheme="minorHAnsi" w:cstheme="minorHAnsi"/>
         </w:rPr>
       </w:pPr>
-      <w:proofErr w:type="spellStart"/>
       <w:r>
         <w:rPr>
           <w:rFonts w:asciiTheme="minorHAnsi" w:hAnsiTheme="minorHAnsi" w:cstheme="minorHAnsi"/>
         </w:rPr>
         <w:t>OfficePhone</w:t>
       </w:r>
-      <w:proofErr w:type="spellEnd"/>
     </w:p>
     <w:p>
       <w:pPr>
@@ -8463,22 +6899,14 @@
           <w:rFonts w:asciiTheme="minorHAnsi" w:hAnsiTheme="minorHAnsi" w:cstheme="minorHAnsi"/>
         </w:rPr>
         <w:tab/>
-      </w:r>
-      <w:proofErr w:type="spellStart"/>
-      <w:r>
-        <w:rPr>
-          <w:rFonts w:asciiTheme="minorHAnsi" w:hAnsiTheme="minorHAnsi" w:cstheme="minorHAnsi"/>
-        </w:rPr>
         <w:t>Phone_no</w:t>
       </w:r>
-      <w:proofErr w:type="spellEnd"/>
       <w:r>
         <w:rPr>
           <w:rFonts w:asciiTheme="minorHAnsi" w:hAnsiTheme="minorHAnsi" w:cstheme="minorHAnsi"/>
         </w:rPr>
         <w:t xml:space="preserve">, </w:t>
       </w:r>
-      <w:proofErr w:type="spellStart"/>
       <w:r>
         <w:rPr>
           <w:rFonts w:asciiTheme="minorHAnsi" w:hAnsiTheme="minorHAnsi" w:cstheme="minorHAnsi"/>
@@ -8491,7 +6919,6 @@
         </w:rPr>
         <w:t>ffice_no</w:t>
       </w:r>
-      <w:proofErr w:type="spellEnd"/>
       <w:r>
         <w:rPr>
           <w:rFonts w:asciiTheme="minorHAnsi" w:hAnsiTheme="minorHAnsi" w:cstheme="minorHAnsi"/>
@@ -8504,7 +6931,7 @@
         <w:pStyle w:val="NoSpacing"/>
         <w:numPr>
           <w:ilvl w:val="0"/>
-          <w:numId w:val="133"/>
+          <w:numId w:val="129"/>
         </w:numPr>
         <w:rPr>
           <w:rFonts w:asciiTheme="minorHAnsi" w:hAnsiTheme="minorHAnsi" w:cstheme="minorHAnsi"/>
@@ -8514,63 +6941,7 @@
         <w:rPr>
           <w:rFonts w:asciiTheme="minorHAnsi" w:hAnsiTheme="minorHAnsi" w:cstheme="minorHAnsi"/>
         </w:rPr>
-        <w:t xml:space="preserve">Since </w:t>
-      </w:r>
-      <w:proofErr w:type="spellStart"/>
-      <w:r>
-        <w:rPr>
-          <w:rFonts w:asciiTheme="minorHAnsi" w:hAnsiTheme="minorHAnsi" w:cstheme="minorHAnsi"/>
-        </w:rPr>
-        <w:t>phone_no</w:t>
-      </w:r>
-      <w:proofErr w:type="spellEnd"/>
-      <w:r>
-        <w:rPr>
-          <w:rFonts w:asciiTheme="minorHAnsi" w:hAnsiTheme="minorHAnsi" w:cstheme="minorHAnsi"/>
-        </w:rPr>
-        <w:t xml:space="preserve">, </w:t>
-      </w:r>
-      <w:proofErr w:type="spellStart"/>
-      <w:r>
-        <w:rPr>
-          <w:rFonts w:asciiTheme="minorHAnsi" w:hAnsiTheme="minorHAnsi" w:cstheme="minorHAnsi"/>
-        </w:rPr>
-        <w:t>office_no</w:t>
-      </w:r>
-      <w:proofErr w:type="spellEnd"/>
-      <w:r>
-        <w:rPr>
-          <w:rFonts w:asciiTheme="minorHAnsi" w:hAnsiTheme="minorHAnsi" w:cstheme="minorHAnsi"/>
-        </w:rPr>
-        <w:t xml:space="preserve"> are globally unique, and there is a functional dependency of </w:t>
-      </w:r>
-      <w:proofErr w:type="spellStart"/>
-      <w:r>
-        <w:rPr>
-          <w:rFonts w:asciiTheme="minorHAnsi" w:hAnsiTheme="minorHAnsi" w:cstheme="minorHAnsi"/>
-        </w:rPr>
-        <w:t>phone_no</w:t>
-      </w:r>
-      <w:proofErr w:type="spellEnd"/>
-      <w:r>
-        <w:rPr>
-          <w:rFonts w:asciiTheme="minorHAnsi" w:hAnsiTheme="minorHAnsi" w:cstheme="minorHAnsi"/>
-        </w:rPr>
-        <w:t xml:space="preserve"> -&gt; </w:t>
-      </w:r>
-      <w:proofErr w:type="spellStart"/>
-      <w:r>
-        <w:rPr>
-          <w:rFonts w:asciiTheme="minorHAnsi" w:hAnsiTheme="minorHAnsi" w:cstheme="minorHAnsi"/>
-        </w:rPr>
-        <w:t>office_no</w:t>
-      </w:r>
-      <w:proofErr w:type="spellEnd"/>
-      <w:r>
-        <w:rPr>
-          <w:rFonts w:asciiTheme="minorHAnsi" w:hAnsiTheme="minorHAnsi" w:cstheme="minorHAnsi"/>
-        </w:rPr>
-        <w:t xml:space="preserve">, then this is required to achieve 3NF. </w:t>
+        <w:t xml:space="preserve">Since phone_no, office_no are globally unique, and there is a functional dependency of phone_no -&gt; office_no, then this is required to achieve 3NF. </w:t>
       </w:r>
     </w:p>
     <w:p>
@@ -8609,7 +6980,6 @@
         </w:rPr>
         <w:tab/>
       </w:r>
-      <w:proofErr w:type="spellStart"/>
       <w:r>
         <w:rPr>
           <w:rFonts w:asciiTheme="minorHAnsi" w:hAnsiTheme="minorHAnsi" w:cstheme="minorHAnsi"/>
@@ -8622,7 +6992,6 @@
         </w:rPr>
         <w:t>ffice_no</w:t>
       </w:r>
-      <w:proofErr w:type="spellEnd"/>
       <w:r>
         <w:rPr>
           <w:rFonts w:asciiTheme="minorHAnsi" w:hAnsiTheme="minorHAnsi" w:cstheme="minorHAnsi"/>
@@ -8635,21 +7004,19 @@
         </w:rPr>
         <w:t xml:space="preserve">area, </w:t>
       </w:r>
-      <w:proofErr w:type="spellStart"/>
       <w:r>
         <w:rPr>
           <w:rFonts w:asciiTheme="minorHAnsi" w:hAnsiTheme="minorHAnsi" w:cstheme="minorHAnsi"/>
         </w:rPr>
         <w:t>dep_no</w:t>
       </w:r>
-      <w:proofErr w:type="spellEnd"/>
     </w:p>
     <w:p>
       <w:pPr>
         <w:pStyle w:val="NoSpacing"/>
         <w:numPr>
           <w:ilvl w:val="0"/>
-          <w:numId w:val="133"/>
+          <w:numId w:val="129"/>
         </w:numPr>
         <w:rPr>
           <w:rFonts w:asciiTheme="minorHAnsi" w:hAnsiTheme="minorHAnsi" w:cstheme="minorHAnsi"/>
@@ -8659,21 +7026,27 @@
         <w:rPr>
           <w:rFonts w:asciiTheme="minorHAnsi" w:hAnsiTheme="minorHAnsi" w:cstheme="minorHAnsi"/>
         </w:rPr>
-        <w:t xml:space="preserve">Since </w:t>
-      </w:r>
-      <w:proofErr w:type="spellStart"/>
-      <w:r>
-        <w:rPr>
-          <w:rFonts w:asciiTheme="minorHAnsi" w:hAnsiTheme="minorHAnsi" w:cstheme="minorHAnsi"/>
-        </w:rPr>
-        <w:t>office_no</w:t>
-      </w:r>
-      <w:proofErr w:type="spellEnd"/>
-      <w:r>
-        <w:rPr>
-          <w:rFonts w:asciiTheme="minorHAnsi" w:hAnsiTheme="minorHAnsi" w:cstheme="minorHAnsi"/>
-        </w:rPr>
-        <w:t xml:space="preserve"> is the unique attribute, then area would belong within here</w:t>
+        <w:t>Since office_no is the unique attribute, then area would belong within here</w:t>
+      </w:r>
+    </w:p>
+    <w:p>
+      <w:pPr>
+        <w:pStyle w:val="ListBullet2"/>
+        <w:numPr>
+          <w:ilvl w:val="0"/>
+          <w:numId w:val="129"/>
+        </w:numPr>
+        <w:rPr>
+          <w:rFonts w:asciiTheme="minorHAnsi" w:hAnsiTheme="minorHAnsi" w:cstheme="minorHAnsi"/>
+          <w:lang w:val="en-CA"/>
+        </w:rPr>
+      </w:pPr>
+      <w:r>
+        <w:rPr>
+          <w:rFonts w:asciiTheme="minorHAnsi" w:hAnsiTheme="minorHAnsi" w:cstheme="minorHAnsi"/>
+          <w:lang w:val="en-CA"/>
+        </w:rPr>
+        <w:t>No office can be assigned to more than one department at a time.</w:t>
       </w:r>
     </w:p>
     <w:p>
@@ -8691,6 +7064,14 @@
           <w:rFonts w:asciiTheme="minorHAnsi" w:hAnsiTheme="minorHAnsi" w:cstheme="minorHAnsi"/>
         </w:rPr>
       </w:pPr>
+    </w:p>
+    <w:p>
+      <w:pPr>
+        <w:pStyle w:val="NoSpacing"/>
+        <w:rPr>
+          <w:rFonts w:asciiTheme="minorHAnsi" w:hAnsiTheme="minorHAnsi" w:cstheme="minorHAnsi"/>
+        </w:rPr>
+      </w:pPr>
       <w:r>
         <w:rPr>
           <w:rFonts w:asciiTheme="minorHAnsi" w:hAnsiTheme="minorHAnsi" w:cstheme="minorHAnsi"/>
@@ -8711,7 +7092,6 @@
         </w:rPr>
         <w:tab/>
       </w:r>
-      <w:proofErr w:type="spellStart"/>
       <w:r>
         <w:rPr>
           <w:rFonts w:asciiTheme="minorHAnsi" w:hAnsiTheme="minorHAnsi" w:cstheme="minorHAnsi"/>
@@ -8724,35 +7104,50 @@
         </w:rPr>
         <w:t>roj_no</w:t>
       </w:r>
-      <w:proofErr w:type="spellEnd"/>
       <w:r>
         <w:rPr>
           <w:rFonts w:asciiTheme="minorHAnsi" w:hAnsiTheme="minorHAnsi" w:cstheme="minorHAnsi"/>
         </w:rPr>
         <w:t xml:space="preserve">, </w:t>
       </w:r>
-      <w:proofErr w:type="spellStart"/>
       <w:r>
         <w:rPr>
           <w:rFonts w:asciiTheme="minorHAnsi" w:hAnsiTheme="minorHAnsi" w:cstheme="minorHAnsi"/>
         </w:rPr>
         <w:t>dep_no</w:t>
       </w:r>
-      <w:proofErr w:type="spellEnd"/>
       <w:r>
         <w:rPr>
           <w:rFonts w:asciiTheme="minorHAnsi" w:hAnsiTheme="minorHAnsi" w:cstheme="minorHAnsi"/>
         </w:rPr>
         <w:t xml:space="preserve">, </w:t>
       </w:r>
-      <w:proofErr w:type="spellStart"/>
       <w:r>
         <w:rPr>
           <w:rFonts w:asciiTheme="minorHAnsi" w:hAnsiTheme="minorHAnsi" w:cstheme="minorHAnsi"/>
         </w:rPr>
         <w:t>p_budget</w:t>
       </w:r>
-      <w:proofErr w:type="spellEnd"/>
+    </w:p>
+    <w:p>
+      <w:pPr>
+        <w:pStyle w:val="ListBullet2"/>
+        <w:numPr>
+          <w:ilvl w:val="0"/>
+          <w:numId w:val="129"/>
+        </w:numPr>
+        <w:rPr>
+          <w:rFonts w:asciiTheme="minorHAnsi" w:hAnsiTheme="minorHAnsi" w:cstheme="minorHAnsi"/>
+          <w:lang w:val="en-CA"/>
+        </w:rPr>
+      </w:pPr>
+      <w:r>
+        <w:rPr>
+          <w:rFonts w:asciiTheme="minorHAnsi" w:hAnsiTheme="minorHAnsi" w:cstheme="minorHAnsi"/>
+          <w:lang w:val="en-CA"/>
+        </w:rPr>
+        <w:t>No project can be assigned to more than one department at a time.</w:t>
+      </w:r>
     </w:p>
     <w:p>
       <w:pPr>
@@ -8769,6 +7164,14 @@
           <w:rFonts w:asciiTheme="minorHAnsi" w:hAnsiTheme="minorHAnsi" w:cstheme="minorHAnsi"/>
         </w:rPr>
       </w:pPr>
+    </w:p>
+    <w:p>
+      <w:pPr>
+        <w:pStyle w:val="NoSpacing"/>
+        <w:rPr>
+          <w:rFonts w:asciiTheme="minorHAnsi" w:hAnsiTheme="minorHAnsi" w:cstheme="minorHAnsi"/>
+        </w:rPr>
+      </w:pPr>
       <w:r>
         <w:rPr>
           <w:rFonts w:asciiTheme="minorHAnsi" w:hAnsiTheme="minorHAnsi" w:cstheme="minorHAnsi"/>
@@ -8788,22 +7191,14 @@
           <w:rFonts w:asciiTheme="minorHAnsi" w:hAnsiTheme="minorHAnsi" w:cstheme="minorHAnsi"/>
         </w:rPr>
         <w:tab/>
-      </w:r>
-      <w:proofErr w:type="spellStart"/>
-      <w:r>
-        <w:rPr>
-          <w:rFonts w:asciiTheme="minorHAnsi" w:hAnsiTheme="minorHAnsi" w:cstheme="minorHAnsi"/>
-        </w:rPr>
         <w:t>Dep_no</w:t>
       </w:r>
-      <w:proofErr w:type="spellEnd"/>
       <w:r>
         <w:rPr>
           <w:rFonts w:asciiTheme="minorHAnsi" w:hAnsiTheme="minorHAnsi" w:cstheme="minorHAnsi"/>
         </w:rPr>
         <w:t xml:space="preserve">, </w:t>
       </w:r>
-      <w:proofErr w:type="spellStart"/>
       <w:r>
         <w:rPr>
           <w:rFonts w:asciiTheme="minorHAnsi" w:hAnsiTheme="minorHAnsi" w:cstheme="minorHAnsi"/>
@@ -8816,14 +7211,12 @@
         </w:rPr>
         <w:t>_budget</w:t>
       </w:r>
-      <w:proofErr w:type="spellEnd"/>
       <w:r>
         <w:rPr>
           <w:rFonts w:asciiTheme="minorHAnsi" w:hAnsiTheme="minorHAnsi" w:cstheme="minorHAnsi"/>
         </w:rPr>
         <w:t xml:space="preserve">, </w:t>
       </w:r>
-      <w:proofErr w:type="spellStart"/>
       <w:r>
         <w:rPr>
           <w:rFonts w:asciiTheme="minorHAnsi" w:hAnsiTheme="minorHAnsi" w:cstheme="minorHAnsi"/>
@@ -8836,7 +7229,25 @@
         </w:rPr>
         <w:t>gr_emp_no</w:t>
       </w:r>
-      <w:proofErr w:type="spellEnd"/>
+    </w:p>
+    <w:p>
+      <w:pPr>
+        <w:pStyle w:val="ListBullet2"/>
+        <w:numPr>
+          <w:ilvl w:val="0"/>
+          <w:numId w:val="129"/>
+        </w:numPr>
+        <w:rPr>
+          <w:rFonts w:asciiTheme="minorHAnsi" w:hAnsiTheme="minorHAnsi" w:cstheme="minorHAnsi"/>
+        </w:rPr>
+      </w:pPr>
+      <w:r>
+        <w:rPr>
+          <w:rFonts w:asciiTheme="minorHAnsi" w:hAnsiTheme="minorHAnsi" w:cstheme="minorHAnsi"/>
+          <w:lang w:val="en-CA"/>
+        </w:rPr>
+        <w:t>No employee can manage more than one department at a time.</w:t>
+      </w:r>
     </w:p>
     <w:sectPr>
       <w:pgSz w:w="12240" w:h="15840" w:code="1"/>
@@ -9122,7 +7533,7 @@
   <w:abstractNum w:abstractNumId="3" w15:restartNumberingAfterBreak="0">
     <w:nsid w:val="FFFFFF7F"/>
     <w:multiLevelType w:val="singleLevel"/>
-    <w:tmpl w:val="EB74549A"/>
+    <w:tmpl w:val="91923364"/>
     <w:lvl w:ilvl="0">
       <w:start w:val="1"/>
       <w:numFmt w:val="decimal"/>
@@ -9194,7 +7605,7 @@
   <w:abstractNum w:abstractNumId="7" w15:restartNumberingAfterBreak="0">
     <w:nsid w:val="FFFFFF83"/>
     <w:multiLevelType w:val="singleLevel"/>
-    <w:tmpl w:val="610A37D0"/>
+    <w:tmpl w:val="476A3C08"/>
     <w:lvl w:ilvl="0">
       <w:start w:val="1"/>
       <w:numFmt w:val="bullet"/>
@@ -9212,7 +7623,7 @@
   <w:abstractNum w:abstractNumId="8" w15:restartNumberingAfterBreak="0">
     <w:nsid w:val="FFFFFF88"/>
     <w:multiLevelType w:val="singleLevel"/>
-    <w:tmpl w:val="51EEA986"/>
+    <w:tmpl w:val="F96EBA54"/>
     <w:lvl w:ilvl="0">
       <w:start w:val="1"/>
       <w:numFmt w:val="decimal"/>
@@ -9890,6 +8301,118 @@
     </w:lvl>
   </w:abstractNum>
   <w:abstractNum w:abstractNumId="16" w15:restartNumberingAfterBreak="0">
+    <w:nsid w:val="2B367DA9"/>
+    <w:multiLevelType w:val="hybridMultilevel"/>
+    <w:tmpl w:val="F0C0BDAC"/>
+    <w:lvl w:ilvl="0" w:tplc="BA0AC3A4">
+      <w:numFmt w:val="bullet"/>
+      <w:lvlText w:val="-"/>
+      <w:lvlJc w:val="left"/>
+      <w:pPr>
+        <w:ind w:left="1080" w:hanging="360"/>
+      </w:pPr>
+      <w:rPr>
+        <w:rFonts w:ascii="Calibri" w:eastAsiaTheme="minorEastAsia" w:hAnsi="Calibri" w:cs="Calibri" w:hint="default"/>
+      </w:rPr>
+    </w:lvl>
+    <w:lvl w:ilvl="1" w:tplc="10090003">
+      <w:start w:val="1"/>
+      <w:numFmt w:val="bullet"/>
+      <w:lvlText w:val="o"/>
+      <w:lvlJc w:val="left"/>
+      <w:pPr>
+        <w:ind w:left="1800" w:hanging="360"/>
+      </w:pPr>
+      <w:rPr>
+        <w:rFonts w:ascii="Courier New" w:hAnsi="Courier New" w:cs="Courier New" w:hint="default"/>
+      </w:rPr>
+    </w:lvl>
+    <w:lvl w:ilvl="2" w:tplc="10090005" w:tentative="1">
+      <w:start w:val="1"/>
+      <w:numFmt w:val="bullet"/>
+      <w:lvlText w:val=""/>
+      <w:lvlJc w:val="left"/>
+      <w:pPr>
+        <w:ind w:left="2520" w:hanging="360"/>
+      </w:pPr>
+      <w:rPr>
+        <w:rFonts w:ascii="Wingdings" w:hAnsi="Wingdings" w:hint="default"/>
+      </w:rPr>
+    </w:lvl>
+    <w:lvl w:ilvl="3" w:tplc="10090001" w:tentative="1">
+      <w:start w:val="1"/>
+      <w:numFmt w:val="bullet"/>
+      <w:lvlText w:val=""/>
+      <w:lvlJc w:val="left"/>
+      <w:pPr>
+        <w:ind w:left="3240" w:hanging="360"/>
+      </w:pPr>
+      <w:rPr>
+        <w:rFonts w:ascii="Symbol" w:hAnsi="Symbol" w:hint="default"/>
+      </w:rPr>
+    </w:lvl>
+    <w:lvl w:ilvl="4" w:tplc="10090003" w:tentative="1">
+      <w:start w:val="1"/>
+      <w:numFmt w:val="bullet"/>
+      <w:lvlText w:val="o"/>
+      <w:lvlJc w:val="left"/>
+      <w:pPr>
+        <w:ind w:left="3960" w:hanging="360"/>
+      </w:pPr>
+      <w:rPr>
+        <w:rFonts w:ascii="Courier New" w:hAnsi="Courier New" w:cs="Courier New" w:hint="default"/>
+      </w:rPr>
+    </w:lvl>
+    <w:lvl w:ilvl="5" w:tplc="10090005" w:tentative="1">
+      <w:start w:val="1"/>
+      <w:numFmt w:val="bullet"/>
+      <w:lvlText w:val=""/>
+      <w:lvlJc w:val="left"/>
+      <w:pPr>
+        <w:ind w:left="4680" w:hanging="360"/>
+      </w:pPr>
+      <w:rPr>
+        <w:rFonts w:ascii="Wingdings" w:hAnsi="Wingdings" w:hint="default"/>
+      </w:rPr>
+    </w:lvl>
+    <w:lvl w:ilvl="6" w:tplc="10090001" w:tentative="1">
+      <w:start w:val="1"/>
+      <w:numFmt w:val="bullet"/>
+      <w:lvlText w:val=""/>
+      <w:lvlJc w:val="left"/>
+      <w:pPr>
+        <w:ind w:left="5400" w:hanging="360"/>
+      </w:pPr>
+      <w:rPr>
+        <w:rFonts w:ascii="Symbol" w:hAnsi="Symbol" w:hint="default"/>
+      </w:rPr>
+    </w:lvl>
+    <w:lvl w:ilvl="7" w:tplc="10090003" w:tentative="1">
+      <w:start w:val="1"/>
+      <w:numFmt w:val="bullet"/>
+      <w:lvlText w:val="o"/>
+      <w:lvlJc w:val="left"/>
+      <w:pPr>
+        <w:ind w:left="6120" w:hanging="360"/>
+      </w:pPr>
+      <w:rPr>
+        <w:rFonts w:ascii="Courier New" w:hAnsi="Courier New" w:cs="Courier New" w:hint="default"/>
+      </w:rPr>
+    </w:lvl>
+    <w:lvl w:ilvl="8" w:tplc="10090005" w:tentative="1">
+      <w:start w:val="1"/>
+      <w:numFmt w:val="bullet"/>
+      <w:lvlText w:val=""/>
+      <w:lvlJc w:val="left"/>
+      <w:pPr>
+        <w:ind w:left="6840" w:hanging="360"/>
+      </w:pPr>
+      <w:rPr>
+        <w:rFonts w:ascii="Wingdings" w:hAnsi="Wingdings" w:hint="default"/>
+      </w:rPr>
+    </w:lvl>
+  </w:abstractNum>
+  <w:abstractNum w:abstractNumId="17" w15:restartNumberingAfterBreak="0">
     <w:nsid w:val="319E43A5"/>
     <w:multiLevelType w:val="hybridMultilevel"/>
     <w:tmpl w:val="18388C68"/>
@@ -10002,7 +8525,7 @@
       </w:rPr>
     </w:lvl>
   </w:abstractNum>
-  <w:abstractNum w:abstractNumId="17" w15:restartNumberingAfterBreak="0">
+  <w:abstractNum w:abstractNumId="18" w15:restartNumberingAfterBreak="0">
     <w:nsid w:val="3B3F1DA4"/>
     <w:multiLevelType w:val="hybridMultilevel"/>
     <w:tmpl w:val="35E03B00"/>
@@ -10092,7 +8615,7 @@
       </w:pPr>
     </w:lvl>
   </w:abstractNum>
-  <w:abstractNum w:abstractNumId="18" w15:restartNumberingAfterBreak="0">
+  <w:abstractNum w:abstractNumId="19" w15:restartNumberingAfterBreak="0">
     <w:nsid w:val="4A4F6A6F"/>
     <w:multiLevelType w:val="hybridMultilevel"/>
     <w:tmpl w:val="C05632BA"/>
@@ -10181,7 +8704,7 @@
       </w:pPr>
     </w:lvl>
   </w:abstractNum>
-  <w:abstractNum w:abstractNumId="19" w15:restartNumberingAfterBreak="0">
+  <w:abstractNum w:abstractNumId="20" w15:restartNumberingAfterBreak="0">
     <w:nsid w:val="4F064D93"/>
     <w:multiLevelType w:val="hybridMultilevel"/>
     <w:tmpl w:val="CF1CE1AA"/>
@@ -10293,7 +8816,7 @@
       </w:rPr>
     </w:lvl>
   </w:abstractNum>
-  <w:abstractNum w:abstractNumId="20" w15:restartNumberingAfterBreak="0">
+  <w:abstractNum w:abstractNumId="21" w15:restartNumberingAfterBreak="0">
     <w:nsid w:val="527B07F4"/>
     <w:multiLevelType w:val="hybridMultilevel"/>
     <w:tmpl w:val="0C7A0D34"/>
@@ -10405,7 +8928,7 @@
       </w:rPr>
     </w:lvl>
   </w:abstractNum>
-  <w:abstractNum w:abstractNumId="21" w15:restartNumberingAfterBreak="0">
+  <w:abstractNum w:abstractNumId="22" w15:restartNumberingAfterBreak="0">
     <w:nsid w:val="5ED150E9"/>
     <w:multiLevelType w:val="hybridMultilevel"/>
     <w:tmpl w:val="EA64B4C6"/>
@@ -10518,7 +9041,7 @@
       </w:rPr>
     </w:lvl>
   </w:abstractNum>
-  <w:abstractNum w:abstractNumId="22" w15:restartNumberingAfterBreak="0">
+  <w:abstractNum w:abstractNumId="23" w15:restartNumberingAfterBreak="0">
     <w:nsid w:val="5F3B2CF7"/>
     <w:multiLevelType w:val="hybridMultilevel"/>
     <w:tmpl w:val="95C04A2C"/>
@@ -10630,7 +9153,7 @@
       </w:rPr>
     </w:lvl>
   </w:abstractNum>
-  <w:abstractNum w:abstractNumId="23" w15:restartNumberingAfterBreak="0">
+  <w:abstractNum w:abstractNumId="24" w15:restartNumberingAfterBreak="0">
     <w:nsid w:val="6CDB557D"/>
     <w:multiLevelType w:val="hybridMultilevel"/>
     <w:tmpl w:val="EA00C8A4"/>
@@ -10743,7 +9266,7 @@
       </w:rPr>
     </w:lvl>
   </w:abstractNum>
-  <w:abstractNum w:abstractNumId="24" w15:restartNumberingAfterBreak="0">
+  <w:abstractNum w:abstractNumId="25" w15:restartNumberingAfterBreak="0">
     <w:nsid w:val="78CB5BD9"/>
     <w:multiLevelType w:val="hybridMultilevel"/>
     <w:tmpl w:val="0A524BF8"/>
@@ -10863,13 +9386,13 @@
     <w:abstractNumId w:val="0"/>
   </w:num>
   <w:num w:numId="11" w16cid:durableId="1162157265">
-    <w:abstractNumId w:val="21"/>
+    <w:abstractNumId w:val="22"/>
   </w:num>
   <w:num w:numId="12" w16cid:durableId="1962225631">
-    <w:abstractNumId w:val="18"/>
+    <w:abstractNumId w:val="19"/>
   </w:num>
   <w:num w:numId="13" w16cid:durableId="77335965">
-    <w:abstractNumId w:val="23"/>
+    <w:abstractNumId w:val="24"/>
   </w:num>
   <w:num w:numId="14" w16cid:durableId="1111628298">
     <w:abstractNumId w:val="12"/>
@@ -11496,7 +10019,7 @@
     <w:abstractNumId w:val="3"/>
   </w:num>
   <w:num w:numId="129" w16cid:durableId="639312066">
-    <w:abstractNumId w:val="20"/>
+    <w:abstractNumId w:val="21"/>
   </w:num>
   <w:num w:numId="130" w16cid:durableId="1024015583">
     <w:abstractNumId w:val="3"/>
@@ -11520,10 +10043,10 @@
     <w:abstractNumId w:val="3"/>
   </w:num>
   <w:num w:numId="137" w16cid:durableId="1103265263">
-    <w:abstractNumId w:val="19"/>
+    <w:abstractNumId w:val="20"/>
   </w:num>
   <w:num w:numId="138" w16cid:durableId="314184509">
-    <w:abstractNumId w:val="22"/>
+    <w:abstractNumId w:val="23"/>
   </w:num>
   <w:num w:numId="139" w16cid:durableId="999234748">
     <w:abstractNumId w:val="3"/>
@@ -11538,16 +10061,16 @@
     <w:abstractNumId w:val="11"/>
   </w:num>
   <w:num w:numId="143" w16cid:durableId="1488785346">
-    <w:abstractNumId w:val="17"/>
+    <w:abstractNumId w:val="18"/>
   </w:num>
   <w:num w:numId="144" w16cid:durableId="1163547467">
-    <w:abstractNumId w:val="24"/>
+    <w:abstractNumId w:val="25"/>
   </w:num>
   <w:num w:numId="145" w16cid:durableId="1121806843">
     <w:abstractNumId w:val="3"/>
   </w:num>
   <w:num w:numId="146" w16cid:durableId="1659579346">
-    <w:abstractNumId w:val="16"/>
+    <w:abstractNumId w:val="17"/>
   </w:num>
   <w:num w:numId="147" w16cid:durableId="1324240628">
     <w:abstractNumId w:val="3"/>
@@ -11557,6 +10080,18 @@
   </w:num>
   <w:num w:numId="149" w16cid:durableId="2028406978">
     <w:abstractNumId w:val="8"/>
+  </w:num>
+  <w:num w:numId="150" w16cid:durableId="1794010784">
+    <w:abstractNumId w:val="3"/>
+  </w:num>
+  <w:num w:numId="151" w16cid:durableId="1713067914">
+    <w:abstractNumId w:val="8"/>
+  </w:num>
+  <w:num w:numId="152" w16cid:durableId="1042247023">
+    <w:abstractNumId w:val="8"/>
+  </w:num>
+  <w:num w:numId="153" w16cid:durableId="1984112494">
+    <w:abstractNumId w:val="16"/>
   </w:num>
   <w:numIdMacAtCleanup w:val="103"/>
 </w:numbering>
@@ -14570,15 +13105,21 @@
 </file>
 
 <file path=customXml/item1.xml><?xml version="1.0" encoding="utf-8"?>
-<?mso-contentType ?>
-<FormTemplates xmlns="http://schemas.microsoft.com/sharepoint/v3/contenttype/forms">
-  <Display>DocumentLibraryForm</Display>
-  <Edit>DocumentLibraryForm</Edit>
-  <New>DocumentLibraryForm</New>
-</FormTemplates>
+<b:Sources xmlns:b="http://schemas.openxmlformats.org/officeDocument/2006/bibliography" xmlns="http://schemas.openxmlformats.org/officeDocument/2006/bibliography" SelectedStyle="\APA.XSL" StyleName="APA"/>
 </file>
 
 <file path=customXml/item2.xml><?xml version="1.0" encoding="utf-8"?>
+<p:properties xmlns:p="http://schemas.microsoft.com/office/2006/metadata/properties" xmlns:xsi="http://www.w3.org/2001/XMLSchema-instance" xmlns:pc="http://schemas.microsoft.com/office/infopath/2007/PartnerControls">
+  <documentManagement>
+    <lcf76f155ced4ddcb4097134ff3c332f xmlns="4a534700-9dcf-4b96-ae9d-c6dbef9a34a7">
+      <Terms xmlns="http://schemas.microsoft.com/office/infopath/2007/PartnerControls"/>
+    </lcf76f155ced4ddcb4097134ff3c332f>
+    <TaxCatchAll xmlns="41958c91-4188-452c-8308-cdb1a6d274fe" xsi:nil="true"/>
+  </documentManagement>
+</p:properties>
+</file>
+
+<file path=customXml/item3.xml><?xml version="1.0" encoding="utf-8"?>
 <ct:contentTypeSchema xmlns:ct="http://schemas.microsoft.com/office/2006/metadata/contentType" xmlns:ma="http://schemas.microsoft.com/office/2006/metadata/properties/metaAttributes" ct:_="" ma:_="" ma:contentTypeName="Document" ma:contentTypeID="0x010100C6868D70145F544687EA3D9CD0B415F7" ma:contentTypeVersion="13" ma:contentTypeDescription="Create a new document." ma:contentTypeScope="" ma:versionID="2ff21eb7152ef27919eb89640afe50f0">
   <xsd:schema xmlns:xsd="http://www.w3.org/2001/XMLSchema" xmlns:xs="http://www.w3.org/2001/XMLSchema" xmlns:p="http://schemas.microsoft.com/office/2006/metadata/properties" xmlns:ns2="4a534700-9dcf-4b96-ae9d-c6dbef9a34a7" xmlns:ns3="41958c91-4188-452c-8308-cdb1a6d274fe" targetNamespace="http://schemas.microsoft.com/office/2006/metadata/properties" ma:root="true" ma:fieldsID="b1d7492df6a0b9ee48f51bce6858bbbe" ns2:_="" ns3:_="">
     <xsd:import namespace="4a534700-9dcf-4b96-ae9d-c6dbef9a34a7"/>
@@ -14787,30 +13328,35 @@
 </ct:contentTypeSchema>
 </file>
 
-<file path=customXml/item3.xml><?xml version="1.0" encoding="utf-8"?>
-<p:properties xmlns:p="http://schemas.microsoft.com/office/2006/metadata/properties" xmlns:xsi="http://www.w3.org/2001/XMLSchema-instance" xmlns:pc="http://schemas.microsoft.com/office/infopath/2007/PartnerControls">
-  <documentManagement>
-    <lcf76f155ced4ddcb4097134ff3c332f xmlns="4a534700-9dcf-4b96-ae9d-c6dbef9a34a7">
-      <Terms xmlns="http://schemas.microsoft.com/office/infopath/2007/PartnerControls"/>
-    </lcf76f155ced4ddcb4097134ff3c332f>
-    <TaxCatchAll xmlns="41958c91-4188-452c-8308-cdb1a6d274fe" xsi:nil="true"/>
-  </documentManagement>
-</p:properties>
-</file>
-
 <file path=customXml/item4.xml><?xml version="1.0" encoding="utf-8"?>
-<b:Sources xmlns:b="http://schemas.openxmlformats.org/officeDocument/2006/bibliography" xmlns="http://schemas.openxmlformats.org/officeDocument/2006/bibliography" SelectedStyle="\APA.XSL" StyleName="APA"/>
+<?mso-contentType ?>
+<FormTemplates xmlns="http://schemas.microsoft.com/sharepoint/v3/contenttype/forms">
+  <Display>DocumentLibraryForm</Display>
+  <Edit>DocumentLibraryForm</Edit>
+  <New>DocumentLibraryForm</New>
+</FormTemplates>
 </file>
 
 <file path=customXml/itemProps1.xml><?xml version="1.0" encoding="utf-8"?>
-<ds:datastoreItem xmlns:ds="http://schemas.openxmlformats.org/officeDocument/2006/customXml" ds:itemID="{8C63E46B-8B82-419B-9F48-E95BD9A57444}">
+<ds:datastoreItem xmlns:ds="http://schemas.openxmlformats.org/officeDocument/2006/customXml" ds:itemID="{87B51CDC-4181-4E2C-A96A-C3842A95077A}">
   <ds:schemaRefs>
-    <ds:schemaRef ds:uri="http://schemas.microsoft.com/sharepoint/v3/contenttype/forms"/>
+    <ds:schemaRef ds:uri="http://schemas.openxmlformats.org/officeDocument/2006/bibliography"/>
   </ds:schemaRefs>
 </ds:datastoreItem>
 </file>
 
 <file path=customXml/itemProps2.xml><?xml version="1.0" encoding="utf-8"?>
+<ds:datastoreItem xmlns:ds="http://schemas.openxmlformats.org/officeDocument/2006/customXml" ds:itemID="{8B82DC25-3273-4926-89B7-F56DA24553BD}">
+  <ds:schemaRefs>
+    <ds:schemaRef ds:uri="http://schemas.microsoft.com/office/2006/metadata/properties"/>
+    <ds:schemaRef ds:uri="http://schemas.microsoft.com/office/infopath/2007/PartnerControls"/>
+    <ds:schemaRef ds:uri="4a534700-9dcf-4b96-ae9d-c6dbef9a34a7"/>
+    <ds:schemaRef ds:uri="41958c91-4188-452c-8308-cdb1a6d274fe"/>
+  </ds:schemaRefs>
+</ds:datastoreItem>
+</file>
+
+<file path=customXml/itemProps3.xml><?xml version="1.0" encoding="utf-8"?>
 <ds:datastoreItem xmlns:ds="http://schemas.openxmlformats.org/officeDocument/2006/customXml" ds:itemID="{EB3E470F-70EF-4B98-844C-47DC491DADB0}">
   <ds:schemaRefs>
     <ds:schemaRef ds:uri="http://schemas.microsoft.com/office/2006/metadata/contentType"/>
@@ -14829,21 +13375,10 @@
 </ds:datastoreItem>
 </file>
 
-<file path=customXml/itemProps3.xml><?xml version="1.0" encoding="utf-8"?>
-<ds:datastoreItem xmlns:ds="http://schemas.openxmlformats.org/officeDocument/2006/customXml" ds:itemID="{8B82DC25-3273-4926-89B7-F56DA24553BD}">
+<file path=customXml/itemProps4.xml><?xml version="1.0" encoding="utf-8"?>
+<ds:datastoreItem xmlns:ds="http://schemas.openxmlformats.org/officeDocument/2006/customXml" ds:itemID="{8C63E46B-8B82-419B-9F48-E95BD9A57444}">
   <ds:schemaRefs>
-    <ds:schemaRef ds:uri="http://schemas.microsoft.com/office/2006/metadata/properties"/>
-    <ds:schemaRef ds:uri="http://schemas.microsoft.com/office/infopath/2007/PartnerControls"/>
-    <ds:schemaRef ds:uri="4a534700-9dcf-4b96-ae9d-c6dbef9a34a7"/>
-    <ds:schemaRef ds:uri="41958c91-4188-452c-8308-cdb1a6d274fe"/>
-  </ds:schemaRefs>
-</ds:datastoreItem>
-</file>
-
-<file path=customXml/itemProps4.xml><?xml version="1.0" encoding="utf-8"?>
-<ds:datastoreItem xmlns:ds="http://schemas.openxmlformats.org/officeDocument/2006/customXml" ds:itemID="{87B51CDC-4181-4E2C-A96A-C3842A95077A}">
-  <ds:schemaRefs>
-    <ds:schemaRef ds:uri="http://schemas.openxmlformats.org/officeDocument/2006/bibliography"/>
+    <ds:schemaRef ds:uri="http://schemas.microsoft.com/sharepoint/v3/contenttype/forms"/>
   </ds:schemaRefs>
 </ds:datastoreItem>
 </file>